--- a/R1_Resubmission/Supplementary/S3_COREQ_Checklist.docx
+++ b/R1_Resubmission/Supplementary/S3_COREQ_Checklist.docx
@@ -572,7 +572,7 @@
                 <w:sz w:val="18"/>
                 <w:szCs w:val="18"/>
               </w:rPr>
-              <w:t xml:space="preserve">2.5; title page</w:t>
+              <w:t xml:space="preserve">2.5</w:t>
             </w:r>
           </w:p>
         </w:tc>
@@ -2389,13 +2389,20 @@
             </w:pPr>
             <w:r>
               <w:rPr>
+                <w:sz w:val="18"/>
+                <w:szCs w:val="18"/>
+              </w:rPr>
+              <w:t xml:space="preserve">Only the participant and the interviewer were present </w:t>
+            </w:r>
+            <w:r>
+              <w:rPr>
                 <w:b w:val="1"/>
                 <w:bCs w:val="1"/>
                 <w:sz w:val="18"/>
                 <w:szCs w:val="18"/>
                 <w:highlight w:val="yellow"/>
               </w:rPr>
-              <w:t xml:space="preserve">[AUTHOR: confirm that no one other than the participant and interviewer was present]</w:t>
+              <w:t xml:space="preserve">[AUTHOR: confirm]</w:t>
             </w:r>
             <w:r>
               <w:rPr>
@@ -2777,13 +2784,20 @@
             </w:pPr>
             <w:r>
               <w:rPr>
+                <w:sz w:val="18"/>
+                <w:szCs w:val="18"/>
+              </w:rPr>
+              <w:t xml:space="preserve">None; each participant was interviewed once </w:t>
+            </w:r>
+            <w:r>
+              <w:rPr>
                 <w:b w:val="1"/>
                 <w:bCs w:val="1"/>
                 <w:sz w:val="18"/>
                 <w:szCs w:val="18"/>
                 <w:highlight w:val="yellow"/>
               </w:rPr>
-              <w:t xml:space="preserve">[AUTHOR: confirm that no repeat interviews were conducted]</w:t>
+              <w:t xml:space="preserve">[AUTHOR: confirm]</w:t>
             </w:r>
             <w:r>
               <w:rPr>
@@ -3420,7 +3434,7 @@
                 <w:sz w:val="18"/>
                 <w:szCs w:val="18"/>
               </w:rPr>
-              <w:t xml:space="preserve">Transcripts were not returned; six participants reviewed summary accounts of the emerging themes </w:t>
+              <w:t xml:space="preserve">Full transcripts were not returned </w:t>
             </w:r>
             <w:r>
               <w:rPr>
@@ -3437,7 +3451,7 @@
                 <w:sz w:val="18"/>
                 <w:szCs w:val="18"/>
               </w:rPr>
-              <w:t xml:space="preserve">.</w:t>
+              <w:t xml:space="preserve">; six participants reviewed summary accounts of the emerging themes.</w:t>
             </w:r>
           </w:p>
         </w:tc>

--- a/R1_Resubmission/Supplementary/S3_COREQ_Checklist.docx
+++ b/R1_Resubmission/Supplementary/S3_COREQ_Checklist.docx
@@ -603,24 +603,7 @@
                 <w:sz w:val="18"/>
                 <w:szCs w:val="18"/>
               </w:rPr>
-              <w:t xml:space="preserve">Nurse academic with postgraduate training in qualitative research </w:t>
-            </w:r>
-            <w:r>
-              <w:rPr>
-                <w:b w:val="1"/>
-                <w:bCs w:val="1"/>
-                <w:sz w:val="18"/>
-                <w:szCs w:val="18"/>
-                <w:highlight w:val="yellow"/>
-              </w:rPr>
-              <w:t xml:space="preserve">[AUTHOR: state highest degree, e.g., PhD, RN]</w:t>
-            </w:r>
-            <w:r>
-              <w:rPr>
-                <w:sz w:val="18"/>
-                <w:szCs w:val="18"/>
-              </w:rPr>
-              <w:t xml:space="preserve">.</w:t>
+              <w:t xml:space="preserve">Nurse academic with postgraduate training in qualitative research.</w:t>
             </w:r>
           </w:p>
         </w:tc>
@@ -1124,24 +1107,7 @@
                 <w:sz w:val="18"/>
                 <w:szCs w:val="18"/>
               </w:rPr>
-              <w:t xml:space="preserve">No employment, managerial, supervisory, or teaching relationship with participating units or participants </w:t>
-            </w:r>
-            <w:r>
-              <w:rPr>
-                <w:b w:val="1"/>
-                <w:bCs w:val="1"/>
-                <w:sz w:val="18"/>
-                <w:szCs w:val="18"/>
-                <w:highlight w:val="yellow"/>
-              </w:rPr>
-              <w:t xml:space="preserve">[AUTHOR: confirm]</w:t>
-            </w:r>
-            <w:r>
-              <w:rPr>
-                <w:sz w:val="18"/>
-                <w:szCs w:val="18"/>
-              </w:rPr>
-              <w:t xml:space="preserve">.</w:t>
+              <w:t xml:space="preserve">No employment, managerial, supervisory, or teaching relationship with participating units or participants; had not worked at the four hospitals.</w:t>
             </w:r>
           </w:p>
         </w:tc>
@@ -2127,20 +2093,10 @@
             </w:pPr>
             <w:r>
               <w:rPr>
-                <w:b w:val="1"/>
-                <w:bCs w:val="1"/>
-                <w:sz w:val="18"/>
-                <w:szCs w:val="18"/>
-                <w:highlight w:val="yellow"/>
-              </w:rPr>
-              <w:t xml:space="preserve">[AUTHOR: insert number and reasons, or state none]</w:t>
-            </w:r>
-            <w:r>
-              <w:rPr>
-                <w:sz w:val="18"/>
-                <w:szCs w:val="18"/>
-              </w:rPr>
-              <w:t xml:space="preserve">.</w:t>
+                <w:sz w:val="18"/>
+                <w:szCs w:val="18"/>
+              </w:rPr>
+              <w:t xml:space="preserve">26 nurses volunteered; 3 were ineligible (less than one year of critical care experience); none declined or withdrew.</w:t>
             </w:r>
           </w:p>
         </w:tc>
@@ -2392,24 +2348,7 @@
                 <w:sz w:val="18"/>
                 <w:szCs w:val="18"/>
               </w:rPr>
-              <w:t xml:space="preserve">Only the participant and the interviewer were present </w:t>
-            </w:r>
-            <w:r>
-              <w:rPr>
-                <w:b w:val="1"/>
-                <w:bCs w:val="1"/>
-                <w:sz w:val="18"/>
-                <w:szCs w:val="18"/>
-                <w:highlight w:val="yellow"/>
-              </w:rPr>
-              <w:t xml:space="preserve">[AUTHOR: confirm]</w:t>
-            </w:r>
-            <w:r>
-              <w:rPr>
-                <w:sz w:val="18"/>
-                <w:szCs w:val="18"/>
-              </w:rPr>
-              <w:t xml:space="preserve">.</w:t>
+              <w:t xml:space="preserve">Only the participant and the interviewer were present.</w:t>
             </w:r>
           </w:p>
         </w:tc>
@@ -2787,24 +2726,7 @@
                 <w:sz w:val="18"/>
                 <w:szCs w:val="18"/>
               </w:rPr>
-              <w:t xml:space="preserve">None; each participant was interviewed once </w:t>
-            </w:r>
-            <w:r>
-              <w:rPr>
-                <w:b w:val="1"/>
-                <w:bCs w:val="1"/>
-                <w:sz w:val="18"/>
-                <w:szCs w:val="18"/>
-                <w:highlight w:val="yellow"/>
-              </w:rPr>
-              <w:t xml:space="preserve">[AUTHOR: confirm]</w:t>
-            </w:r>
-            <w:r>
-              <w:rPr>
-                <w:sz w:val="18"/>
-                <w:szCs w:val="18"/>
-              </w:rPr>
-              <w:t xml:space="preserve">.</w:t>
+              <w:t xml:space="preserve">None; each participant was interviewed once.</w:t>
             </w:r>
           </w:p>
         </w:tc>
@@ -3434,24 +3356,7 @@
                 <w:sz w:val="18"/>
                 <w:szCs w:val="18"/>
               </w:rPr>
-              <w:t xml:space="preserve">Full transcripts were not returned </w:t>
-            </w:r>
-            <w:r>
-              <w:rPr>
-                <w:b w:val="1"/>
-                <w:bCs w:val="1"/>
-                <w:sz w:val="18"/>
-                <w:szCs w:val="18"/>
-                <w:highlight w:val="yellow"/>
-              </w:rPr>
-              <w:t xml:space="preserve">[AUTHOR: confirm]</w:t>
-            </w:r>
-            <w:r>
-              <w:rPr>
-                <w:sz w:val="18"/>
-                <w:szCs w:val="18"/>
-              </w:rPr>
-              <w:t xml:space="preserve">; six participants reviewed summary accounts of the emerging themes.</w:t>
+              <w:t xml:space="preserve">Full transcripts were not returned; six participants reviewed summary accounts of the emerging themes.</w:t>
             </w:r>
           </w:p>
         </w:tc>

--- a/R1_Resubmission/Supplementary/S3_COREQ_Checklist.docx
+++ b/R1_Resubmission/Supplementary/S3_COREQ_Checklist.docx
@@ -4,7 +4,6 @@
   <w:body>
     <w:p>
       <w:pPr>
-        <w:bidi w:val="0"/>
         <w:spacing w:after="120" w:line="360" w:lineRule="auto"/>
         <w:jc w:val="center"/>
         <w:rPr>
@@ -25,7 +24,6 @@
     </w:p>
     <w:p>
       <w:pPr>
-        <w:bidi w:val="0"/>
         <w:spacing w:after="60" w:line="360" w:lineRule="auto"/>
         <w:jc w:val="both"/>
       </w:pPr>
@@ -45,14 +43,12 @@
         <w:pBdr>
           <w:bottom w:val="single" w:sz="8" w:space="1" w:color="2E75B6"/>
         </w:pBdr>
-        <w:bidi w:val="0"/>
         <w:spacing w:before="160" w:after="160" w:line="360" w:lineRule="auto"/>
         <w:jc w:val="both"/>
       </w:pPr>
     </w:p>
     <w:p>
       <w:pPr>
-        <w:bidi w:val="0"/>
         <w:spacing w:before="120" w:after="60" w:line="360" w:lineRule="auto"/>
         <w:jc w:val="center"/>
       </w:pPr>
@@ -66,7 +62,6 @@
     </w:p>
     <w:p>
       <w:pPr>
-        <w:bidi w:val="0"/>
         <w:spacing w:after="200" w:line="360" w:lineRule="auto"/>
         <w:jc w:val="center"/>
       </w:pPr>
@@ -80,30 +75,32 @@
     </w:p>
     <w:p>
       <w:pPr>
-        <w:bidi w:val="0"/>
         <w:spacing w:before="80" w:after="80" w:line="360" w:lineRule="auto"/>
         <w:jc w:val="both"/>
       </w:pPr>
       <w:r>
+        <w:rPr/>
         <w:t xml:space="preserve">Checklist items are from Tong, Sainsbury and Craig (2007). Locations refer to section numbers in the revised manuscript; page numbers are not given because they will change at typesetting.</w:t>
       </w:r>
     </w:p>
     <w:tbl>
       <w:tblPr>
         <w:tblW w:w="9360" w:type="dxa"/>
-        <w:tblBorders>
-          <w:top w:val="single" w:sz="4" w:space="0" w:color="auto"/>
-          <w:left w:val="single" w:sz="4" w:space="0" w:color="auto"/>
-          <w:bottom w:val="single" w:sz="4" w:space="0" w:color="auto"/>
-          <w:right w:val="single" w:sz="4" w:space="0" w:color="auto"/>
-          <w:insideH w:val="single" w:sz="4" w:space="0" w:color="auto"/>
-          <w:insideV w:val="single" w:sz="4" w:space="0" w:color="auto"/>
-        </w:tblBorders>
+        <w:jc w:val="center"/>
+        <w:tblLayout w:type="fixed"/>
         <w:tblCellMar>
           <w:left w:w="10" w:type="dxa"/>
           <w:right w:w="10" w:type="dxa"/>
         </w:tblCellMar>
         <w:tblLook w:val="04A0" w:firstRow="1" w:lastRow="0" w:firstColumn="1" w:lastColumn="0" w:noHBand="0" w:noVBand="1"/>
+        <w:tblBorders>
+          <w:top w:val="single" w:sz="4" w:color="D9D9D9"/>
+          <w:left w:val="single" w:sz="4" w:color="D9D9D9"/>
+          <w:bottom w:val="single" w:sz="4" w:color="D9D9D9"/>
+          <w:right w:val="single" w:sz="4" w:color="D9D9D9"/>
+          <w:insideH w:val="single" w:sz="4" w:color="D9D9D9"/>
+          <w:insideV w:val="single" w:sz="4" w:color="D9D9D9"/>
+        </w:tblBorders>
       </w:tblPr>
       <w:tblGrid>
         <w:gridCol w:w="700"/>
@@ -112,6 +109,10 @@
         <w:gridCol w:w="3860"/>
       </w:tblGrid>
       <w:tr>
+        <w:trPr>
+          <w:cantSplit/>
+          <w:tblHeader/>
+        </w:trPr>
         <w:tc>
           <w:tcPr>
             <w:tcW w:w="700" w:type="dxa"/>
@@ -121,22 +122,24 @@
               <w:bottom w:val="single" w:sz="4" w:space="0" w:color="CCCCCC"/>
               <w:right w:val="single" w:sz="4" w:space="0" w:color="CCCCCC"/>
             </w:tcBorders>
-            <w:shd w:val="clear" w:color="auto" w:fill="E8F0FA"/>
-            <w:tcMar>
-              <w:top w:w="80" w:type="dxa"/>
-              <w:left w:w="120" w:type="dxa"/>
-              <w:bottom w:w="80" w:type="dxa"/>
-              <w:right w:w="120" w:type="dxa"/>
-            </w:tcMar>
-          </w:tcPr>
-          <w:p>
-            <w:pPr>
-              <w:bidi w:val="0"/>
-              <w:spacing w:line="360" w:lineRule="auto"/>
-              <w:jc w:val="left"/>
-            </w:pPr>
-            <w:r>
-              <w:rPr>
+            <w:vAlign w:val="center"/>
+            <w:tcMar>
+              <w:top w:w="75" w:type="dxa"/>
+              <w:left w:w="75" w:type="dxa"/>
+              <w:bottom w:w="75" w:type="dxa"/>
+              <w:right w:w="75" w:type="dxa"/>
+            </w:tcMar>
+            <w:shd w:fill="E2EAF2"/>
+          </w:tcPr>
+          <w:p>
+            <w:pPr>
+              <w:keepNext w:val="0"/>
+              <w:spacing w:line="252" w:lineRule="auto" w:after="60"/>
+              <w:jc w:val="left"/>
+            </w:pPr>
+            <w:r>
+              <w:rPr>
+                <w:rFonts w:ascii="Times New Roman" w:hAnsi="Times New Roman"/>
                 <w:b/>
                 <w:bCs/>
                 <w:sz w:val="18"/>
@@ -155,22 +158,24 @@
               <w:bottom w:val="single" w:sz="4" w:space="0" w:color="CCCCCC"/>
               <w:right w:val="single" w:sz="4" w:space="0" w:color="CCCCCC"/>
             </w:tcBorders>
-            <w:shd w:val="clear" w:color="auto" w:fill="E8F0FA"/>
-            <w:tcMar>
-              <w:top w:w="80" w:type="dxa"/>
-              <w:left w:w="120" w:type="dxa"/>
-              <w:bottom w:w="80" w:type="dxa"/>
-              <w:right w:w="120" w:type="dxa"/>
-            </w:tcMar>
-          </w:tcPr>
-          <w:p>
-            <w:pPr>
-              <w:bidi w:val="0"/>
-              <w:spacing w:line="360" w:lineRule="auto"/>
-              <w:jc w:val="left"/>
-            </w:pPr>
-            <w:r>
-              <w:rPr>
+            <w:vAlign w:val="center"/>
+            <w:tcMar>
+              <w:top w:w="75" w:type="dxa"/>
+              <w:left w:w="75" w:type="dxa"/>
+              <w:bottom w:w="75" w:type="dxa"/>
+              <w:right w:w="75" w:type="dxa"/>
+            </w:tcMar>
+            <w:shd w:fill="E2EAF2"/>
+          </w:tcPr>
+          <w:p>
+            <w:pPr>
+              <w:keepNext w:val="0"/>
+              <w:spacing w:line="252" w:lineRule="auto" w:after="60"/>
+              <w:jc w:val="left"/>
+            </w:pPr>
+            <w:r>
+              <w:rPr>
+                <w:rFonts w:ascii="Times New Roman" w:hAnsi="Times New Roman"/>
                 <w:b/>
                 <w:bCs/>
                 <w:sz w:val="18"/>
@@ -189,22 +194,24 @@
               <w:bottom w:val="single" w:sz="4" w:space="0" w:color="CCCCCC"/>
               <w:right w:val="single" w:sz="4" w:space="0" w:color="CCCCCC"/>
             </w:tcBorders>
-            <w:shd w:val="clear" w:color="auto" w:fill="E8F0FA"/>
-            <w:tcMar>
-              <w:top w:w="80" w:type="dxa"/>
-              <w:left w:w="120" w:type="dxa"/>
-              <w:bottom w:w="80" w:type="dxa"/>
-              <w:right w:w="120" w:type="dxa"/>
-            </w:tcMar>
-          </w:tcPr>
-          <w:p>
-            <w:pPr>
-              <w:bidi w:val="0"/>
-              <w:spacing w:line="360" w:lineRule="auto"/>
-              <w:jc w:val="left"/>
-            </w:pPr>
-            <w:r>
-              <w:rPr>
+            <w:vAlign w:val="center"/>
+            <w:tcMar>
+              <w:top w:w="75" w:type="dxa"/>
+              <w:left w:w="75" w:type="dxa"/>
+              <w:bottom w:w="75" w:type="dxa"/>
+              <w:right w:w="75" w:type="dxa"/>
+            </w:tcMar>
+            <w:shd w:fill="E2EAF2"/>
+          </w:tcPr>
+          <w:p>
+            <w:pPr>
+              <w:keepNext w:val="0"/>
+              <w:spacing w:line="252" w:lineRule="auto" w:after="60"/>
+              <w:jc w:val="left"/>
+            </w:pPr>
+            <w:r>
+              <w:rPr>
+                <w:rFonts w:ascii="Times New Roman" w:hAnsi="Times New Roman"/>
                 <w:b/>
                 <w:bCs/>
                 <w:sz w:val="18"/>
@@ -223,22 +230,24 @@
               <w:bottom w:val="single" w:sz="4" w:space="0" w:color="CCCCCC"/>
               <w:right w:val="single" w:sz="4" w:space="0" w:color="CCCCCC"/>
             </w:tcBorders>
-            <w:shd w:val="clear" w:color="auto" w:fill="E8F0FA"/>
-            <w:tcMar>
-              <w:top w:w="80" w:type="dxa"/>
-              <w:left w:w="120" w:type="dxa"/>
-              <w:bottom w:w="80" w:type="dxa"/>
-              <w:right w:w="120" w:type="dxa"/>
-            </w:tcMar>
-          </w:tcPr>
-          <w:p>
-            <w:pPr>
-              <w:bidi w:val="0"/>
-              <w:spacing w:line="360" w:lineRule="auto"/>
-              <w:jc w:val="left"/>
-            </w:pPr>
-            <w:r>
-              <w:rPr>
+            <w:vAlign w:val="center"/>
+            <w:tcMar>
+              <w:top w:w="75" w:type="dxa"/>
+              <w:left w:w="75" w:type="dxa"/>
+              <w:bottom w:w="75" w:type="dxa"/>
+              <w:right w:w="75" w:type="dxa"/>
+            </w:tcMar>
+            <w:shd w:fill="E2EAF2"/>
+          </w:tcPr>
+          <w:p>
+            <w:pPr>
+              <w:keepNext w:val="0"/>
+              <w:spacing w:line="252" w:lineRule="auto" w:after="60"/>
+              <w:jc w:val="left"/>
+            </w:pPr>
+            <w:r>
+              <w:rPr>
+                <w:rFonts w:ascii="Times New Roman" w:hAnsi="Times New Roman"/>
                 <w:b/>
                 <w:bCs/>
                 <w:sz w:val="18"/>
@@ -250,6 +259,9 @@
         </w:tc>
       </w:tr>
       <w:tr>
+        <w:trPr>
+          <w:cantSplit/>
+        </w:trPr>
         <w:tc>
           <w:tcPr>
             <w:tcW w:w="700" w:type="dxa"/>
@@ -259,17 +271,19 @@
               <w:bottom w:val="single" w:sz="4" w:space="0" w:color="CCCCCC"/>
               <w:right w:val="single" w:sz="4" w:space="0" w:color="CCCCCC"/>
             </w:tcBorders>
-            <w:tcMar>
-              <w:top w:w="80" w:type="dxa"/>
-              <w:left w:w="120" w:type="dxa"/>
-              <w:bottom w:w="80" w:type="dxa"/>
-              <w:right w:w="120" w:type="dxa"/>
-            </w:tcMar>
-          </w:tcPr>
-          <w:p>
-            <w:pPr>
-              <w:bidi w:val="0"/>
-              <w:spacing w:line="360" w:lineRule="auto"/>
+            <w:vAlign w:val="center"/>
+            <w:tcMar>
+              <w:top w:w="75" w:type="dxa"/>
+              <w:left w:w="75" w:type="dxa"/>
+              <w:bottom w:w="75" w:type="dxa"/>
+              <w:right w:w="75" w:type="dxa"/>
+            </w:tcMar>
+            <w:shd w:fill="FFFFFF"/>
+          </w:tcPr>
+          <w:p>
+            <w:pPr>
+              <w:keepNext w:val="0"/>
+              <w:spacing w:line="252" w:lineRule="auto" w:after="60"/>
               <w:jc w:val="left"/>
             </w:pPr>
           </w:p>
@@ -283,21 +297,24 @@
               <w:bottom w:val="single" w:sz="4" w:space="0" w:color="CCCCCC"/>
               <w:right w:val="single" w:sz="4" w:space="0" w:color="CCCCCC"/>
             </w:tcBorders>
-            <w:tcMar>
-              <w:top w:w="80" w:type="dxa"/>
-              <w:left w:w="120" w:type="dxa"/>
-              <w:bottom w:w="80" w:type="dxa"/>
-              <w:right w:w="120" w:type="dxa"/>
-            </w:tcMar>
-          </w:tcPr>
-          <w:p>
-            <w:pPr>
-              <w:bidi w:val="0"/>
-              <w:spacing w:line="360" w:lineRule="auto"/>
-              <w:jc w:val="left"/>
-            </w:pPr>
-            <w:r>
-              <w:rPr>
+            <w:vAlign w:val="center"/>
+            <w:tcMar>
+              <w:top w:w="75" w:type="dxa"/>
+              <w:left w:w="75" w:type="dxa"/>
+              <w:bottom w:w="75" w:type="dxa"/>
+              <w:right w:w="75" w:type="dxa"/>
+            </w:tcMar>
+            <w:shd w:fill="FFFFFF"/>
+          </w:tcPr>
+          <w:p>
+            <w:pPr>
+              <w:keepNext w:val="0"/>
+              <w:spacing w:line="252" w:lineRule="auto" w:after="60"/>
+              <w:jc w:val="left"/>
+            </w:pPr>
+            <w:r>
+              <w:rPr>
+                <w:rFonts w:ascii="Times New Roman" w:hAnsi="Times New Roman"/>
                 <w:b/>
                 <w:bCs/>
                 <w:sz w:val="18"/>
@@ -316,17 +333,19 @@
               <w:bottom w:val="single" w:sz="4" w:space="0" w:color="CCCCCC"/>
               <w:right w:val="single" w:sz="4" w:space="0" w:color="CCCCCC"/>
             </w:tcBorders>
-            <w:tcMar>
-              <w:top w:w="80" w:type="dxa"/>
-              <w:left w:w="120" w:type="dxa"/>
-              <w:bottom w:w="80" w:type="dxa"/>
-              <w:right w:w="120" w:type="dxa"/>
-            </w:tcMar>
-          </w:tcPr>
-          <w:p>
-            <w:pPr>
-              <w:bidi w:val="0"/>
-              <w:spacing w:line="360" w:lineRule="auto"/>
+            <w:vAlign w:val="center"/>
+            <w:tcMar>
+              <w:top w:w="75" w:type="dxa"/>
+              <w:left w:w="75" w:type="dxa"/>
+              <w:bottom w:w="75" w:type="dxa"/>
+              <w:right w:w="75" w:type="dxa"/>
+            </w:tcMar>
+            <w:shd w:fill="FFFFFF"/>
+          </w:tcPr>
+          <w:p>
+            <w:pPr>
+              <w:keepNext w:val="0"/>
+              <w:spacing w:line="252" w:lineRule="auto" w:after="60"/>
               <w:jc w:val="left"/>
             </w:pPr>
           </w:p>
@@ -340,23 +359,28 @@
               <w:bottom w:val="single" w:sz="4" w:space="0" w:color="CCCCCC"/>
               <w:right w:val="single" w:sz="4" w:space="0" w:color="CCCCCC"/>
             </w:tcBorders>
-            <w:tcMar>
-              <w:top w:w="80" w:type="dxa"/>
-              <w:left w:w="120" w:type="dxa"/>
-              <w:bottom w:w="80" w:type="dxa"/>
-              <w:right w:w="120" w:type="dxa"/>
-            </w:tcMar>
-          </w:tcPr>
-          <w:p>
-            <w:pPr>
-              <w:bidi w:val="0"/>
-              <w:spacing w:line="360" w:lineRule="auto"/>
+            <w:vAlign w:val="center"/>
+            <w:tcMar>
+              <w:top w:w="75" w:type="dxa"/>
+              <w:left w:w="75" w:type="dxa"/>
+              <w:bottom w:w="75" w:type="dxa"/>
+              <w:right w:w="75" w:type="dxa"/>
+            </w:tcMar>
+            <w:shd w:fill="FFFFFF"/>
+          </w:tcPr>
+          <w:p>
+            <w:pPr>
+              <w:keepNext w:val="0"/>
+              <w:spacing w:line="252" w:lineRule="auto" w:after="60"/>
               <w:jc w:val="left"/>
             </w:pPr>
           </w:p>
         </w:tc>
       </w:tr>
       <w:tr>
+        <w:trPr>
+          <w:cantSplit/>
+        </w:trPr>
         <w:tc>
           <w:tcPr>
             <w:tcW w:w="700" w:type="dxa"/>
@@ -366,21 +390,24 @@
               <w:bottom w:val="single" w:sz="4" w:space="0" w:color="CCCCCC"/>
               <w:right w:val="single" w:sz="4" w:space="0" w:color="CCCCCC"/>
             </w:tcBorders>
-            <w:tcMar>
-              <w:top w:w="80" w:type="dxa"/>
-              <w:left w:w="120" w:type="dxa"/>
-              <w:bottom w:w="80" w:type="dxa"/>
-              <w:right w:w="120" w:type="dxa"/>
-            </w:tcMar>
-          </w:tcPr>
-          <w:p>
-            <w:pPr>
-              <w:bidi w:val="0"/>
-              <w:spacing w:line="360" w:lineRule="auto"/>
-              <w:jc w:val="left"/>
-            </w:pPr>
-            <w:r>
-              <w:rPr>
+            <w:vAlign w:val="center"/>
+            <w:tcMar>
+              <w:top w:w="75" w:type="dxa"/>
+              <w:left w:w="75" w:type="dxa"/>
+              <w:bottom w:w="75" w:type="dxa"/>
+              <w:right w:w="75" w:type="dxa"/>
+            </w:tcMar>
+            <w:shd w:fill="FFFFFF"/>
+          </w:tcPr>
+          <w:p>
+            <w:pPr>
+              <w:keepNext w:val="0"/>
+              <w:spacing w:line="252" w:lineRule="auto" w:after="60"/>
+              <w:jc w:val="left"/>
+            </w:pPr>
+            <w:r>
+              <w:rPr>
+                <w:rFonts w:ascii="Times New Roman" w:hAnsi="Times New Roman"/>
                 <w:sz w:val="18"/>
                 <w:szCs w:val="18"/>
               </w:rPr>
@@ -397,21 +424,24 @@
               <w:bottom w:val="single" w:sz="4" w:space="0" w:color="CCCCCC"/>
               <w:right w:val="single" w:sz="4" w:space="0" w:color="CCCCCC"/>
             </w:tcBorders>
-            <w:tcMar>
-              <w:top w:w="80" w:type="dxa"/>
-              <w:left w:w="120" w:type="dxa"/>
-              <w:bottom w:w="80" w:type="dxa"/>
-              <w:right w:w="120" w:type="dxa"/>
-            </w:tcMar>
-          </w:tcPr>
-          <w:p>
-            <w:pPr>
-              <w:bidi w:val="0"/>
-              <w:spacing w:line="360" w:lineRule="auto"/>
-              <w:jc w:val="left"/>
-            </w:pPr>
-            <w:r>
-              <w:rPr>
+            <w:vAlign w:val="center"/>
+            <w:tcMar>
+              <w:top w:w="75" w:type="dxa"/>
+              <w:left w:w="75" w:type="dxa"/>
+              <w:bottom w:w="75" w:type="dxa"/>
+              <w:right w:w="75" w:type="dxa"/>
+            </w:tcMar>
+            <w:shd w:fill="FFFFFF"/>
+          </w:tcPr>
+          <w:p>
+            <w:pPr>
+              <w:keepNext w:val="0"/>
+              <w:spacing w:line="252" w:lineRule="auto" w:after="60"/>
+              <w:jc w:val="left"/>
+            </w:pPr>
+            <w:r>
+              <w:rPr>
+                <w:rFonts w:ascii="Times New Roman" w:hAnsi="Times New Roman"/>
                 <w:sz w:val="18"/>
                 <w:szCs w:val="18"/>
               </w:rPr>
@@ -428,21 +458,24 @@
               <w:bottom w:val="single" w:sz="4" w:space="0" w:color="CCCCCC"/>
               <w:right w:val="single" w:sz="4" w:space="0" w:color="CCCCCC"/>
             </w:tcBorders>
-            <w:tcMar>
-              <w:top w:w="80" w:type="dxa"/>
-              <w:left w:w="120" w:type="dxa"/>
-              <w:bottom w:w="80" w:type="dxa"/>
-              <w:right w:w="120" w:type="dxa"/>
-            </w:tcMar>
-          </w:tcPr>
-          <w:p>
-            <w:pPr>
-              <w:bidi w:val="0"/>
-              <w:spacing w:line="360" w:lineRule="auto"/>
-              <w:jc w:val="left"/>
-            </w:pPr>
-            <w:r>
-              <w:rPr>
+            <w:vAlign w:val="center"/>
+            <w:tcMar>
+              <w:top w:w="75" w:type="dxa"/>
+              <w:left w:w="75" w:type="dxa"/>
+              <w:bottom w:w="75" w:type="dxa"/>
+              <w:right w:w="75" w:type="dxa"/>
+            </w:tcMar>
+            <w:shd w:fill="FFFFFF"/>
+          </w:tcPr>
+          <w:p>
+            <w:pPr>
+              <w:keepNext w:val="0"/>
+              <w:spacing w:line="252" w:lineRule="auto" w:after="60"/>
+              <w:jc w:val="left"/>
+            </w:pPr>
+            <w:r>
+              <w:rPr>
+                <w:rFonts w:ascii="Times New Roman" w:hAnsi="Times New Roman"/>
                 <w:sz w:val="18"/>
                 <w:szCs w:val="18"/>
               </w:rPr>
@@ -459,21 +492,24 @@
               <w:bottom w:val="single" w:sz="4" w:space="0" w:color="CCCCCC"/>
               <w:right w:val="single" w:sz="4" w:space="0" w:color="CCCCCC"/>
             </w:tcBorders>
-            <w:tcMar>
-              <w:top w:w="80" w:type="dxa"/>
-              <w:left w:w="120" w:type="dxa"/>
-              <w:bottom w:w="80" w:type="dxa"/>
-              <w:right w:w="120" w:type="dxa"/>
-            </w:tcMar>
-          </w:tcPr>
-          <w:p>
-            <w:pPr>
-              <w:bidi w:val="0"/>
-              <w:spacing w:line="360" w:lineRule="auto"/>
-              <w:jc w:val="left"/>
-            </w:pPr>
-            <w:r>
-              <w:rPr>
+            <w:vAlign w:val="center"/>
+            <w:tcMar>
+              <w:top w:w="75" w:type="dxa"/>
+              <w:left w:w="75" w:type="dxa"/>
+              <w:bottom w:w="75" w:type="dxa"/>
+              <w:right w:w="75" w:type="dxa"/>
+            </w:tcMar>
+            <w:shd w:fill="FFFFFF"/>
+          </w:tcPr>
+          <w:p>
+            <w:pPr>
+              <w:keepNext w:val="0"/>
+              <w:spacing w:line="252" w:lineRule="auto" w:after="60"/>
+              <w:jc w:val="left"/>
+            </w:pPr>
+            <w:r>
+              <w:rPr>
+                <w:rFonts w:ascii="Times New Roman" w:hAnsi="Times New Roman"/>
                 <w:sz w:val="18"/>
                 <w:szCs w:val="18"/>
               </w:rPr>
@@ -483,6 +519,9 @@
         </w:tc>
       </w:tr>
       <w:tr>
+        <w:trPr>
+          <w:cantSplit/>
+        </w:trPr>
         <w:tc>
           <w:tcPr>
             <w:tcW w:w="700" w:type="dxa"/>
@@ -492,21 +531,24 @@
               <w:bottom w:val="single" w:sz="4" w:space="0" w:color="CCCCCC"/>
               <w:right w:val="single" w:sz="4" w:space="0" w:color="CCCCCC"/>
             </w:tcBorders>
-            <w:tcMar>
-              <w:top w:w="80" w:type="dxa"/>
-              <w:left w:w="120" w:type="dxa"/>
-              <w:bottom w:w="80" w:type="dxa"/>
-              <w:right w:w="120" w:type="dxa"/>
-            </w:tcMar>
-          </w:tcPr>
-          <w:p>
-            <w:pPr>
-              <w:bidi w:val="0"/>
-              <w:spacing w:line="360" w:lineRule="auto"/>
-              <w:jc w:val="left"/>
-            </w:pPr>
-            <w:r>
-              <w:rPr>
+            <w:vAlign w:val="center"/>
+            <w:tcMar>
+              <w:top w:w="75" w:type="dxa"/>
+              <w:left w:w="75" w:type="dxa"/>
+              <w:bottom w:w="75" w:type="dxa"/>
+              <w:right w:w="75" w:type="dxa"/>
+            </w:tcMar>
+            <w:shd w:fill="FFFFFF"/>
+          </w:tcPr>
+          <w:p>
+            <w:pPr>
+              <w:keepNext w:val="0"/>
+              <w:spacing w:line="252" w:lineRule="auto" w:after="60"/>
+              <w:jc w:val="left"/>
+            </w:pPr>
+            <w:r>
+              <w:rPr>
+                <w:rFonts w:ascii="Times New Roman" w:hAnsi="Times New Roman"/>
                 <w:sz w:val="18"/>
                 <w:szCs w:val="18"/>
               </w:rPr>
@@ -523,21 +565,24 @@
               <w:bottom w:val="single" w:sz="4" w:space="0" w:color="CCCCCC"/>
               <w:right w:val="single" w:sz="4" w:space="0" w:color="CCCCCC"/>
             </w:tcBorders>
-            <w:tcMar>
-              <w:top w:w="80" w:type="dxa"/>
-              <w:left w:w="120" w:type="dxa"/>
-              <w:bottom w:w="80" w:type="dxa"/>
-              <w:right w:w="120" w:type="dxa"/>
-            </w:tcMar>
-          </w:tcPr>
-          <w:p>
-            <w:pPr>
-              <w:bidi w:val="0"/>
-              <w:spacing w:line="360" w:lineRule="auto"/>
-              <w:jc w:val="left"/>
-            </w:pPr>
-            <w:r>
-              <w:rPr>
+            <w:vAlign w:val="center"/>
+            <w:tcMar>
+              <w:top w:w="75" w:type="dxa"/>
+              <w:left w:w="75" w:type="dxa"/>
+              <w:bottom w:w="75" w:type="dxa"/>
+              <w:right w:w="75" w:type="dxa"/>
+            </w:tcMar>
+            <w:shd w:fill="FFFFFF"/>
+          </w:tcPr>
+          <w:p>
+            <w:pPr>
+              <w:keepNext w:val="0"/>
+              <w:spacing w:line="252" w:lineRule="auto" w:after="60"/>
+              <w:jc w:val="left"/>
+            </w:pPr>
+            <w:r>
+              <w:rPr>
+                <w:rFonts w:ascii="Times New Roman" w:hAnsi="Times New Roman"/>
                 <w:sz w:val="18"/>
                 <w:szCs w:val="18"/>
               </w:rPr>
@@ -554,21 +599,24 @@
               <w:bottom w:val="single" w:sz="4" w:space="0" w:color="CCCCCC"/>
               <w:right w:val="single" w:sz="4" w:space="0" w:color="CCCCCC"/>
             </w:tcBorders>
-            <w:tcMar>
-              <w:top w:w="80" w:type="dxa"/>
-              <w:left w:w="120" w:type="dxa"/>
-              <w:bottom w:w="80" w:type="dxa"/>
-              <w:right w:w="120" w:type="dxa"/>
-            </w:tcMar>
-          </w:tcPr>
-          <w:p>
-            <w:pPr>
-              <w:bidi w:val="0"/>
-              <w:spacing w:line="360" w:lineRule="auto"/>
-              <w:jc w:val="left"/>
-            </w:pPr>
-            <w:r>
-              <w:rPr>
+            <w:vAlign w:val="center"/>
+            <w:tcMar>
+              <w:top w:w="75" w:type="dxa"/>
+              <w:left w:w="75" w:type="dxa"/>
+              <w:bottom w:w="75" w:type="dxa"/>
+              <w:right w:w="75" w:type="dxa"/>
+            </w:tcMar>
+            <w:shd w:fill="FFFFFF"/>
+          </w:tcPr>
+          <w:p>
+            <w:pPr>
+              <w:keepNext w:val="0"/>
+              <w:spacing w:line="252" w:lineRule="auto" w:after="60"/>
+              <w:jc w:val="left"/>
+            </w:pPr>
+            <w:r>
+              <w:rPr>
+                <w:rFonts w:ascii="Times New Roman" w:hAnsi="Times New Roman"/>
                 <w:sz w:val="18"/>
                 <w:szCs w:val="18"/>
               </w:rPr>
@@ -585,21 +633,24 @@
               <w:bottom w:val="single" w:sz="4" w:space="0" w:color="CCCCCC"/>
               <w:right w:val="single" w:sz="4" w:space="0" w:color="CCCCCC"/>
             </w:tcBorders>
-            <w:tcMar>
-              <w:top w:w="80" w:type="dxa"/>
-              <w:left w:w="120" w:type="dxa"/>
-              <w:bottom w:w="80" w:type="dxa"/>
-              <w:right w:w="120" w:type="dxa"/>
-            </w:tcMar>
-          </w:tcPr>
-          <w:p>
-            <w:pPr>
-              <w:bidi w:val="0"/>
-              <w:spacing w:line="360" w:lineRule="auto"/>
-              <w:jc w:val="left"/>
-            </w:pPr>
-            <w:r>
-              <w:rPr>
+            <w:vAlign w:val="center"/>
+            <w:tcMar>
+              <w:top w:w="75" w:type="dxa"/>
+              <w:left w:w="75" w:type="dxa"/>
+              <w:bottom w:w="75" w:type="dxa"/>
+              <w:right w:w="75" w:type="dxa"/>
+            </w:tcMar>
+            <w:shd w:fill="FFFFFF"/>
+          </w:tcPr>
+          <w:p>
+            <w:pPr>
+              <w:keepNext w:val="0"/>
+              <w:spacing w:line="252" w:lineRule="auto" w:after="60"/>
+              <w:jc w:val="left"/>
+            </w:pPr>
+            <w:r>
+              <w:rPr>
+                <w:rFonts w:ascii="Times New Roman" w:hAnsi="Times New Roman"/>
                 <w:sz w:val="18"/>
                 <w:szCs w:val="18"/>
               </w:rPr>
@@ -609,6 +660,9 @@
         </w:tc>
       </w:tr>
       <w:tr>
+        <w:trPr>
+          <w:cantSplit/>
+        </w:trPr>
         <w:tc>
           <w:tcPr>
             <w:tcW w:w="700" w:type="dxa"/>
@@ -618,21 +672,24 @@
               <w:bottom w:val="single" w:sz="4" w:space="0" w:color="CCCCCC"/>
               <w:right w:val="single" w:sz="4" w:space="0" w:color="CCCCCC"/>
             </w:tcBorders>
-            <w:tcMar>
-              <w:top w:w="80" w:type="dxa"/>
-              <w:left w:w="120" w:type="dxa"/>
-              <w:bottom w:w="80" w:type="dxa"/>
-              <w:right w:w="120" w:type="dxa"/>
-            </w:tcMar>
-          </w:tcPr>
-          <w:p>
-            <w:pPr>
-              <w:bidi w:val="0"/>
-              <w:spacing w:line="360" w:lineRule="auto"/>
-              <w:jc w:val="left"/>
-            </w:pPr>
-            <w:r>
-              <w:rPr>
+            <w:vAlign w:val="center"/>
+            <w:tcMar>
+              <w:top w:w="75" w:type="dxa"/>
+              <w:left w:w="75" w:type="dxa"/>
+              <w:bottom w:w="75" w:type="dxa"/>
+              <w:right w:w="75" w:type="dxa"/>
+            </w:tcMar>
+            <w:shd w:fill="FFFFFF"/>
+          </w:tcPr>
+          <w:p>
+            <w:pPr>
+              <w:keepNext w:val="0"/>
+              <w:spacing w:line="252" w:lineRule="auto" w:after="60"/>
+              <w:jc w:val="left"/>
+            </w:pPr>
+            <w:r>
+              <w:rPr>
+                <w:rFonts w:ascii="Times New Roman" w:hAnsi="Times New Roman"/>
                 <w:sz w:val="18"/>
                 <w:szCs w:val="18"/>
               </w:rPr>
@@ -649,21 +706,24 @@
               <w:bottom w:val="single" w:sz="4" w:space="0" w:color="CCCCCC"/>
               <w:right w:val="single" w:sz="4" w:space="0" w:color="CCCCCC"/>
             </w:tcBorders>
-            <w:tcMar>
-              <w:top w:w="80" w:type="dxa"/>
-              <w:left w:w="120" w:type="dxa"/>
-              <w:bottom w:w="80" w:type="dxa"/>
-              <w:right w:w="120" w:type="dxa"/>
-            </w:tcMar>
-          </w:tcPr>
-          <w:p>
-            <w:pPr>
-              <w:bidi w:val="0"/>
-              <w:spacing w:line="360" w:lineRule="auto"/>
-              <w:jc w:val="left"/>
-            </w:pPr>
-            <w:r>
-              <w:rPr>
+            <w:vAlign w:val="center"/>
+            <w:tcMar>
+              <w:top w:w="75" w:type="dxa"/>
+              <w:left w:w="75" w:type="dxa"/>
+              <w:bottom w:w="75" w:type="dxa"/>
+              <w:right w:w="75" w:type="dxa"/>
+            </w:tcMar>
+            <w:shd w:fill="FFFFFF"/>
+          </w:tcPr>
+          <w:p>
+            <w:pPr>
+              <w:keepNext w:val="0"/>
+              <w:spacing w:line="252" w:lineRule="auto" w:after="60"/>
+              <w:jc w:val="left"/>
+            </w:pPr>
+            <w:r>
+              <w:rPr>
+                <w:rFonts w:ascii="Times New Roman" w:hAnsi="Times New Roman"/>
                 <w:sz w:val="18"/>
                 <w:szCs w:val="18"/>
               </w:rPr>
@@ -680,21 +740,24 @@
               <w:bottom w:val="single" w:sz="4" w:space="0" w:color="CCCCCC"/>
               <w:right w:val="single" w:sz="4" w:space="0" w:color="CCCCCC"/>
             </w:tcBorders>
-            <w:tcMar>
-              <w:top w:w="80" w:type="dxa"/>
-              <w:left w:w="120" w:type="dxa"/>
-              <w:bottom w:w="80" w:type="dxa"/>
-              <w:right w:w="120" w:type="dxa"/>
-            </w:tcMar>
-          </w:tcPr>
-          <w:p>
-            <w:pPr>
-              <w:bidi w:val="0"/>
-              <w:spacing w:line="360" w:lineRule="auto"/>
-              <w:jc w:val="left"/>
-            </w:pPr>
-            <w:r>
-              <w:rPr>
+            <w:vAlign w:val="center"/>
+            <w:tcMar>
+              <w:top w:w="75" w:type="dxa"/>
+              <w:left w:w="75" w:type="dxa"/>
+              <w:bottom w:w="75" w:type="dxa"/>
+              <w:right w:w="75" w:type="dxa"/>
+            </w:tcMar>
+            <w:shd w:fill="FFFFFF"/>
+          </w:tcPr>
+          <w:p>
+            <w:pPr>
+              <w:keepNext w:val="0"/>
+              <w:spacing w:line="252" w:lineRule="auto" w:after="60"/>
+              <w:jc w:val="left"/>
+            </w:pPr>
+            <w:r>
+              <w:rPr>
+                <w:rFonts w:ascii="Times New Roman" w:hAnsi="Times New Roman"/>
                 <w:sz w:val="18"/>
                 <w:szCs w:val="18"/>
               </w:rPr>
@@ -711,21 +774,24 @@
               <w:bottom w:val="single" w:sz="4" w:space="0" w:color="CCCCCC"/>
               <w:right w:val="single" w:sz="4" w:space="0" w:color="CCCCCC"/>
             </w:tcBorders>
-            <w:tcMar>
-              <w:top w:w="80" w:type="dxa"/>
-              <w:left w:w="120" w:type="dxa"/>
-              <w:bottom w:w="80" w:type="dxa"/>
-              <w:right w:w="120" w:type="dxa"/>
-            </w:tcMar>
-          </w:tcPr>
-          <w:p>
-            <w:pPr>
-              <w:bidi w:val="0"/>
-              <w:spacing w:line="360" w:lineRule="auto"/>
-              <w:jc w:val="left"/>
-            </w:pPr>
-            <w:r>
-              <w:rPr>
+            <w:vAlign w:val="center"/>
+            <w:tcMar>
+              <w:top w:w="75" w:type="dxa"/>
+              <w:left w:w="75" w:type="dxa"/>
+              <w:bottom w:w="75" w:type="dxa"/>
+              <w:right w:w="75" w:type="dxa"/>
+            </w:tcMar>
+            <w:shd w:fill="FFFFFF"/>
+          </w:tcPr>
+          <w:p>
+            <w:pPr>
+              <w:keepNext w:val="0"/>
+              <w:spacing w:line="252" w:lineRule="auto" w:after="60"/>
+              <w:jc w:val="left"/>
+            </w:pPr>
+            <w:r>
+              <w:rPr>
+                <w:rFonts w:ascii="Times New Roman" w:hAnsi="Times New Roman"/>
                 <w:sz w:val="18"/>
                 <w:szCs w:val="18"/>
               </w:rPr>
@@ -735,6 +801,9 @@
         </w:tc>
       </w:tr>
       <w:tr>
+        <w:trPr>
+          <w:cantSplit/>
+        </w:trPr>
         <w:tc>
           <w:tcPr>
             <w:tcW w:w="700" w:type="dxa"/>
@@ -744,21 +813,24 @@
               <w:bottom w:val="single" w:sz="4" w:space="0" w:color="CCCCCC"/>
               <w:right w:val="single" w:sz="4" w:space="0" w:color="CCCCCC"/>
             </w:tcBorders>
-            <w:tcMar>
-              <w:top w:w="80" w:type="dxa"/>
-              <w:left w:w="120" w:type="dxa"/>
-              <w:bottom w:w="80" w:type="dxa"/>
-              <w:right w:w="120" w:type="dxa"/>
-            </w:tcMar>
-          </w:tcPr>
-          <w:p>
-            <w:pPr>
-              <w:bidi w:val="0"/>
-              <w:spacing w:line="360" w:lineRule="auto"/>
-              <w:jc w:val="left"/>
-            </w:pPr>
-            <w:r>
-              <w:rPr>
+            <w:vAlign w:val="center"/>
+            <w:tcMar>
+              <w:top w:w="75" w:type="dxa"/>
+              <w:left w:w="75" w:type="dxa"/>
+              <w:bottom w:w="75" w:type="dxa"/>
+              <w:right w:w="75" w:type="dxa"/>
+            </w:tcMar>
+            <w:shd w:fill="FFFFFF"/>
+          </w:tcPr>
+          <w:p>
+            <w:pPr>
+              <w:keepNext w:val="0"/>
+              <w:spacing w:line="252" w:lineRule="auto" w:after="60"/>
+              <w:jc w:val="left"/>
+            </w:pPr>
+            <w:r>
+              <w:rPr>
+                <w:rFonts w:ascii="Times New Roman" w:hAnsi="Times New Roman"/>
                 <w:sz w:val="18"/>
                 <w:szCs w:val="18"/>
               </w:rPr>
@@ -775,21 +847,24 @@
               <w:bottom w:val="single" w:sz="4" w:space="0" w:color="CCCCCC"/>
               <w:right w:val="single" w:sz="4" w:space="0" w:color="CCCCCC"/>
             </w:tcBorders>
-            <w:tcMar>
-              <w:top w:w="80" w:type="dxa"/>
-              <w:left w:w="120" w:type="dxa"/>
-              <w:bottom w:w="80" w:type="dxa"/>
-              <w:right w:w="120" w:type="dxa"/>
-            </w:tcMar>
-          </w:tcPr>
-          <w:p>
-            <w:pPr>
-              <w:bidi w:val="0"/>
-              <w:spacing w:line="360" w:lineRule="auto"/>
-              <w:jc w:val="left"/>
-            </w:pPr>
-            <w:r>
-              <w:rPr>
+            <w:vAlign w:val="center"/>
+            <w:tcMar>
+              <w:top w:w="75" w:type="dxa"/>
+              <w:left w:w="75" w:type="dxa"/>
+              <w:bottom w:w="75" w:type="dxa"/>
+              <w:right w:w="75" w:type="dxa"/>
+            </w:tcMar>
+            <w:shd w:fill="FFFFFF"/>
+          </w:tcPr>
+          <w:p>
+            <w:pPr>
+              <w:keepNext w:val="0"/>
+              <w:spacing w:line="252" w:lineRule="auto" w:after="60"/>
+              <w:jc w:val="left"/>
+            </w:pPr>
+            <w:r>
+              <w:rPr>
+                <w:rFonts w:ascii="Times New Roman" w:hAnsi="Times New Roman"/>
                 <w:sz w:val="18"/>
                 <w:szCs w:val="18"/>
               </w:rPr>
@@ -806,21 +881,24 @@
               <w:bottom w:val="single" w:sz="4" w:space="0" w:color="CCCCCC"/>
               <w:right w:val="single" w:sz="4" w:space="0" w:color="CCCCCC"/>
             </w:tcBorders>
-            <w:tcMar>
-              <w:top w:w="80" w:type="dxa"/>
-              <w:left w:w="120" w:type="dxa"/>
-              <w:bottom w:w="80" w:type="dxa"/>
-              <w:right w:w="120" w:type="dxa"/>
-            </w:tcMar>
-          </w:tcPr>
-          <w:p>
-            <w:pPr>
-              <w:bidi w:val="0"/>
-              <w:spacing w:line="360" w:lineRule="auto"/>
-              <w:jc w:val="left"/>
-            </w:pPr>
-            <w:r>
-              <w:rPr>
+            <w:vAlign w:val="center"/>
+            <w:tcMar>
+              <w:top w:w="75" w:type="dxa"/>
+              <w:left w:w="75" w:type="dxa"/>
+              <w:bottom w:w="75" w:type="dxa"/>
+              <w:right w:w="75" w:type="dxa"/>
+            </w:tcMar>
+            <w:shd w:fill="FFFFFF"/>
+          </w:tcPr>
+          <w:p>
+            <w:pPr>
+              <w:keepNext w:val="0"/>
+              <w:spacing w:line="252" w:lineRule="auto" w:after="60"/>
+              <w:jc w:val="left"/>
+            </w:pPr>
+            <w:r>
+              <w:rPr>
+                <w:rFonts w:ascii="Times New Roman" w:hAnsi="Times New Roman"/>
                 <w:sz w:val="18"/>
                 <w:szCs w:val="18"/>
               </w:rPr>
@@ -837,21 +915,24 @@
               <w:bottom w:val="single" w:sz="4" w:space="0" w:color="CCCCCC"/>
               <w:right w:val="single" w:sz="4" w:space="0" w:color="CCCCCC"/>
             </w:tcBorders>
-            <w:tcMar>
-              <w:top w:w="80" w:type="dxa"/>
-              <w:left w:w="120" w:type="dxa"/>
-              <w:bottom w:w="80" w:type="dxa"/>
-              <w:right w:w="120" w:type="dxa"/>
-            </w:tcMar>
-          </w:tcPr>
-          <w:p>
-            <w:pPr>
-              <w:bidi w:val="0"/>
-              <w:spacing w:line="360" w:lineRule="auto"/>
-              <w:jc w:val="left"/>
-            </w:pPr>
-            <w:r>
-              <w:rPr>
+            <w:vAlign w:val="center"/>
+            <w:tcMar>
+              <w:top w:w="75" w:type="dxa"/>
+              <w:left w:w="75" w:type="dxa"/>
+              <w:bottom w:w="75" w:type="dxa"/>
+              <w:right w:w="75" w:type="dxa"/>
+            </w:tcMar>
+            <w:shd w:fill="FFFFFF"/>
+          </w:tcPr>
+          <w:p>
+            <w:pPr>
+              <w:keepNext w:val="0"/>
+              <w:spacing w:line="252" w:lineRule="auto" w:after="60"/>
+              <w:jc w:val="left"/>
+            </w:pPr>
+            <w:r>
+              <w:rPr>
+                <w:rFonts w:ascii="Times New Roman" w:hAnsi="Times New Roman"/>
                 <w:sz w:val="18"/>
                 <w:szCs w:val="18"/>
               </w:rPr>
@@ -861,6 +942,9 @@
         </w:tc>
       </w:tr>
       <w:tr>
+        <w:trPr>
+          <w:cantSplit/>
+        </w:trPr>
         <w:tc>
           <w:tcPr>
             <w:tcW w:w="700" w:type="dxa"/>
@@ -870,21 +954,24 @@
               <w:bottom w:val="single" w:sz="4" w:space="0" w:color="CCCCCC"/>
               <w:right w:val="single" w:sz="4" w:space="0" w:color="CCCCCC"/>
             </w:tcBorders>
-            <w:tcMar>
-              <w:top w:w="80" w:type="dxa"/>
-              <w:left w:w="120" w:type="dxa"/>
-              <w:bottom w:w="80" w:type="dxa"/>
-              <w:right w:w="120" w:type="dxa"/>
-            </w:tcMar>
-          </w:tcPr>
-          <w:p>
-            <w:pPr>
-              <w:bidi w:val="0"/>
-              <w:spacing w:line="360" w:lineRule="auto"/>
-              <w:jc w:val="left"/>
-            </w:pPr>
-            <w:r>
-              <w:rPr>
+            <w:vAlign w:val="center"/>
+            <w:tcMar>
+              <w:top w:w="75" w:type="dxa"/>
+              <w:left w:w="75" w:type="dxa"/>
+              <w:bottom w:w="75" w:type="dxa"/>
+              <w:right w:w="75" w:type="dxa"/>
+            </w:tcMar>
+            <w:shd w:fill="FFFFFF"/>
+          </w:tcPr>
+          <w:p>
+            <w:pPr>
+              <w:keepNext w:val="0"/>
+              <w:spacing w:line="252" w:lineRule="auto" w:after="60"/>
+              <w:jc w:val="left"/>
+            </w:pPr>
+            <w:r>
+              <w:rPr>
+                <w:rFonts w:ascii="Times New Roman" w:hAnsi="Times New Roman"/>
                 <w:sz w:val="18"/>
                 <w:szCs w:val="18"/>
               </w:rPr>
@@ -901,21 +988,24 @@
               <w:bottom w:val="single" w:sz="4" w:space="0" w:color="CCCCCC"/>
               <w:right w:val="single" w:sz="4" w:space="0" w:color="CCCCCC"/>
             </w:tcBorders>
-            <w:tcMar>
-              <w:top w:w="80" w:type="dxa"/>
-              <w:left w:w="120" w:type="dxa"/>
-              <w:bottom w:w="80" w:type="dxa"/>
-              <w:right w:w="120" w:type="dxa"/>
-            </w:tcMar>
-          </w:tcPr>
-          <w:p>
-            <w:pPr>
-              <w:bidi w:val="0"/>
-              <w:spacing w:line="360" w:lineRule="auto"/>
-              <w:jc w:val="left"/>
-            </w:pPr>
-            <w:r>
-              <w:rPr>
+            <w:vAlign w:val="center"/>
+            <w:tcMar>
+              <w:top w:w="75" w:type="dxa"/>
+              <w:left w:w="75" w:type="dxa"/>
+              <w:bottom w:w="75" w:type="dxa"/>
+              <w:right w:w="75" w:type="dxa"/>
+            </w:tcMar>
+            <w:shd w:fill="FFFFFF"/>
+          </w:tcPr>
+          <w:p>
+            <w:pPr>
+              <w:keepNext w:val="0"/>
+              <w:spacing w:line="252" w:lineRule="auto" w:after="60"/>
+              <w:jc w:val="left"/>
+            </w:pPr>
+            <w:r>
+              <w:rPr>
+                <w:rFonts w:ascii="Times New Roman" w:hAnsi="Times New Roman"/>
                 <w:sz w:val="18"/>
                 <w:szCs w:val="18"/>
               </w:rPr>
@@ -932,21 +1022,24 @@
               <w:bottom w:val="single" w:sz="4" w:space="0" w:color="CCCCCC"/>
               <w:right w:val="single" w:sz="4" w:space="0" w:color="CCCCCC"/>
             </w:tcBorders>
-            <w:tcMar>
-              <w:top w:w="80" w:type="dxa"/>
-              <w:left w:w="120" w:type="dxa"/>
-              <w:bottom w:w="80" w:type="dxa"/>
-              <w:right w:w="120" w:type="dxa"/>
-            </w:tcMar>
-          </w:tcPr>
-          <w:p>
-            <w:pPr>
-              <w:bidi w:val="0"/>
-              <w:spacing w:line="360" w:lineRule="auto"/>
-              <w:jc w:val="left"/>
-            </w:pPr>
-            <w:r>
-              <w:rPr>
+            <w:vAlign w:val="center"/>
+            <w:tcMar>
+              <w:top w:w="75" w:type="dxa"/>
+              <w:left w:w="75" w:type="dxa"/>
+              <w:bottom w:w="75" w:type="dxa"/>
+              <w:right w:w="75" w:type="dxa"/>
+            </w:tcMar>
+            <w:shd w:fill="FFFFFF"/>
+          </w:tcPr>
+          <w:p>
+            <w:pPr>
+              <w:keepNext w:val="0"/>
+              <w:spacing w:line="252" w:lineRule="auto" w:after="60"/>
+              <w:jc w:val="left"/>
+            </w:pPr>
+            <w:r>
+              <w:rPr>
+                <w:rFonts w:ascii="Times New Roman" w:hAnsi="Times New Roman"/>
                 <w:sz w:val="18"/>
                 <w:szCs w:val="18"/>
               </w:rPr>
@@ -963,21 +1056,24 @@
               <w:bottom w:val="single" w:sz="4" w:space="0" w:color="CCCCCC"/>
               <w:right w:val="single" w:sz="4" w:space="0" w:color="CCCCCC"/>
             </w:tcBorders>
-            <w:tcMar>
-              <w:top w:w="80" w:type="dxa"/>
-              <w:left w:w="120" w:type="dxa"/>
-              <w:bottom w:w="80" w:type="dxa"/>
-              <w:right w:w="120" w:type="dxa"/>
-            </w:tcMar>
-          </w:tcPr>
-          <w:p>
-            <w:pPr>
-              <w:bidi w:val="0"/>
-              <w:spacing w:line="360" w:lineRule="auto"/>
-              <w:jc w:val="left"/>
-            </w:pPr>
-            <w:r>
-              <w:rPr>
+            <w:vAlign w:val="center"/>
+            <w:tcMar>
+              <w:top w:w="75" w:type="dxa"/>
+              <w:left w:w="75" w:type="dxa"/>
+              <w:bottom w:w="75" w:type="dxa"/>
+              <w:right w:w="75" w:type="dxa"/>
+            </w:tcMar>
+            <w:shd w:fill="FFFFFF"/>
+          </w:tcPr>
+          <w:p>
+            <w:pPr>
+              <w:keepNext w:val="0"/>
+              <w:spacing w:line="252" w:lineRule="auto" w:after="60"/>
+              <w:jc w:val="left"/>
+            </w:pPr>
+            <w:r>
+              <w:rPr>
+                <w:rFonts w:ascii="Times New Roman" w:hAnsi="Times New Roman"/>
                 <w:sz w:val="18"/>
                 <w:szCs w:val="18"/>
               </w:rPr>
@@ -987,6 +1083,9 @@
         </w:tc>
       </w:tr>
       <w:tr>
+        <w:trPr>
+          <w:cantSplit/>
+        </w:trPr>
         <w:tc>
           <w:tcPr>
             <w:tcW w:w="700" w:type="dxa"/>
@@ -996,21 +1095,24 @@
               <w:bottom w:val="single" w:sz="4" w:space="0" w:color="CCCCCC"/>
               <w:right w:val="single" w:sz="4" w:space="0" w:color="CCCCCC"/>
             </w:tcBorders>
-            <w:tcMar>
-              <w:top w:w="80" w:type="dxa"/>
-              <w:left w:w="120" w:type="dxa"/>
-              <w:bottom w:w="80" w:type="dxa"/>
-              <w:right w:w="120" w:type="dxa"/>
-            </w:tcMar>
-          </w:tcPr>
-          <w:p>
-            <w:pPr>
-              <w:bidi w:val="0"/>
-              <w:spacing w:line="360" w:lineRule="auto"/>
-              <w:jc w:val="left"/>
-            </w:pPr>
-            <w:r>
-              <w:rPr>
+            <w:vAlign w:val="center"/>
+            <w:tcMar>
+              <w:top w:w="75" w:type="dxa"/>
+              <w:left w:w="75" w:type="dxa"/>
+              <w:bottom w:w="75" w:type="dxa"/>
+              <w:right w:w="75" w:type="dxa"/>
+            </w:tcMar>
+            <w:shd w:fill="FFFFFF"/>
+          </w:tcPr>
+          <w:p>
+            <w:pPr>
+              <w:keepNext w:val="0"/>
+              <w:spacing w:line="252" w:lineRule="auto" w:after="60"/>
+              <w:jc w:val="left"/>
+            </w:pPr>
+            <w:r>
+              <w:rPr>
+                <w:rFonts w:ascii="Times New Roman" w:hAnsi="Times New Roman"/>
                 <w:sz w:val="18"/>
                 <w:szCs w:val="18"/>
               </w:rPr>
@@ -1027,21 +1129,24 @@
               <w:bottom w:val="single" w:sz="4" w:space="0" w:color="CCCCCC"/>
               <w:right w:val="single" w:sz="4" w:space="0" w:color="CCCCCC"/>
             </w:tcBorders>
-            <w:tcMar>
-              <w:top w:w="80" w:type="dxa"/>
-              <w:left w:w="120" w:type="dxa"/>
-              <w:bottom w:w="80" w:type="dxa"/>
-              <w:right w:w="120" w:type="dxa"/>
-            </w:tcMar>
-          </w:tcPr>
-          <w:p>
-            <w:pPr>
-              <w:bidi w:val="0"/>
-              <w:spacing w:line="360" w:lineRule="auto"/>
-              <w:jc w:val="left"/>
-            </w:pPr>
-            <w:r>
-              <w:rPr>
+            <w:vAlign w:val="center"/>
+            <w:tcMar>
+              <w:top w:w="75" w:type="dxa"/>
+              <w:left w:w="75" w:type="dxa"/>
+              <w:bottom w:w="75" w:type="dxa"/>
+              <w:right w:w="75" w:type="dxa"/>
+            </w:tcMar>
+            <w:shd w:fill="FFFFFF"/>
+          </w:tcPr>
+          <w:p>
+            <w:pPr>
+              <w:keepNext w:val="0"/>
+              <w:spacing w:line="252" w:lineRule="auto" w:after="60"/>
+              <w:jc w:val="left"/>
+            </w:pPr>
+            <w:r>
+              <w:rPr>
+                <w:rFonts w:ascii="Times New Roman" w:hAnsi="Times New Roman"/>
                 <w:sz w:val="18"/>
                 <w:szCs w:val="18"/>
               </w:rPr>
@@ -1058,21 +1163,24 @@
               <w:bottom w:val="single" w:sz="4" w:space="0" w:color="CCCCCC"/>
               <w:right w:val="single" w:sz="4" w:space="0" w:color="CCCCCC"/>
             </w:tcBorders>
-            <w:tcMar>
-              <w:top w:w="80" w:type="dxa"/>
-              <w:left w:w="120" w:type="dxa"/>
-              <w:bottom w:w="80" w:type="dxa"/>
-              <w:right w:w="120" w:type="dxa"/>
-            </w:tcMar>
-          </w:tcPr>
-          <w:p>
-            <w:pPr>
-              <w:bidi w:val="0"/>
-              <w:spacing w:line="360" w:lineRule="auto"/>
-              <w:jc w:val="left"/>
-            </w:pPr>
-            <w:r>
-              <w:rPr>
+            <w:vAlign w:val="center"/>
+            <w:tcMar>
+              <w:top w:w="75" w:type="dxa"/>
+              <w:left w:w="75" w:type="dxa"/>
+              <w:bottom w:w="75" w:type="dxa"/>
+              <w:right w:w="75" w:type="dxa"/>
+            </w:tcMar>
+            <w:shd w:fill="FFFFFF"/>
+          </w:tcPr>
+          <w:p>
+            <w:pPr>
+              <w:keepNext w:val="0"/>
+              <w:spacing w:line="252" w:lineRule="auto" w:after="60"/>
+              <w:jc w:val="left"/>
+            </w:pPr>
+            <w:r>
+              <w:rPr>
+                <w:rFonts w:ascii="Times New Roman" w:hAnsi="Times New Roman"/>
                 <w:sz w:val="18"/>
                 <w:szCs w:val="18"/>
               </w:rPr>
@@ -1089,21 +1197,24 @@
               <w:bottom w:val="single" w:sz="4" w:space="0" w:color="CCCCCC"/>
               <w:right w:val="single" w:sz="4" w:space="0" w:color="CCCCCC"/>
             </w:tcBorders>
-            <w:tcMar>
-              <w:top w:w="80" w:type="dxa"/>
-              <w:left w:w="120" w:type="dxa"/>
-              <w:bottom w:w="80" w:type="dxa"/>
-              <w:right w:w="120" w:type="dxa"/>
-            </w:tcMar>
-          </w:tcPr>
-          <w:p>
-            <w:pPr>
-              <w:bidi w:val="0"/>
-              <w:spacing w:line="360" w:lineRule="auto"/>
-              <w:jc w:val="left"/>
-            </w:pPr>
-            <w:r>
-              <w:rPr>
+            <w:vAlign w:val="center"/>
+            <w:tcMar>
+              <w:top w:w="75" w:type="dxa"/>
+              <w:left w:w="75" w:type="dxa"/>
+              <w:bottom w:w="75" w:type="dxa"/>
+              <w:right w:w="75" w:type="dxa"/>
+            </w:tcMar>
+            <w:shd w:fill="FFFFFF"/>
+          </w:tcPr>
+          <w:p>
+            <w:pPr>
+              <w:keepNext w:val="0"/>
+              <w:spacing w:line="252" w:lineRule="auto" w:after="60"/>
+              <w:jc w:val="left"/>
+            </w:pPr>
+            <w:r>
+              <w:rPr>
+                <w:rFonts w:ascii="Times New Roman" w:hAnsi="Times New Roman"/>
                 <w:sz w:val="18"/>
                 <w:szCs w:val="18"/>
               </w:rPr>
@@ -1113,6 +1224,9 @@
         </w:tc>
       </w:tr>
       <w:tr>
+        <w:trPr>
+          <w:cantSplit/>
+        </w:trPr>
         <w:tc>
           <w:tcPr>
             <w:tcW w:w="700" w:type="dxa"/>
@@ -1122,21 +1236,24 @@
               <w:bottom w:val="single" w:sz="4" w:space="0" w:color="CCCCCC"/>
               <w:right w:val="single" w:sz="4" w:space="0" w:color="CCCCCC"/>
             </w:tcBorders>
-            <w:tcMar>
-              <w:top w:w="80" w:type="dxa"/>
-              <w:left w:w="120" w:type="dxa"/>
-              <w:bottom w:w="80" w:type="dxa"/>
-              <w:right w:w="120" w:type="dxa"/>
-            </w:tcMar>
-          </w:tcPr>
-          <w:p>
-            <w:pPr>
-              <w:bidi w:val="0"/>
-              <w:spacing w:line="360" w:lineRule="auto"/>
-              <w:jc w:val="left"/>
-            </w:pPr>
-            <w:r>
-              <w:rPr>
+            <w:vAlign w:val="center"/>
+            <w:tcMar>
+              <w:top w:w="75" w:type="dxa"/>
+              <w:left w:w="75" w:type="dxa"/>
+              <w:bottom w:w="75" w:type="dxa"/>
+              <w:right w:w="75" w:type="dxa"/>
+            </w:tcMar>
+            <w:shd w:fill="FFFFFF"/>
+          </w:tcPr>
+          <w:p>
+            <w:pPr>
+              <w:keepNext w:val="0"/>
+              <w:spacing w:line="252" w:lineRule="auto" w:after="60"/>
+              <w:jc w:val="left"/>
+            </w:pPr>
+            <w:r>
+              <w:rPr>
+                <w:rFonts w:ascii="Times New Roman" w:hAnsi="Times New Roman"/>
                 <w:sz w:val="18"/>
                 <w:szCs w:val="18"/>
               </w:rPr>
@@ -1153,21 +1270,24 @@
               <w:bottom w:val="single" w:sz="4" w:space="0" w:color="CCCCCC"/>
               <w:right w:val="single" w:sz="4" w:space="0" w:color="CCCCCC"/>
             </w:tcBorders>
-            <w:tcMar>
-              <w:top w:w="80" w:type="dxa"/>
-              <w:left w:w="120" w:type="dxa"/>
-              <w:bottom w:w="80" w:type="dxa"/>
-              <w:right w:w="120" w:type="dxa"/>
-            </w:tcMar>
-          </w:tcPr>
-          <w:p>
-            <w:pPr>
-              <w:bidi w:val="0"/>
-              <w:spacing w:line="360" w:lineRule="auto"/>
-              <w:jc w:val="left"/>
-            </w:pPr>
-            <w:r>
-              <w:rPr>
+            <w:vAlign w:val="center"/>
+            <w:tcMar>
+              <w:top w:w="75" w:type="dxa"/>
+              <w:left w:w="75" w:type="dxa"/>
+              <w:bottom w:w="75" w:type="dxa"/>
+              <w:right w:w="75" w:type="dxa"/>
+            </w:tcMar>
+            <w:shd w:fill="FFFFFF"/>
+          </w:tcPr>
+          <w:p>
+            <w:pPr>
+              <w:keepNext w:val="0"/>
+              <w:spacing w:line="252" w:lineRule="auto" w:after="60"/>
+              <w:jc w:val="left"/>
+            </w:pPr>
+            <w:r>
+              <w:rPr>
+                <w:rFonts w:ascii="Times New Roman" w:hAnsi="Times New Roman"/>
                 <w:sz w:val="18"/>
                 <w:szCs w:val="18"/>
               </w:rPr>
@@ -1184,21 +1304,24 @@
               <w:bottom w:val="single" w:sz="4" w:space="0" w:color="CCCCCC"/>
               <w:right w:val="single" w:sz="4" w:space="0" w:color="CCCCCC"/>
             </w:tcBorders>
-            <w:tcMar>
-              <w:top w:w="80" w:type="dxa"/>
-              <w:left w:w="120" w:type="dxa"/>
-              <w:bottom w:w="80" w:type="dxa"/>
-              <w:right w:w="120" w:type="dxa"/>
-            </w:tcMar>
-          </w:tcPr>
-          <w:p>
-            <w:pPr>
-              <w:bidi w:val="0"/>
-              <w:spacing w:line="360" w:lineRule="auto"/>
-              <w:jc w:val="left"/>
-            </w:pPr>
-            <w:r>
-              <w:rPr>
+            <w:vAlign w:val="center"/>
+            <w:tcMar>
+              <w:top w:w="75" w:type="dxa"/>
+              <w:left w:w="75" w:type="dxa"/>
+              <w:bottom w:w="75" w:type="dxa"/>
+              <w:right w:w="75" w:type="dxa"/>
+            </w:tcMar>
+            <w:shd w:fill="FFFFFF"/>
+          </w:tcPr>
+          <w:p>
+            <w:pPr>
+              <w:keepNext w:val="0"/>
+              <w:spacing w:line="252" w:lineRule="auto" w:after="60"/>
+              <w:jc w:val="left"/>
+            </w:pPr>
+            <w:r>
+              <w:rPr>
+                <w:rFonts w:ascii="Times New Roman" w:hAnsi="Times New Roman"/>
                 <w:sz w:val="18"/>
                 <w:szCs w:val="18"/>
               </w:rPr>
@@ -1215,21 +1338,24 @@
               <w:bottom w:val="single" w:sz="4" w:space="0" w:color="CCCCCC"/>
               <w:right w:val="single" w:sz="4" w:space="0" w:color="CCCCCC"/>
             </w:tcBorders>
-            <w:tcMar>
-              <w:top w:w="80" w:type="dxa"/>
-              <w:left w:w="120" w:type="dxa"/>
-              <w:bottom w:w="80" w:type="dxa"/>
-              <w:right w:w="120" w:type="dxa"/>
-            </w:tcMar>
-          </w:tcPr>
-          <w:p>
-            <w:pPr>
-              <w:bidi w:val="0"/>
-              <w:spacing w:line="360" w:lineRule="auto"/>
-              <w:jc w:val="left"/>
-            </w:pPr>
-            <w:r>
-              <w:rPr>
+            <w:vAlign w:val="center"/>
+            <w:tcMar>
+              <w:top w:w="75" w:type="dxa"/>
+              <w:left w:w="75" w:type="dxa"/>
+              <w:bottom w:w="75" w:type="dxa"/>
+              <w:right w:w="75" w:type="dxa"/>
+            </w:tcMar>
+            <w:shd w:fill="FFFFFF"/>
+          </w:tcPr>
+          <w:p>
+            <w:pPr>
+              <w:keepNext w:val="0"/>
+              <w:spacing w:line="252" w:lineRule="auto" w:after="60"/>
+              <w:jc w:val="left"/>
+            </w:pPr>
+            <w:r>
+              <w:rPr>
+                <w:rFonts w:ascii="Times New Roman" w:hAnsi="Times New Roman"/>
                 <w:sz w:val="18"/>
                 <w:szCs w:val="18"/>
               </w:rPr>
@@ -1239,6 +1365,9 @@
         </w:tc>
       </w:tr>
       <w:tr>
+        <w:trPr>
+          <w:cantSplit/>
+        </w:trPr>
         <w:tc>
           <w:tcPr>
             <w:tcW w:w="700" w:type="dxa"/>
@@ -1248,21 +1377,24 @@
               <w:bottom w:val="single" w:sz="4" w:space="0" w:color="CCCCCC"/>
               <w:right w:val="single" w:sz="4" w:space="0" w:color="CCCCCC"/>
             </w:tcBorders>
-            <w:tcMar>
-              <w:top w:w="80" w:type="dxa"/>
-              <w:left w:w="120" w:type="dxa"/>
-              <w:bottom w:w="80" w:type="dxa"/>
-              <w:right w:w="120" w:type="dxa"/>
-            </w:tcMar>
-          </w:tcPr>
-          <w:p>
-            <w:pPr>
-              <w:bidi w:val="0"/>
-              <w:spacing w:line="360" w:lineRule="auto"/>
-              <w:jc w:val="left"/>
-            </w:pPr>
-            <w:r>
-              <w:rPr>
+            <w:vAlign w:val="center"/>
+            <w:tcMar>
+              <w:top w:w="75" w:type="dxa"/>
+              <w:left w:w="75" w:type="dxa"/>
+              <w:bottom w:w="75" w:type="dxa"/>
+              <w:right w:w="75" w:type="dxa"/>
+            </w:tcMar>
+            <w:shd w:fill="FFFFFF"/>
+          </w:tcPr>
+          <w:p>
+            <w:pPr>
+              <w:keepNext w:val="0"/>
+              <w:spacing w:line="252" w:lineRule="auto" w:after="60"/>
+              <w:jc w:val="left"/>
+            </w:pPr>
+            <w:r>
+              <w:rPr>
+                <w:rFonts w:ascii="Times New Roman" w:hAnsi="Times New Roman"/>
                 <w:sz w:val="18"/>
                 <w:szCs w:val="18"/>
               </w:rPr>
@@ -1279,21 +1411,24 @@
               <w:bottom w:val="single" w:sz="4" w:space="0" w:color="CCCCCC"/>
               <w:right w:val="single" w:sz="4" w:space="0" w:color="CCCCCC"/>
             </w:tcBorders>
-            <w:tcMar>
-              <w:top w:w="80" w:type="dxa"/>
-              <w:left w:w="120" w:type="dxa"/>
-              <w:bottom w:w="80" w:type="dxa"/>
-              <w:right w:w="120" w:type="dxa"/>
-            </w:tcMar>
-          </w:tcPr>
-          <w:p>
-            <w:pPr>
-              <w:bidi w:val="0"/>
-              <w:spacing w:line="360" w:lineRule="auto"/>
-              <w:jc w:val="left"/>
-            </w:pPr>
-            <w:r>
-              <w:rPr>
+            <w:vAlign w:val="center"/>
+            <w:tcMar>
+              <w:top w:w="75" w:type="dxa"/>
+              <w:left w:w="75" w:type="dxa"/>
+              <w:bottom w:w="75" w:type="dxa"/>
+              <w:right w:w="75" w:type="dxa"/>
+            </w:tcMar>
+            <w:shd w:fill="FFFFFF"/>
+          </w:tcPr>
+          <w:p>
+            <w:pPr>
+              <w:keepNext w:val="0"/>
+              <w:spacing w:line="252" w:lineRule="auto" w:after="60"/>
+              <w:jc w:val="left"/>
+            </w:pPr>
+            <w:r>
+              <w:rPr>
+                <w:rFonts w:ascii="Times New Roman" w:hAnsi="Times New Roman"/>
                 <w:sz w:val="18"/>
                 <w:szCs w:val="18"/>
               </w:rPr>
@@ -1310,21 +1445,24 @@
               <w:bottom w:val="single" w:sz="4" w:space="0" w:color="CCCCCC"/>
               <w:right w:val="single" w:sz="4" w:space="0" w:color="CCCCCC"/>
             </w:tcBorders>
-            <w:tcMar>
-              <w:top w:w="80" w:type="dxa"/>
-              <w:left w:w="120" w:type="dxa"/>
-              <w:bottom w:w="80" w:type="dxa"/>
-              <w:right w:w="120" w:type="dxa"/>
-            </w:tcMar>
-          </w:tcPr>
-          <w:p>
-            <w:pPr>
-              <w:bidi w:val="0"/>
-              <w:spacing w:line="360" w:lineRule="auto"/>
-              <w:jc w:val="left"/>
-            </w:pPr>
-            <w:r>
-              <w:rPr>
+            <w:vAlign w:val="center"/>
+            <w:tcMar>
+              <w:top w:w="75" w:type="dxa"/>
+              <w:left w:w="75" w:type="dxa"/>
+              <w:bottom w:w="75" w:type="dxa"/>
+              <w:right w:w="75" w:type="dxa"/>
+            </w:tcMar>
+            <w:shd w:fill="FFFFFF"/>
+          </w:tcPr>
+          <w:p>
+            <w:pPr>
+              <w:keepNext w:val="0"/>
+              <w:spacing w:line="252" w:lineRule="auto" w:after="60"/>
+              <w:jc w:val="left"/>
+            </w:pPr>
+            <w:r>
+              <w:rPr>
+                <w:rFonts w:ascii="Times New Roman" w:hAnsi="Times New Roman"/>
                 <w:sz w:val="18"/>
                 <w:szCs w:val="18"/>
               </w:rPr>
@@ -1341,21 +1479,24 @@
               <w:bottom w:val="single" w:sz="4" w:space="0" w:color="CCCCCC"/>
               <w:right w:val="single" w:sz="4" w:space="0" w:color="CCCCCC"/>
             </w:tcBorders>
-            <w:tcMar>
-              <w:top w:w="80" w:type="dxa"/>
-              <w:left w:w="120" w:type="dxa"/>
-              <w:bottom w:w="80" w:type="dxa"/>
-              <w:right w:w="120" w:type="dxa"/>
-            </w:tcMar>
-          </w:tcPr>
-          <w:p>
-            <w:pPr>
-              <w:bidi w:val="0"/>
-              <w:spacing w:line="360" w:lineRule="auto"/>
-              <w:jc w:val="left"/>
-            </w:pPr>
-            <w:r>
-              <w:rPr>
+            <w:vAlign w:val="center"/>
+            <w:tcMar>
+              <w:top w:w="75" w:type="dxa"/>
+              <w:left w:w="75" w:type="dxa"/>
+              <w:bottom w:w="75" w:type="dxa"/>
+              <w:right w:w="75" w:type="dxa"/>
+            </w:tcMar>
+            <w:shd w:fill="FFFFFF"/>
+          </w:tcPr>
+          <w:p>
+            <w:pPr>
+              <w:keepNext w:val="0"/>
+              <w:spacing w:line="252" w:lineRule="auto" w:after="60"/>
+              <w:jc w:val="left"/>
+            </w:pPr>
+            <w:r>
+              <w:rPr>
+                <w:rFonts w:ascii="Times New Roman" w:hAnsi="Times New Roman"/>
                 <w:sz w:val="18"/>
                 <w:szCs w:val="18"/>
               </w:rPr>
@@ -1365,6 +1506,9 @@
         </w:tc>
       </w:tr>
       <w:tr>
+        <w:trPr>
+          <w:cantSplit/>
+        </w:trPr>
         <w:tc>
           <w:tcPr>
             <w:tcW w:w="700" w:type="dxa"/>
@@ -1374,17 +1518,19 @@
               <w:bottom w:val="single" w:sz="4" w:space="0" w:color="CCCCCC"/>
               <w:right w:val="single" w:sz="4" w:space="0" w:color="CCCCCC"/>
             </w:tcBorders>
-            <w:tcMar>
-              <w:top w:w="80" w:type="dxa"/>
-              <w:left w:w="120" w:type="dxa"/>
-              <w:bottom w:w="80" w:type="dxa"/>
-              <w:right w:w="120" w:type="dxa"/>
-            </w:tcMar>
-          </w:tcPr>
-          <w:p>
-            <w:pPr>
-              <w:bidi w:val="0"/>
-              <w:spacing w:line="360" w:lineRule="auto"/>
+            <w:vAlign w:val="center"/>
+            <w:tcMar>
+              <w:top w:w="75" w:type="dxa"/>
+              <w:left w:w="75" w:type="dxa"/>
+              <w:bottom w:w="75" w:type="dxa"/>
+              <w:right w:w="75" w:type="dxa"/>
+            </w:tcMar>
+            <w:shd w:fill="FFFFFF"/>
+          </w:tcPr>
+          <w:p>
+            <w:pPr>
+              <w:keepNext w:val="0"/>
+              <w:spacing w:line="252" w:lineRule="auto" w:after="60"/>
               <w:jc w:val="left"/>
             </w:pPr>
           </w:p>
@@ -1398,21 +1544,24 @@
               <w:bottom w:val="single" w:sz="4" w:space="0" w:color="CCCCCC"/>
               <w:right w:val="single" w:sz="4" w:space="0" w:color="CCCCCC"/>
             </w:tcBorders>
-            <w:tcMar>
-              <w:top w:w="80" w:type="dxa"/>
-              <w:left w:w="120" w:type="dxa"/>
-              <w:bottom w:w="80" w:type="dxa"/>
-              <w:right w:w="120" w:type="dxa"/>
-            </w:tcMar>
-          </w:tcPr>
-          <w:p>
-            <w:pPr>
-              <w:bidi w:val="0"/>
-              <w:spacing w:line="360" w:lineRule="auto"/>
-              <w:jc w:val="left"/>
-            </w:pPr>
-            <w:r>
-              <w:rPr>
+            <w:vAlign w:val="center"/>
+            <w:tcMar>
+              <w:top w:w="75" w:type="dxa"/>
+              <w:left w:w="75" w:type="dxa"/>
+              <w:bottom w:w="75" w:type="dxa"/>
+              <w:right w:w="75" w:type="dxa"/>
+            </w:tcMar>
+            <w:shd w:fill="FFFFFF"/>
+          </w:tcPr>
+          <w:p>
+            <w:pPr>
+              <w:keepNext w:val="0"/>
+              <w:spacing w:line="252" w:lineRule="auto" w:after="60"/>
+              <w:jc w:val="left"/>
+            </w:pPr>
+            <w:r>
+              <w:rPr>
+                <w:rFonts w:ascii="Times New Roman" w:hAnsi="Times New Roman"/>
                 <w:b/>
                 <w:bCs/>
                 <w:sz w:val="18"/>
@@ -1431,17 +1580,19 @@
               <w:bottom w:val="single" w:sz="4" w:space="0" w:color="CCCCCC"/>
               <w:right w:val="single" w:sz="4" w:space="0" w:color="CCCCCC"/>
             </w:tcBorders>
-            <w:tcMar>
-              <w:top w:w="80" w:type="dxa"/>
-              <w:left w:w="120" w:type="dxa"/>
-              <w:bottom w:w="80" w:type="dxa"/>
-              <w:right w:w="120" w:type="dxa"/>
-            </w:tcMar>
-          </w:tcPr>
-          <w:p>
-            <w:pPr>
-              <w:bidi w:val="0"/>
-              <w:spacing w:line="360" w:lineRule="auto"/>
+            <w:vAlign w:val="center"/>
+            <w:tcMar>
+              <w:top w:w="75" w:type="dxa"/>
+              <w:left w:w="75" w:type="dxa"/>
+              <w:bottom w:w="75" w:type="dxa"/>
+              <w:right w:w="75" w:type="dxa"/>
+            </w:tcMar>
+            <w:shd w:fill="FFFFFF"/>
+          </w:tcPr>
+          <w:p>
+            <w:pPr>
+              <w:keepNext w:val="0"/>
+              <w:spacing w:line="252" w:lineRule="auto" w:after="60"/>
               <w:jc w:val="left"/>
             </w:pPr>
           </w:p>
@@ -1455,23 +1606,28 @@
               <w:bottom w:val="single" w:sz="4" w:space="0" w:color="CCCCCC"/>
               <w:right w:val="single" w:sz="4" w:space="0" w:color="CCCCCC"/>
             </w:tcBorders>
-            <w:tcMar>
-              <w:top w:w="80" w:type="dxa"/>
-              <w:left w:w="120" w:type="dxa"/>
-              <w:bottom w:w="80" w:type="dxa"/>
-              <w:right w:w="120" w:type="dxa"/>
-            </w:tcMar>
-          </w:tcPr>
-          <w:p>
-            <w:pPr>
-              <w:bidi w:val="0"/>
-              <w:spacing w:line="360" w:lineRule="auto"/>
+            <w:vAlign w:val="center"/>
+            <w:tcMar>
+              <w:top w:w="75" w:type="dxa"/>
+              <w:left w:w="75" w:type="dxa"/>
+              <w:bottom w:w="75" w:type="dxa"/>
+              <w:right w:w="75" w:type="dxa"/>
+            </w:tcMar>
+            <w:shd w:fill="FFFFFF"/>
+          </w:tcPr>
+          <w:p>
+            <w:pPr>
+              <w:keepNext w:val="0"/>
+              <w:spacing w:line="252" w:lineRule="auto" w:after="60"/>
               <w:jc w:val="left"/>
             </w:pPr>
           </w:p>
         </w:tc>
       </w:tr>
       <w:tr>
+        <w:trPr>
+          <w:cantSplit/>
+        </w:trPr>
         <w:tc>
           <w:tcPr>
             <w:tcW w:w="700" w:type="dxa"/>
@@ -1481,21 +1637,24 @@
               <w:bottom w:val="single" w:sz="4" w:space="0" w:color="CCCCCC"/>
               <w:right w:val="single" w:sz="4" w:space="0" w:color="CCCCCC"/>
             </w:tcBorders>
-            <w:tcMar>
-              <w:top w:w="80" w:type="dxa"/>
-              <w:left w:w="120" w:type="dxa"/>
-              <w:bottom w:w="80" w:type="dxa"/>
-              <w:right w:w="120" w:type="dxa"/>
-            </w:tcMar>
-          </w:tcPr>
-          <w:p>
-            <w:pPr>
-              <w:bidi w:val="0"/>
-              <w:spacing w:line="360" w:lineRule="auto"/>
-              <w:jc w:val="left"/>
-            </w:pPr>
-            <w:r>
-              <w:rPr>
+            <w:vAlign w:val="center"/>
+            <w:tcMar>
+              <w:top w:w="75" w:type="dxa"/>
+              <w:left w:w="75" w:type="dxa"/>
+              <w:bottom w:w="75" w:type="dxa"/>
+              <w:right w:w="75" w:type="dxa"/>
+            </w:tcMar>
+            <w:shd w:fill="FFFFFF"/>
+          </w:tcPr>
+          <w:p>
+            <w:pPr>
+              <w:keepNext w:val="0"/>
+              <w:spacing w:line="252" w:lineRule="auto" w:after="60"/>
+              <w:jc w:val="left"/>
+            </w:pPr>
+            <w:r>
+              <w:rPr>
+                <w:rFonts w:ascii="Times New Roman" w:hAnsi="Times New Roman"/>
                 <w:sz w:val="18"/>
                 <w:szCs w:val="18"/>
               </w:rPr>
@@ -1512,21 +1671,24 @@
               <w:bottom w:val="single" w:sz="4" w:space="0" w:color="CCCCCC"/>
               <w:right w:val="single" w:sz="4" w:space="0" w:color="CCCCCC"/>
             </w:tcBorders>
-            <w:tcMar>
-              <w:top w:w="80" w:type="dxa"/>
-              <w:left w:w="120" w:type="dxa"/>
-              <w:bottom w:w="80" w:type="dxa"/>
-              <w:right w:w="120" w:type="dxa"/>
-            </w:tcMar>
-          </w:tcPr>
-          <w:p>
-            <w:pPr>
-              <w:bidi w:val="0"/>
-              <w:spacing w:line="360" w:lineRule="auto"/>
-              <w:jc w:val="left"/>
-            </w:pPr>
-            <w:r>
-              <w:rPr>
+            <w:vAlign w:val="center"/>
+            <w:tcMar>
+              <w:top w:w="75" w:type="dxa"/>
+              <w:left w:w="75" w:type="dxa"/>
+              <w:bottom w:w="75" w:type="dxa"/>
+              <w:right w:w="75" w:type="dxa"/>
+            </w:tcMar>
+            <w:shd w:fill="FFFFFF"/>
+          </w:tcPr>
+          <w:p>
+            <w:pPr>
+              <w:keepNext w:val="0"/>
+              <w:spacing w:line="252" w:lineRule="auto" w:after="60"/>
+              <w:jc w:val="left"/>
+            </w:pPr>
+            <w:r>
+              <w:rPr>
+                <w:rFonts w:ascii="Times New Roman" w:hAnsi="Times New Roman"/>
                 <w:sz w:val="18"/>
                 <w:szCs w:val="18"/>
               </w:rPr>
@@ -1543,21 +1705,24 @@
               <w:bottom w:val="single" w:sz="4" w:space="0" w:color="CCCCCC"/>
               <w:right w:val="single" w:sz="4" w:space="0" w:color="CCCCCC"/>
             </w:tcBorders>
-            <w:tcMar>
-              <w:top w:w="80" w:type="dxa"/>
-              <w:left w:w="120" w:type="dxa"/>
-              <w:bottom w:w="80" w:type="dxa"/>
-              <w:right w:w="120" w:type="dxa"/>
-            </w:tcMar>
-          </w:tcPr>
-          <w:p>
-            <w:pPr>
-              <w:bidi w:val="0"/>
-              <w:spacing w:line="360" w:lineRule="auto"/>
-              <w:jc w:val="left"/>
-            </w:pPr>
-            <w:r>
-              <w:rPr>
+            <w:vAlign w:val="center"/>
+            <w:tcMar>
+              <w:top w:w="75" w:type="dxa"/>
+              <w:left w:w="75" w:type="dxa"/>
+              <w:bottom w:w="75" w:type="dxa"/>
+              <w:right w:w="75" w:type="dxa"/>
+            </w:tcMar>
+            <w:shd w:fill="FFFFFF"/>
+          </w:tcPr>
+          <w:p>
+            <w:pPr>
+              <w:keepNext w:val="0"/>
+              <w:spacing w:line="252" w:lineRule="auto" w:after="60"/>
+              <w:jc w:val="left"/>
+            </w:pPr>
+            <w:r>
+              <w:rPr>
+                <w:rFonts w:ascii="Times New Roman" w:hAnsi="Times New Roman"/>
                 <w:sz w:val="18"/>
                 <w:szCs w:val="18"/>
               </w:rPr>
@@ -1574,21 +1739,24 @@
               <w:bottom w:val="single" w:sz="4" w:space="0" w:color="CCCCCC"/>
               <w:right w:val="single" w:sz="4" w:space="0" w:color="CCCCCC"/>
             </w:tcBorders>
-            <w:tcMar>
-              <w:top w:w="80" w:type="dxa"/>
-              <w:left w:w="120" w:type="dxa"/>
-              <w:bottom w:w="80" w:type="dxa"/>
-              <w:right w:w="120" w:type="dxa"/>
-            </w:tcMar>
-          </w:tcPr>
-          <w:p>
-            <w:pPr>
-              <w:bidi w:val="0"/>
-              <w:spacing w:line="360" w:lineRule="auto"/>
-              <w:jc w:val="left"/>
-            </w:pPr>
-            <w:r>
-              <w:rPr>
+            <w:vAlign w:val="center"/>
+            <w:tcMar>
+              <w:top w:w="75" w:type="dxa"/>
+              <w:left w:w="75" w:type="dxa"/>
+              <w:bottom w:w="75" w:type="dxa"/>
+              <w:right w:w="75" w:type="dxa"/>
+            </w:tcMar>
+            <w:shd w:fill="FFFFFF"/>
+          </w:tcPr>
+          <w:p>
+            <w:pPr>
+              <w:keepNext w:val="0"/>
+              <w:spacing w:line="252" w:lineRule="auto" w:after="60"/>
+              <w:jc w:val="left"/>
+            </w:pPr>
+            <w:r>
+              <w:rPr>
+                <w:rFonts w:ascii="Times New Roman" w:hAnsi="Times New Roman"/>
                 <w:sz w:val="18"/>
                 <w:szCs w:val="18"/>
               </w:rPr>
@@ -1598,6 +1766,9 @@
         </w:tc>
       </w:tr>
       <w:tr>
+        <w:trPr>
+          <w:cantSplit/>
+        </w:trPr>
         <w:tc>
           <w:tcPr>
             <w:tcW w:w="700" w:type="dxa"/>
@@ -1607,21 +1778,24 @@
               <w:bottom w:val="single" w:sz="4" w:space="0" w:color="CCCCCC"/>
               <w:right w:val="single" w:sz="4" w:space="0" w:color="CCCCCC"/>
             </w:tcBorders>
-            <w:tcMar>
-              <w:top w:w="80" w:type="dxa"/>
-              <w:left w:w="120" w:type="dxa"/>
-              <w:bottom w:w="80" w:type="dxa"/>
-              <w:right w:w="120" w:type="dxa"/>
-            </w:tcMar>
-          </w:tcPr>
-          <w:p>
-            <w:pPr>
-              <w:bidi w:val="0"/>
-              <w:spacing w:line="360" w:lineRule="auto"/>
-              <w:jc w:val="left"/>
-            </w:pPr>
-            <w:r>
-              <w:rPr>
+            <w:vAlign w:val="center"/>
+            <w:tcMar>
+              <w:top w:w="75" w:type="dxa"/>
+              <w:left w:w="75" w:type="dxa"/>
+              <w:bottom w:w="75" w:type="dxa"/>
+              <w:right w:w="75" w:type="dxa"/>
+            </w:tcMar>
+            <w:shd w:fill="FFFFFF"/>
+          </w:tcPr>
+          <w:p>
+            <w:pPr>
+              <w:keepNext w:val="0"/>
+              <w:spacing w:line="252" w:lineRule="auto" w:after="60"/>
+              <w:jc w:val="left"/>
+            </w:pPr>
+            <w:r>
+              <w:rPr>
+                <w:rFonts w:ascii="Times New Roman" w:hAnsi="Times New Roman"/>
                 <w:sz w:val="18"/>
                 <w:szCs w:val="18"/>
               </w:rPr>
@@ -1638,21 +1812,24 @@
               <w:bottom w:val="single" w:sz="4" w:space="0" w:color="CCCCCC"/>
               <w:right w:val="single" w:sz="4" w:space="0" w:color="CCCCCC"/>
             </w:tcBorders>
-            <w:tcMar>
-              <w:top w:w="80" w:type="dxa"/>
-              <w:left w:w="120" w:type="dxa"/>
-              <w:bottom w:w="80" w:type="dxa"/>
-              <w:right w:w="120" w:type="dxa"/>
-            </w:tcMar>
-          </w:tcPr>
-          <w:p>
-            <w:pPr>
-              <w:bidi w:val="0"/>
-              <w:spacing w:line="360" w:lineRule="auto"/>
-              <w:jc w:val="left"/>
-            </w:pPr>
-            <w:r>
-              <w:rPr>
+            <w:vAlign w:val="center"/>
+            <w:tcMar>
+              <w:top w:w="75" w:type="dxa"/>
+              <w:left w:w="75" w:type="dxa"/>
+              <w:bottom w:w="75" w:type="dxa"/>
+              <w:right w:w="75" w:type="dxa"/>
+            </w:tcMar>
+            <w:shd w:fill="FFFFFF"/>
+          </w:tcPr>
+          <w:p>
+            <w:pPr>
+              <w:keepNext w:val="0"/>
+              <w:spacing w:line="252" w:lineRule="auto" w:after="60"/>
+              <w:jc w:val="left"/>
+            </w:pPr>
+            <w:r>
+              <w:rPr>
+                <w:rFonts w:ascii="Times New Roman" w:hAnsi="Times New Roman"/>
                 <w:sz w:val="18"/>
                 <w:szCs w:val="18"/>
               </w:rPr>
@@ -1669,21 +1846,24 @@
               <w:bottom w:val="single" w:sz="4" w:space="0" w:color="CCCCCC"/>
               <w:right w:val="single" w:sz="4" w:space="0" w:color="CCCCCC"/>
             </w:tcBorders>
-            <w:tcMar>
-              <w:top w:w="80" w:type="dxa"/>
-              <w:left w:w="120" w:type="dxa"/>
-              <w:bottom w:w="80" w:type="dxa"/>
-              <w:right w:w="120" w:type="dxa"/>
-            </w:tcMar>
-          </w:tcPr>
-          <w:p>
-            <w:pPr>
-              <w:bidi w:val="0"/>
-              <w:spacing w:line="360" w:lineRule="auto"/>
-              <w:jc w:val="left"/>
-            </w:pPr>
-            <w:r>
-              <w:rPr>
+            <w:vAlign w:val="center"/>
+            <w:tcMar>
+              <w:top w:w="75" w:type="dxa"/>
+              <w:left w:w="75" w:type="dxa"/>
+              <w:bottom w:w="75" w:type="dxa"/>
+              <w:right w:w="75" w:type="dxa"/>
+            </w:tcMar>
+            <w:shd w:fill="FFFFFF"/>
+          </w:tcPr>
+          <w:p>
+            <w:pPr>
+              <w:keepNext w:val="0"/>
+              <w:spacing w:line="252" w:lineRule="auto" w:after="60"/>
+              <w:jc w:val="left"/>
+            </w:pPr>
+            <w:r>
+              <w:rPr>
+                <w:rFonts w:ascii="Times New Roman" w:hAnsi="Times New Roman"/>
                 <w:sz w:val="18"/>
                 <w:szCs w:val="18"/>
               </w:rPr>
@@ -1700,21 +1880,24 @@
               <w:bottom w:val="single" w:sz="4" w:space="0" w:color="CCCCCC"/>
               <w:right w:val="single" w:sz="4" w:space="0" w:color="CCCCCC"/>
             </w:tcBorders>
-            <w:tcMar>
-              <w:top w:w="80" w:type="dxa"/>
-              <w:left w:w="120" w:type="dxa"/>
-              <w:bottom w:w="80" w:type="dxa"/>
-              <w:right w:w="120" w:type="dxa"/>
-            </w:tcMar>
-          </w:tcPr>
-          <w:p>
-            <w:pPr>
-              <w:bidi w:val="0"/>
-              <w:spacing w:line="360" w:lineRule="auto"/>
-              <w:jc w:val="left"/>
-            </w:pPr>
-            <w:r>
-              <w:rPr>
+            <w:vAlign w:val="center"/>
+            <w:tcMar>
+              <w:top w:w="75" w:type="dxa"/>
+              <w:left w:w="75" w:type="dxa"/>
+              <w:bottom w:w="75" w:type="dxa"/>
+              <w:right w:w="75" w:type="dxa"/>
+            </w:tcMar>
+            <w:shd w:fill="FFFFFF"/>
+          </w:tcPr>
+          <w:p>
+            <w:pPr>
+              <w:keepNext w:val="0"/>
+              <w:spacing w:line="252" w:lineRule="auto" w:after="60"/>
+              <w:jc w:val="left"/>
+            </w:pPr>
+            <w:r>
+              <w:rPr>
+                <w:rFonts w:ascii="Times New Roman" w:hAnsi="Times New Roman"/>
                 <w:sz w:val="18"/>
                 <w:szCs w:val="18"/>
               </w:rPr>
@@ -1724,6 +1907,9 @@
         </w:tc>
       </w:tr>
       <w:tr>
+        <w:trPr>
+          <w:cantSplit/>
+        </w:trPr>
         <w:tc>
           <w:tcPr>
             <w:tcW w:w="700" w:type="dxa"/>
@@ -1733,21 +1919,24 @@
               <w:bottom w:val="single" w:sz="4" w:space="0" w:color="CCCCCC"/>
               <w:right w:val="single" w:sz="4" w:space="0" w:color="CCCCCC"/>
             </w:tcBorders>
-            <w:tcMar>
-              <w:top w:w="80" w:type="dxa"/>
-              <w:left w:w="120" w:type="dxa"/>
-              <w:bottom w:w="80" w:type="dxa"/>
-              <w:right w:w="120" w:type="dxa"/>
-            </w:tcMar>
-          </w:tcPr>
-          <w:p>
-            <w:pPr>
-              <w:bidi w:val="0"/>
-              <w:spacing w:line="360" w:lineRule="auto"/>
-              <w:jc w:val="left"/>
-            </w:pPr>
-            <w:r>
-              <w:rPr>
+            <w:vAlign w:val="center"/>
+            <w:tcMar>
+              <w:top w:w="75" w:type="dxa"/>
+              <w:left w:w="75" w:type="dxa"/>
+              <w:bottom w:w="75" w:type="dxa"/>
+              <w:right w:w="75" w:type="dxa"/>
+            </w:tcMar>
+            <w:shd w:fill="FFFFFF"/>
+          </w:tcPr>
+          <w:p>
+            <w:pPr>
+              <w:keepNext w:val="0"/>
+              <w:spacing w:line="252" w:lineRule="auto" w:after="60"/>
+              <w:jc w:val="left"/>
+            </w:pPr>
+            <w:r>
+              <w:rPr>
+                <w:rFonts w:ascii="Times New Roman" w:hAnsi="Times New Roman"/>
                 <w:sz w:val="18"/>
                 <w:szCs w:val="18"/>
               </w:rPr>
@@ -1764,21 +1953,24 @@
               <w:bottom w:val="single" w:sz="4" w:space="0" w:color="CCCCCC"/>
               <w:right w:val="single" w:sz="4" w:space="0" w:color="CCCCCC"/>
             </w:tcBorders>
-            <w:tcMar>
-              <w:top w:w="80" w:type="dxa"/>
-              <w:left w:w="120" w:type="dxa"/>
-              <w:bottom w:w="80" w:type="dxa"/>
-              <w:right w:w="120" w:type="dxa"/>
-            </w:tcMar>
-          </w:tcPr>
-          <w:p>
-            <w:pPr>
-              <w:bidi w:val="0"/>
-              <w:spacing w:line="360" w:lineRule="auto"/>
-              <w:jc w:val="left"/>
-            </w:pPr>
-            <w:r>
-              <w:rPr>
+            <w:vAlign w:val="center"/>
+            <w:tcMar>
+              <w:top w:w="75" w:type="dxa"/>
+              <w:left w:w="75" w:type="dxa"/>
+              <w:bottom w:w="75" w:type="dxa"/>
+              <w:right w:w="75" w:type="dxa"/>
+            </w:tcMar>
+            <w:shd w:fill="FFFFFF"/>
+          </w:tcPr>
+          <w:p>
+            <w:pPr>
+              <w:keepNext w:val="0"/>
+              <w:spacing w:line="252" w:lineRule="auto" w:after="60"/>
+              <w:jc w:val="left"/>
+            </w:pPr>
+            <w:r>
+              <w:rPr>
+                <w:rFonts w:ascii="Times New Roman" w:hAnsi="Times New Roman"/>
                 <w:sz w:val="18"/>
                 <w:szCs w:val="18"/>
               </w:rPr>
@@ -1795,21 +1987,24 @@
               <w:bottom w:val="single" w:sz="4" w:space="0" w:color="CCCCCC"/>
               <w:right w:val="single" w:sz="4" w:space="0" w:color="CCCCCC"/>
             </w:tcBorders>
-            <w:tcMar>
-              <w:top w:w="80" w:type="dxa"/>
-              <w:left w:w="120" w:type="dxa"/>
-              <w:bottom w:w="80" w:type="dxa"/>
-              <w:right w:w="120" w:type="dxa"/>
-            </w:tcMar>
-          </w:tcPr>
-          <w:p>
-            <w:pPr>
-              <w:bidi w:val="0"/>
-              <w:spacing w:line="360" w:lineRule="auto"/>
-              <w:jc w:val="left"/>
-            </w:pPr>
-            <w:r>
-              <w:rPr>
+            <w:vAlign w:val="center"/>
+            <w:tcMar>
+              <w:top w:w="75" w:type="dxa"/>
+              <w:left w:w="75" w:type="dxa"/>
+              <w:bottom w:w="75" w:type="dxa"/>
+              <w:right w:w="75" w:type="dxa"/>
+            </w:tcMar>
+            <w:shd w:fill="FFFFFF"/>
+          </w:tcPr>
+          <w:p>
+            <w:pPr>
+              <w:keepNext w:val="0"/>
+              <w:spacing w:line="252" w:lineRule="auto" w:after="60"/>
+              <w:jc w:val="left"/>
+            </w:pPr>
+            <w:r>
+              <w:rPr>
+                <w:rFonts w:ascii="Times New Roman" w:hAnsi="Times New Roman"/>
                 <w:sz w:val="18"/>
                 <w:szCs w:val="18"/>
               </w:rPr>
@@ -1826,21 +2021,24 @@
               <w:bottom w:val="single" w:sz="4" w:space="0" w:color="CCCCCC"/>
               <w:right w:val="single" w:sz="4" w:space="0" w:color="CCCCCC"/>
             </w:tcBorders>
-            <w:tcMar>
-              <w:top w:w="80" w:type="dxa"/>
-              <w:left w:w="120" w:type="dxa"/>
-              <w:bottom w:w="80" w:type="dxa"/>
-              <w:right w:w="120" w:type="dxa"/>
-            </w:tcMar>
-          </w:tcPr>
-          <w:p>
-            <w:pPr>
-              <w:bidi w:val="0"/>
-              <w:spacing w:line="360" w:lineRule="auto"/>
-              <w:jc w:val="left"/>
-            </w:pPr>
-            <w:r>
-              <w:rPr>
+            <w:vAlign w:val="center"/>
+            <w:tcMar>
+              <w:top w:w="75" w:type="dxa"/>
+              <w:left w:w="75" w:type="dxa"/>
+              <w:bottom w:w="75" w:type="dxa"/>
+              <w:right w:w="75" w:type="dxa"/>
+            </w:tcMar>
+            <w:shd w:fill="FFFFFF"/>
+          </w:tcPr>
+          <w:p>
+            <w:pPr>
+              <w:keepNext w:val="0"/>
+              <w:spacing w:line="252" w:lineRule="auto" w:after="60"/>
+              <w:jc w:val="left"/>
+            </w:pPr>
+            <w:r>
+              <w:rPr>
+                <w:rFonts w:ascii="Times New Roman" w:hAnsi="Times New Roman"/>
                 <w:sz w:val="18"/>
                 <w:szCs w:val="18"/>
               </w:rPr>
@@ -1850,6 +2048,9 @@
         </w:tc>
       </w:tr>
       <w:tr>
+        <w:trPr>
+          <w:cantSplit/>
+        </w:trPr>
         <w:tc>
           <w:tcPr>
             <w:tcW w:w="700" w:type="dxa"/>
@@ -1859,21 +2060,24 @@
               <w:bottom w:val="single" w:sz="4" w:space="0" w:color="CCCCCC"/>
               <w:right w:val="single" w:sz="4" w:space="0" w:color="CCCCCC"/>
             </w:tcBorders>
-            <w:tcMar>
-              <w:top w:w="80" w:type="dxa"/>
-              <w:left w:w="120" w:type="dxa"/>
-              <w:bottom w:w="80" w:type="dxa"/>
-              <w:right w:w="120" w:type="dxa"/>
-            </w:tcMar>
-          </w:tcPr>
-          <w:p>
-            <w:pPr>
-              <w:bidi w:val="0"/>
-              <w:spacing w:line="360" w:lineRule="auto"/>
-              <w:jc w:val="left"/>
-            </w:pPr>
-            <w:r>
-              <w:rPr>
+            <w:vAlign w:val="center"/>
+            <w:tcMar>
+              <w:top w:w="75" w:type="dxa"/>
+              <w:left w:w="75" w:type="dxa"/>
+              <w:bottom w:w="75" w:type="dxa"/>
+              <w:right w:w="75" w:type="dxa"/>
+            </w:tcMar>
+            <w:shd w:fill="FFFFFF"/>
+          </w:tcPr>
+          <w:p>
+            <w:pPr>
+              <w:keepNext w:val="0"/>
+              <w:spacing w:line="252" w:lineRule="auto" w:after="60"/>
+              <w:jc w:val="left"/>
+            </w:pPr>
+            <w:r>
+              <w:rPr>
+                <w:rFonts w:ascii="Times New Roman" w:hAnsi="Times New Roman"/>
                 <w:sz w:val="18"/>
                 <w:szCs w:val="18"/>
               </w:rPr>
@@ -1890,21 +2094,24 @@
               <w:bottom w:val="single" w:sz="4" w:space="0" w:color="CCCCCC"/>
               <w:right w:val="single" w:sz="4" w:space="0" w:color="CCCCCC"/>
             </w:tcBorders>
-            <w:tcMar>
-              <w:top w:w="80" w:type="dxa"/>
-              <w:left w:w="120" w:type="dxa"/>
-              <w:bottom w:w="80" w:type="dxa"/>
-              <w:right w:w="120" w:type="dxa"/>
-            </w:tcMar>
-          </w:tcPr>
-          <w:p>
-            <w:pPr>
-              <w:bidi w:val="0"/>
-              <w:spacing w:line="360" w:lineRule="auto"/>
-              <w:jc w:val="left"/>
-            </w:pPr>
-            <w:r>
-              <w:rPr>
+            <w:vAlign w:val="center"/>
+            <w:tcMar>
+              <w:top w:w="75" w:type="dxa"/>
+              <w:left w:w="75" w:type="dxa"/>
+              <w:bottom w:w="75" w:type="dxa"/>
+              <w:right w:w="75" w:type="dxa"/>
+            </w:tcMar>
+            <w:shd w:fill="FFFFFF"/>
+          </w:tcPr>
+          <w:p>
+            <w:pPr>
+              <w:keepNext w:val="0"/>
+              <w:spacing w:line="252" w:lineRule="auto" w:after="60"/>
+              <w:jc w:val="left"/>
+            </w:pPr>
+            <w:r>
+              <w:rPr>
+                <w:rFonts w:ascii="Times New Roman" w:hAnsi="Times New Roman"/>
                 <w:sz w:val="18"/>
                 <w:szCs w:val="18"/>
               </w:rPr>
@@ -1921,21 +2128,24 @@
               <w:bottom w:val="single" w:sz="4" w:space="0" w:color="CCCCCC"/>
               <w:right w:val="single" w:sz="4" w:space="0" w:color="CCCCCC"/>
             </w:tcBorders>
-            <w:tcMar>
-              <w:top w:w="80" w:type="dxa"/>
-              <w:left w:w="120" w:type="dxa"/>
-              <w:bottom w:w="80" w:type="dxa"/>
-              <w:right w:w="120" w:type="dxa"/>
-            </w:tcMar>
-          </w:tcPr>
-          <w:p>
-            <w:pPr>
-              <w:bidi w:val="0"/>
-              <w:spacing w:line="360" w:lineRule="auto"/>
-              <w:jc w:val="left"/>
-            </w:pPr>
-            <w:r>
-              <w:rPr>
+            <w:vAlign w:val="center"/>
+            <w:tcMar>
+              <w:top w:w="75" w:type="dxa"/>
+              <w:left w:w="75" w:type="dxa"/>
+              <w:bottom w:w="75" w:type="dxa"/>
+              <w:right w:w="75" w:type="dxa"/>
+            </w:tcMar>
+            <w:shd w:fill="FFFFFF"/>
+          </w:tcPr>
+          <w:p>
+            <w:pPr>
+              <w:keepNext w:val="0"/>
+              <w:spacing w:line="252" w:lineRule="auto" w:after="60"/>
+              <w:jc w:val="left"/>
+            </w:pPr>
+            <w:r>
+              <w:rPr>
+                <w:rFonts w:ascii="Times New Roman" w:hAnsi="Times New Roman"/>
                 <w:sz w:val="18"/>
                 <w:szCs w:val="18"/>
               </w:rPr>
@@ -1952,21 +2162,24 @@
               <w:bottom w:val="single" w:sz="4" w:space="0" w:color="CCCCCC"/>
               <w:right w:val="single" w:sz="4" w:space="0" w:color="CCCCCC"/>
             </w:tcBorders>
-            <w:tcMar>
-              <w:top w:w="80" w:type="dxa"/>
-              <w:left w:w="120" w:type="dxa"/>
-              <w:bottom w:w="80" w:type="dxa"/>
-              <w:right w:w="120" w:type="dxa"/>
-            </w:tcMar>
-          </w:tcPr>
-          <w:p>
-            <w:pPr>
-              <w:bidi w:val="0"/>
-              <w:spacing w:line="360" w:lineRule="auto"/>
-              <w:jc w:val="left"/>
-            </w:pPr>
-            <w:r>
-              <w:rPr>
+            <w:vAlign w:val="center"/>
+            <w:tcMar>
+              <w:top w:w="75" w:type="dxa"/>
+              <w:left w:w="75" w:type="dxa"/>
+              <w:bottom w:w="75" w:type="dxa"/>
+              <w:right w:w="75" w:type="dxa"/>
+            </w:tcMar>
+            <w:shd w:fill="FFFFFF"/>
+          </w:tcPr>
+          <w:p>
+            <w:pPr>
+              <w:keepNext w:val="0"/>
+              <w:spacing w:line="252" w:lineRule="auto" w:after="60"/>
+              <w:jc w:val="left"/>
+            </w:pPr>
+            <w:r>
+              <w:rPr>
+                <w:rFonts w:ascii="Times New Roman" w:hAnsi="Times New Roman"/>
                 <w:sz w:val="18"/>
                 <w:szCs w:val="18"/>
               </w:rPr>
@@ -1976,6 +2189,9 @@
         </w:tc>
       </w:tr>
       <w:tr>
+        <w:trPr>
+          <w:cantSplit/>
+        </w:trPr>
         <w:tc>
           <w:tcPr>
             <w:tcW w:w="700" w:type="dxa"/>
@@ -1985,21 +2201,24 @@
               <w:bottom w:val="single" w:sz="4" w:space="0" w:color="CCCCCC"/>
               <w:right w:val="single" w:sz="4" w:space="0" w:color="CCCCCC"/>
             </w:tcBorders>
-            <w:tcMar>
-              <w:top w:w="80" w:type="dxa"/>
-              <w:left w:w="120" w:type="dxa"/>
-              <w:bottom w:w="80" w:type="dxa"/>
-              <w:right w:w="120" w:type="dxa"/>
-            </w:tcMar>
-          </w:tcPr>
-          <w:p>
-            <w:pPr>
-              <w:bidi w:val="0"/>
-              <w:spacing w:line="360" w:lineRule="auto"/>
-              <w:jc w:val="left"/>
-            </w:pPr>
-            <w:r>
-              <w:rPr>
+            <w:vAlign w:val="center"/>
+            <w:tcMar>
+              <w:top w:w="75" w:type="dxa"/>
+              <w:left w:w="75" w:type="dxa"/>
+              <w:bottom w:w="75" w:type="dxa"/>
+              <w:right w:w="75" w:type="dxa"/>
+            </w:tcMar>
+            <w:shd w:fill="FFFFFF"/>
+          </w:tcPr>
+          <w:p>
+            <w:pPr>
+              <w:keepNext w:val="0"/>
+              <w:spacing w:line="252" w:lineRule="auto" w:after="60"/>
+              <w:jc w:val="left"/>
+            </w:pPr>
+            <w:r>
+              <w:rPr>
+                <w:rFonts w:ascii="Times New Roman" w:hAnsi="Times New Roman"/>
                 <w:sz w:val="18"/>
                 <w:szCs w:val="18"/>
               </w:rPr>
@@ -2016,21 +2235,24 @@
               <w:bottom w:val="single" w:sz="4" w:space="0" w:color="CCCCCC"/>
               <w:right w:val="single" w:sz="4" w:space="0" w:color="CCCCCC"/>
             </w:tcBorders>
-            <w:tcMar>
-              <w:top w:w="80" w:type="dxa"/>
-              <w:left w:w="120" w:type="dxa"/>
-              <w:bottom w:w="80" w:type="dxa"/>
-              <w:right w:w="120" w:type="dxa"/>
-            </w:tcMar>
-          </w:tcPr>
-          <w:p>
-            <w:pPr>
-              <w:bidi w:val="0"/>
-              <w:spacing w:line="360" w:lineRule="auto"/>
-              <w:jc w:val="left"/>
-            </w:pPr>
-            <w:r>
-              <w:rPr>
+            <w:vAlign w:val="center"/>
+            <w:tcMar>
+              <w:top w:w="75" w:type="dxa"/>
+              <w:left w:w="75" w:type="dxa"/>
+              <w:bottom w:w="75" w:type="dxa"/>
+              <w:right w:w="75" w:type="dxa"/>
+            </w:tcMar>
+            <w:shd w:fill="FFFFFF"/>
+          </w:tcPr>
+          <w:p>
+            <w:pPr>
+              <w:keepNext w:val="0"/>
+              <w:spacing w:line="252" w:lineRule="auto" w:after="60"/>
+              <w:jc w:val="left"/>
+            </w:pPr>
+            <w:r>
+              <w:rPr>
+                <w:rFonts w:ascii="Times New Roman" w:hAnsi="Times New Roman"/>
                 <w:sz w:val="18"/>
                 <w:szCs w:val="18"/>
               </w:rPr>
@@ -2047,21 +2269,24 @@
               <w:bottom w:val="single" w:sz="4" w:space="0" w:color="CCCCCC"/>
               <w:right w:val="single" w:sz="4" w:space="0" w:color="CCCCCC"/>
             </w:tcBorders>
-            <w:tcMar>
-              <w:top w:w="80" w:type="dxa"/>
-              <w:left w:w="120" w:type="dxa"/>
-              <w:bottom w:w="80" w:type="dxa"/>
-              <w:right w:w="120" w:type="dxa"/>
-            </w:tcMar>
-          </w:tcPr>
-          <w:p>
-            <w:pPr>
-              <w:bidi w:val="0"/>
-              <w:spacing w:line="360" w:lineRule="auto"/>
-              <w:jc w:val="left"/>
-            </w:pPr>
-            <w:r>
-              <w:rPr>
+            <w:vAlign w:val="center"/>
+            <w:tcMar>
+              <w:top w:w="75" w:type="dxa"/>
+              <w:left w:w="75" w:type="dxa"/>
+              <w:bottom w:w="75" w:type="dxa"/>
+              <w:right w:w="75" w:type="dxa"/>
+            </w:tcMar>
+            <w:shd w:fill="FFFFFF"/>
+          </w:tcPr>
+          <w:p>
+            <w:pPr>
+              <w:keepNext w:val="0"/>
+              <w:spacing w:line="252" w:lineRule="auto" w:after="60"/>
+              <w:jc w:val="left"/>
+            </w:pPr>
+            <w:r>
+              <w:rPr>
+                <w:rFonts w:ascii="Times New Roman" w:hAnsi="Times New Roman"/>
                 <w:sz w:val="18"/>
                 <w:szCs w:val="18"/>
               </w:rPr>
@@ -2078,21 +2303,24 @@
               <w:bottom w:val="single" w:sz="4" w:space="0" w:color="CCCCCC"/>
               <w:right w:val="single" w:sz="4" w:space="0" w:color="CCCCCC"/>
             </w:tcBorders>
-            <w:tcMar>
-              <w:top w:w="80" w:type="dxa"/>
-              <w:left w:w="120" w:type="dxa"/>
-              <w:bottom w:w="80" w:type="dxa"/>
-              <w:right w:w="120" w:type="dxa"/>
-            </w:tcMar>
-          </w:tcPr>
-          <w:p>
-            <w:pPr>
-              <w:bidi w:val="0"/>
-              <w:spacing w:line="360" w:lineRule="auto"/>
-              <w:jc w:val="left"/>
-            </w:pPr>
-            <w:r>
-              <w:rPr>
+            <w:vAlign w:val="center"/>
+            <w:tcMar>
+              <w:top w:w="75" w:type="dxa"/>
+              <w:left w:w="75" w:type="dxa"/>
+              <w:bottom w:w="75" w:type="dxa"/>
+              <w:right w:w="75" w:type="dxa"/>
+            </w:tcMar>
+            <w:shd w:fill="FFFFFF"/>
+          </w:tcPr>
+          <w:p>
+            <w:pPr>
+              <w:keepNext w:val="0"/>
+              <w:spacing w:line="252" w:lineRule="auto" w:after="60"/>
+              <w:jc w:val="left"/>
+            </w:pPr>
+            <w:r>
+              <w:rPr>
+                <w:rFonts w:ascii="Times New Roman" w:hAnsi="Times New Roman"/>
                 <w:sz w:val="18"/>
                 <w:szCs w:val="18"/>
               </w:rPr>
@@ -2102,6 +2330,9 @@
         </w:tc>
       </w:tr>
       <w:tr>
+        <w:trPr>
+          <w:cantSplit/>
+        </w:trPr>
         <w:tc>
           <w:tcPr>
             <w:tcW w:w="700" w:type="dxa"/>
@@ -2111,21 +2342,24 @@
               <w:bottom w:val="single" w:sz="4" w:space="0" w:color="CCCCCC"/>
               <w:right w:val="single" w:sz="4" w:space="0" w:color="CCCCCC"/>
             </w:tcBorders>
-            <w:tcMar>
-              <w:top w:w="80" w:type="dxa"/>
-              <w:left w:w="120" w:type="dxa"/>
-              <w:bottom w:w="80" w:type="dxa"/>
-              <w:right w:w="120" w:type="dxa"/>
-            </w:tcMar>
-          </w:tcPr>
-          <w:p>
-            <w:pPr>
-              <w:bidi w:val="0"/>
-              <w:spacing w:line="360" w:lineRule="auto"/>
-              <w:jc w:val="left"/>
-            </w:pPr>
-            <w:r>
-              <w:rPr>
+            <w:vAlign w:val="center"/>
+            <w:tcMar>
+              <w:top w:w="75" w:type="dxa"/>
+              <w:left w:w="75" w:type="dxa"/>
+              <w:bottom w:w="75" w:type="dxa"/>
+              <w:right w:w="75" w:type="dxa"/>
+            </w:tcMar>
+            <w:shd w:fill="FFFFFF"/>
+          </w:tcPr>
+          <w:p>
+            <w:pPr>
+              <w:keepNext w:val="0"/>
+              <w:spacing w:line="252" w:lineRule="auto" w:after="60"/>
+              <w:jc w:val="left"/>
+            </w:pPr>
+            <w:r>
+              <w:rPr>
+                <w:rFonts w:ascii="Times New Roman" w:hAnsi="Times New Roman"/>
                 <w:sz w:val="18"/>
                 <w:szCs w:val="18"/>
               </w:rPr>
@@ -2142,21 +2376,24 @@
               <w:bottom w:val="single" w:sz="4" w:space="0" w:color="CCCCCC"/>
               <w:right w:val="single" w:sz="4" w:space="0" w:color="CCCCCC"/>
             </w:tcBorders>
-            <w:tcMar>
-              <w:top w:w="80" w:type="dxa"/>
-              <w:left w:w="120" w:type="dxa"/>
-              <w:bottom w:w="80" w:type="dxa"/>
-              <w:right w:w="120" w:type="dxa"/>
-            </w:tcMar>
-          </w:tcPr>
-          <w:p>
-            <w:pPr>
-              <w:bidi w:val="0"/>
-              <w:spacing w:line="360" w:lineRule="auto"/>
-              <w:jc w:val="left"/>
-            </w:pPr>
-            <w:r>
-              <w:rPr>
+            <w:vAlign w:val="center"/>
+            <w:tcMar>
+              <w:top w:w="75" w:type="dxa"/>
+              <w:left w:w="75" w:type="dxa"/>
+              <w:bottom w:w="75" w:type="dxa"/>
+              <w:right w:w="75" w:type="dxa"/>
+            </w:tcMar>
+            <w:shd w:fill="FFFFFF"/>
+          </w:tcPr>
+          <w:p>
+            <w:pPr>
+              <w:keepNext w:val="0"/>
+              <w:spacing w:line="252" w:lineRule="auto" w:after="60"/>
+              <w:jc w:val="left"/>
+            </w:pPr>
+            <w:r>
+              <w:rPr>
+                <w:rFonts w:ascii="Times New Roman" w:hAnsi="Times New Roman"/>
                 <w:sz w:val="18"/>
                 <w:szCs w:val="18"/>
               </w:rPr>
@@ -2173,21 +2410,24 @@
               <w:bottom w:val="single" w:sz="4" w:space="0" w:color="CCCCCC"/>
               <w:right w:val="single" w:sz="4" w:space="0" w:color="CCCCCC"/>
             </w:tcBorders>
-            <w:tcMar>
-              <w:top w:w="80" w:type="dxa"/>
-              <w:left w:w="120" w:type="dxa"/>
-              <w:bottom w:w="80" w:type="dxa"/>
-              <w:right w:w="120" w:type="dxa"/>
-            </w:tcMar>
-          </w:tcPr>
-          <w:p>
-            <w:pPr>
-              <w:bidi w:val="0"/>
-              <w:spacing w:line="360" w:lineRule="auto"/>
-              <w:jc w:val="left"/>
-            </w:pPr>
-            <w:r>
-              <w:rPr>
+            <w:vAlign w:val="center"/>
+            <w:tcMar>
+              <w:top w:w="75" w:type="dxa"/>
+              <w:left w:w="75" w:type="dxa"/>
+              <w:bottom w:w="75" w:type="dxa"/>
+              <w:right w:w="75" w:type="dxa"/>
+            </w:tcMar>
+            <w:shd w:fill="FFFFFF"/>
+          </w:tcPr>
+          <w:p>
+            <w:pPr>
+              <w:keepNext w:val="0"/>
+              <w:spacing w:line="252" w:lineRule="auto" w:after="60"/>
+              <w:jc w:val="left"/>
+            </w:pPr>
+            <w:r>
+              <w:rPr>
+                <w:rFonts w:ascii="Times New Roman" w:hAnsi="Times New Roman"/>
                 <w:sz w:val="18"/>
                 <w:szCs w:val="18"/>
               </w:rPr>
@@ -2204,21 +2444,24 @@
               <w:bottom w:val="single" w:sz="4" w:space="0" w:color="CCCCCC"/>
               <w:right w:val="single" w:sz="4" w:space="0" w:color="CCCCCC"/>
             </w:tcBorders>
-            <w:tcMar>
-              <w:top w:w="80" w:type="dxa"/>
-              <w:left w:w="120" w:type="dxa"/>
-              <w:bottom w:w="80" w:type="dxa"/>
-              <w:right w:w="120" w:type="dxa"/>
-            </w:tcMar>
-          </w:tcPr>
-          <w:p>
-            <w:pPr>
-              <w:bidi w:val="0"/>
-              <w:spacing w:line="360" w:lineRule="auto"/>
-              <w:jc w:val="left"/>
-            </w:pPr>
-            <w:r>
-              <w:rPr>
+            <w:vAlign w:val="center"/>
+            <w:tcMar>
+              <w:top w:w="75" w:type="dxa"/>
+              <w:left w:w="75" w:type="dxa"/>
+              <w:bottom w:w="75" w:type="dxa"/>
+              <w:right w:w="75" w:type="dxa"/>
+            </w:tcMar>
+            <w:shd w:fill="FFFFFF"/>
+          </w:tcPr>
+          <w:p>
+            <w:pPr>
+              <w:keepNext w:val="0"/>
+              <w:spacing w:line="252" w:lineRule="auto" w:after="60"/>
+              <w:jc w:val="left"/>
+            </w:pPr>
+            <w:r>
+              <w:rPr>
+                <w:rFonts w:ascii="Times New Roman" w:hAnsi="Times New Roman"/>
                 <w:sz w:val="18"/>
                 <w:szCs w:val="18"/>
               </w:rPr>
@@ -2228,6 +2471,9 @@
         </w:tc>
       </w:tr>
       <w:tr>
+        <w:trPr>
+          <w:cantSplit/>
+        </w:trPr>
         <w:tc>
           <w:tcPr>
             <w:tcW w:w="700" w:type="dxa"/>
@@ -2237,21 +2483,24 @@
               <w:bottom w:val="single" w:sz="4" w:space="0" w:color="CCCCCC"/>
               <w:right w:val="single" w:sz="4" w:space="0" w:color="CCCCCC"/>
             </w:tcBorders>
-            <w:tcMar>
-              <w:top w:w="80" w:type="dxa"/>
-              <w:left w:w="120" w:type="dxa"/>
-              <w:bottom w:w="80" w:type="dxa"/>
-              <w:right w:w="120" w:type="dxa"/>
-            </w:tcMar>
-          </w:tcPr>
-          <w:p>
-            <w:pPr>
-              <w:bidi w:val="0"/>
-              <w:spacing w:line="360" w:lineRule="auto"/>
-              <w:jc w:val="left"/>
-            </w:pPr>
-            <w:r>
-              <w:rPr>
+            <w:vAlign w:val="center"/>
+            <w:tcMar>
+              <w:top w:w="75" w:type="dxa"/>
+              <w:left w:w="75" w:type="dxa"/>
+              <w:bottom w:w="75" w:type="dxa"/>
+              <w:right w:w="75" w:type="dxa"/>
+            </w:tcMar>
+            <w:shd w:fill="FFFFFF"/>
+          </w:tcPr>
+          <w:p>
+            <w:pPr>
+              <w:keepNext w:val="0"/>
+              <w:spacing w:line="252" w:lineRule="auto" w:after="60"/>
+              <w:jc w:val="left"/>
+            </w:pPr>
+            <w:r>
+              <w:rPr>
+                <w:rFonts w:ascii="Times New Roman" w:hAnsi="Times New Roman"/>
                 <w:sz w:val="18"/>
                 <w:szCs w:val="18"/>
               </w:rPr>
@@ -2268,21 +2517,24 @@
               <w:bottom w:val="single" w:sz="4" w:space="0" w:color="CCCCCC"/>
               <w:right w:val="single" w:sz="4" w:space="0" w:color="CCCCCC"/>
             </w:tcBorders>
-            <w:tcMar>
-              <w:top w:w="80" w:type="dxa"/>
-              <w:left w:w="120" w:type="dxa"/>
-              <w:bottom w:w="80" w:type="dxa"/>
-              <w:right w:w="120" w:type="dxa"/>
-            </w:tcMar>
-          </w:tcPr>
-          <w:p>
-            <w:pPr>
-              <w:bidi w:val="0"/>
-              <w:spacing w:line="360" w:lineRule="auto"/>
-              <w:jc w:val="left"/>
-            </w:pPr>
-            <w:r>
-              <w:rPr>
+            <w:vAlign w:val="center"/>
+            <w:tcMar>
+              <w:top w:w="75" w:type="dxa"/>
+              <w:left w:w="75" w:type="dxa"/>
+              <w:bottom w:w="75" w:type="dxa"/>
+              <w:right w:w="75" w:type="dxa"/>
+            </w:tcMar>
+            <w:shd w:fill="FFFFFF"/>
+          </w:tcPr>
+          <w:p>
+            <w:pPr>
+              <w:keepNext w:val="0"/>
+              <w:spacing w:line="252" w:lineRule="auto" w:after="60"/>
+              <w:jc w:val="left"/>
+            </w:pPr>
+            <w:r>
+              <w:rPr>
+                <w:rFonts w:ascii="Times New Roman" w:hAnsi="Times New Roman"/>
                 <w:sz w:val="18"/>
                 <w:szCs w:val="18"/>
               </w:rPr>
@@ -2299,21 +2551,24 @@
               <w:bottom w:val="single" w:sz="4" w:space="0" w:color="CCCCCC"/>
               <w:right w:val="single" w:sz="4" w:space="0" w:color="CCCCCC"/>
             </w:tcBorders>
-            <w:tcMar>
-              <w:top w:w="80" w:type="dxa"/>
-              <w:left w:w="120" w:type="dxa"/>
-              <w:bottom w:w="80" w:type="dxa"/>
-              <w:right w:w="120" w:type="dxa"/>
-            </w:tcMar>
-          </w:tcPr>
-          <w:p>
-            <w:pPr>
-              <w:bidi w:val="0"/>
-              <w:spacing w:line="360" w:lineRule="auto"/>
-              <w:jc w:val="left"/>
-            </w:pPr>
-            <w:r>
-              <w:rPr>
+            <w:vAlign w:val="center"/>
+            <w:tcMar>
+              <w:top w:w="75" w:type="dxa"/>
+              <w:left w:w="75" w:type="dxa"/>
+              <w:bottom w:w="75" w:type="dxa"/>
+              <w:right w:w="75" w:type="dxa"/>
+            </w:tcMar>
+            <w:shd w:fill="FFFFFF"/>
+          </w:tcPr>
+          <w:p>
+            <w:pPr>
+              <w:keepNext w:val="0"/>
+              <w:spacing w:line="252" w:lineRule="auto" w:after="60"/>
+              <w:jc w:val="left"/>
+            </w:pPr>
+            <w:r>
+              <w:rPr>
+                <w:rFonts w:ascii="Times New Roman" w:hAnsi="Times New Roman"/>
                 <w:sz w:val="18"/>
                 <w:szCs w:val="18"/>
               </w:rPr>
@@ -2330,21 +2585,24 @@
               <w:bottom w:val="single" w:sz="4" w:space="0" w:color="CCCCCC"/>
               <w:right w:val="single" w:sz="4" w:space="0" w:color="CCCCCC"/>
             </w:tcBorders>
-            <w:tcMar>
-              <w:top w:w="80" w:type="dxa"/>
-              <w:left w:w="120" w:type="dxa"/>
-              <w:bottom w:w="80" w:type="dxa"/>
-              <w:right w:w="120" w:type="dxa"/>
-            </w:tcMar>
-          </w:tcPr>
-          <w:p>
-            <w:pPr>
-              <w:bidi w:val="0"/>
-              <w:spacing w:line="360" w:lineRule="auto"/>
-              <w:jc w:val="left"/>
-            </w:pPr>
-            <w:r>
-              <w:rPr>
+            <w:vAlign w:val="center"/>
+            <w:tcMar>
+              <w:top w:w="75" w:type="dxa"/>
+              <w:left w:w="75" w:type="dxa"/>
+              <w:bottom w:w="75" w:type="dxa"/>
+              <w:right w:w="75" w:type="dxa"/>
+            </w:tcMar>
+            <w:shd w:fill="FFFFFF"/>
+          </w:tcPr>
+          <w:p>
+            <w:pPr>
+              <w:keepNext w:val="0"/>
+              <w:spacing w:line="252" w:lineRule="auto" w:after="60"/>
+              <w:jc w:val="left"/>
+            </w:pPr>
+            <w:r>
+              <w:rPr>
+                <w:rFonts w:ascii="Times New Roman" w:hAnsi="Times New Roman"/>
                 <w:sz w:val="18"/>
                 <w:szCs w:val="18"/>
               </w:rPr>
@@ -2354,6 +2612,9 @@
         </w:tc>
       </w:tr>
       <w:tr>
+        <w:trPr>
+          <w:cantSplit/>
+        </w:trPr>
         <w:tc>
           <w:tcPr>
             <w:tcW w:w="700" w:type="dxa"/>
@@ -2363,21 +2624,24 @@
               <w:bottom w:val="single" w:sz="4" w:space="0" w:color="CCCCCC"/>
               <w:right w:val="single" w:sz="4" w:space="0" w:color="CCCCCC"/>
             </w:tcBorders>
-            <w:tcMar>
-              <w:top w:w="80" w:type="dxa"/>
-              <w:left w:w="120" w:type="dxa"/>
-              <w:bottom w:w="80" w:type="dxa"/>
-              <w:right w:w="120" w:type="dxa"/>
-            </w:tcMar>
-          </w:tcPr>
-          <w:p>
-            <w:pPr>
-              <w:bidi w:val="0"/>
-              <w:spacing w:line="360" w:lineRule="auto"/>
-              <w:jc w:val="left"/>
-            </w:pPr>
-            <w:r>
-              <w:rPr>
+            <w:vAlign w:val="center"/>
+            <w:tcMar>
+              <w:top w:w="75" w:type="dxa"/>
+              <w:left w:w="75" w:type="dxa"/>
+              <w:bottom w:w="75" w:type="dxa"/>
+              <w:right w:w="75" w:type="dxa"/>
+            </w:tcMar>
+            <w:shd w:fill="FFFFFF"/>
+          </w:tcPr>
+          <w:p>
+            <w:pPr>
+              <w:keepNext w:val="0"/>
+              <w:spacing w:line="252" w:lineRule="auto" w:after="60"/>
+              <w:jc w:val="left"/>
+            </w:pPr>
+            <w:r>
+              <w:rPr>
+                <w:rFonts w:ascii="Times New Roman" w:hAnsi="Times New Roman"/>
                 <w:sz w:val="18"/>
                 <w:szCs w:val="18"/>
               </w:rPr>
@@ -2394,21 +2658,24 @@
               <w:bottom w:val="single" w:sz="4" w:space="0" w:color="CCCCCC"/>
               <w:right w:val="single" w:sz="4" w:space="0" w:color="CCCCCC"/>
             </w:tcBorders>
-            <w:tcMar>
-              <w:top w:w="80" w:type="dxa"/>
-              <w:left w:w="120" w:type="dxa"/>
-              <w:bottom w:w="80" w:type="dxa"/>
-              <w:right w:w="120" w:type="dxa"/>
-            </w:tcMar>
-          </w:tcPr>
-          <w:p>
-            <w:pPr>
-              <w:bidi w:val="0"/>
-              <w:spacing w:line="360" w:lineRule="auto"/>
-              <w:jc w:val="left"/>
-            </w:pPr>
-            <w:r>
-              <w:rPr>
+            <w:vAlign w:val="center"/>
+            <w:tcMar>
+              <w:top w:w="75" w:type="dxa"/>
+              <w:left w:w="75" w:type="dxa"/>
+              <w:bottom w:w="75" w:type="dxa"/>
+              <w:right w:w="75" w:type="dxa"/>
+            </w:tcMar>
+            <w:shd w:fill="FFFFFF"/>
+          </w:tcPr>
+          <w:p>
+            <w:pPr>
+              <w:keepNext w:val="0"/>
+              <w:spacing w:line="252" w:lineRule="auto" w:after="60"/>
+              <w:jc w:val="left"/>
+            </w:pPr>
+            <w:r>
+              <w:rPr>
+                <w:rFonts w:ascii="Times New Roman" w:hAnsi="Times New Roman"/>
                 <w:sz w:val="18"/>
                 <w:szCs w:val="18"/>
               </w:rPr>
@@ -2425,21 +2692,24 @@
               <w:bottom w:val="single" w:sz="4" w:space="0" w:color="CCCCCC"/>
               <w:right w:val="single" w:sz="4" w:space="0" w:color="CCCCCC"/>
             </w:tcBorders>
-            <w:tcMar>
-              <w:top w:w="80" w:type="dxa"/>
-              <w:left w:w="120" w:type="dxa"/>
-              <w:bottom w:w="80" w:type="dxa"/>
-              <w:right w:w="120" w:type="dxa"/>
-            </w:tcMar>
-          </w:tcPr>
-          <w:p>
-            <w:pPr>
-              <w:bidi w:val="0"/>
-              <w:spacing w:line="360" w:lineRule="auto"/>
-              <w:jc w:val="left"/>
-            </w:pPr>
-            <w:r>
-              <w:rPr>
+            <w:vAlign w:val="center"/>
+            <w:tcMar>
+              <w:top w:w="75" w:type="dxa"/>
+              <w:left w:w="75" w:type="dxa"/>
+              <w:bottom w:w="75" w:type="dxa"/>
+              <w:right w:w="75" w:type="dxa"/>
+            </w:tcMar>
+            <w:shd w:fill="FFFFFF"/>
+          </w:tcPr>
+          <w:p>
+            <w:pPr>
+              <w:keepNext w:val="0"/>
+              <w:spacing w:line="252" w:lineRule="auto" w:after="60"/>
+              <w:jc w:val="left"/>
+            </w:pPr>
+            <w:r>
+              <w:rPr>
+                <w:rFonts w:ascii="Times New Roman" w:hAnsi="Times New Roman"/>
                 <w:sz w:val="18"/>
                 <w:szCs w:val="18"/>
               </w:rPr>
@@ -2456,30 +2726,35 @@
               <w:bottom w:val="single" w:sz="4" w:space="0" w:color="CCCCCC"/>
               <w:right w:val="single" w:sz="4" w:space="0" w:color="CCCCCC"/>
             </w:tcBorders>
-            <w:tcMar>
-              <w:top w:w="80" w:type="dxa"/>
-              <w:left w:w="120" w:type="dxa"/>
-              <w:bottom w:w="80" w:type="dxa"/>
-              <w:right w:w="120" w:type="dxa"/>
-            </w:tcMar>
-          </w:tcPr>
-          <w:p>
-            <w:pPr>
-              <w:bidi w:val="0"/>
-              <w:spacing w:line="360" w:lineRule="auto"/>
-              <w:jc w:val="left"/>
-            </w:pPr>
-            <w:r>
-              <w:rPr>
-                <w:sz w:val="18"/>
-                <w:szCs w:val="18"/>
-              </w:rPr>
-              <w:t xml:space="preserve">Age, sex, nationality (aggregate), qualification, experience, site, and system exposure.</w:t>
+            <w:vAlign w:val="center"/>
+            <w:tcMar>
+              <w:top w:w="75" w:type="dxa"/>
+              <w:left w:w="75" w:type="dxa"/>
+              <w:bottom w:w="75" w:type="dxa"/>
+              <w:right w:w="75" w:type="dxa"/>
+            </w:tcMar>
+            <w:shd w:fill="FFFFFF"/>
+          </w:tcPr>
+          <w:p>
+            <w:pPr>
+              <w:keepNext w:val="0"/>
+              <w:spacing w:line="252" w:lineRule="auto" w:after="60"/>
+              <w:jc w:val="left"/>
+            </w:pPr>
+            <w:r>
+              <w:rPr>
+                <w:rFonts w:ascii="Times New Roman" w:hAnsi="Times New Roman"/>
+                <w:sz w:val="18"/>
+              </w:rPr>
+              <w:t>Age, sex, nationality, qualification and experience in aggregate; site-level sample counts and system exposure in Table 1.</w:t>
             </w:r>
           </w:p>
         </w:tc>
       </w:tr>
       <w:tr>
+        <w:trPr>
+          <w:cantSplit/>
+        </w:trPr>
         <w:tc>
           <w:tcPr>
             <w:tcW w:w="700" w:type="dxa"/>
@@ -2489,21 +2764,24 @@
               <w:bottom w:val="single" w:sz="4" w:space="0" w:color="CCCCCC"/>
               <w:right w:val="single" w:sz="4" w:space="0" w:color="CCCCCC"/>
             </w:tcBorders>
-            <w:tcMar>
-              <w:top w:w="80" w:type="dxa"/>
-              <w:left w:w="120" w:type="dxa"/>
-              <w:bottom w:w="80" w:type="dxa"/>
-              <w:right w:w="120" w:type="dxa"/>
-            </w:tcMar>
-          </w:tcPr>
-          <w:p>
-            <w:pPr>
-              <w:bidi w:val="0"/>
-              <w:spacing w:line="360" w:lineRule="auto"/>
-              <w:jc w:val="left"/>
-            </w:pPr>
-            <w:r>
-              <w:rPr>
+            <w:vAlign w:val="center"/>
+            <w:tcMar>
+              <w:top w:w="75" w:type="dxa"/>
+              <w:left w:w="75" w:type="dxa"/>
+              <w:bottom w:w="75" w:type="dxa"/>
+              <w:right w:w="75" w:type="dxa"/>
+            </w:tcMar>
+            <w:shd w:fill="FFFFFF"/>
+          </w:tcPr>
+          <w:p>
+            <w:pPr>
+              <w:keepNext w:val="0"/>
+              <w:spacing w:line="252" w:lineRule="auto" w:after="60"/>
+              <w:jc w:val="left"/>
+            </w:pPr>
+            <w:r>
+              <w:rPr>
+                <w:rFonts w:ascii="Times New Roman" w:hAnsi="Times New Roman"/>
                 <w:sz w:val="18"/>
                 <w:szCs w:val="18"/>
               </w:rPr>
@@ -2520,21 +2798,24 @@
               <w:bottom w:val="single" w:sz="4" w:space="0" w:color="CCCCCC"/>
               <w:right w:val="single" w:sz="4" w:space="0" w:color="CCCCCC"/>
             </w:tcBorders>
-            <w:tcMar>
-              <w:top w:w="80" w:type="dxa"/>
-              <w:left w:w="120" w:type="dxa"/>
-              <w:bottom w:w="80" w:type="dxa"/>
-              <w:right w:w="120" w:type="dxa"/>
-            </w:tcMar>
-          </w:tcPr>
-          <w:p>
-            <w:pPr>
-              <w:bidi w:val="0"/>
-              <w:spacing w:line="360" w:lineRule="auto"/>
-              <w:jc w:val="left"/>
-            </w:pPr>
-            <w:r>
-              <w:rPr>
+            <w:vAlign w:val="center"/>
+            <w:tcMar>
+              <w:top w:w="75" w:type="dxa"/>
+              <w:left w:w="75" w:type="dxa"/>
+              <w:bottom w:w="75" w:type="dxa"/>
+              <w:right w:w="75" w:type="dxa"/>
+            </w:tcMar>
+            <w:shd w:fill="FFFFFF"/>
+          </w:tcPr>
+          <w:p>
+            <w:pPr>
+              <w:keepNext w:val="0"/>
+              <w:spacing w:line="252" w:lineRule="auto" w:after="60"/>
+              <w:jc w:val="left"/>
+            </w:pPr>
+            <w:r>
+              <w:rPr>
+                <w:rFonts w:ascii="Times New Roman" w:hAnsi="Times New Roman"/>
                 <w:sz w:val="18"/>
                 <w:szCs w:val="18"/>
               </w:rPr>
@@ -2551,21 +2832,24 @@
               <w:bottom w:val="single" w:sz="4" w:space="0" w:color="CCCCCC"/>
               <w:right w:val="single" w:sz="4" w:space="0" w:color="CCCCCC"/>
             </w:tcBorders>
-            <w:tcMar>
-              <w:top w:w="80" w:type="dxa"/>
-              <w:left w:w="120" w:type="dxa"/>
-              <w:bottom w:w="80" w:type="dxa"/>
-              <w:right w:w="120" w:type="dxa"/>
-            </w:tcMar>
-          </w:tcPr>
-          <w:p>
-            <w:pPr>
-              <w:bidi w:val="0"/>
-              <w:spacing w:line="360" w:lineRule="auto"/>
-              <w:jc w:val="left"/>
-            </w:pPr>
-            <w:r>
-              <w:rPr>
+            <w:vAlign w:val="center"/>
+            <w:tcMar>
+              <w:top w:w="75" w:type="dxa"/>
+              <w:left w:w="75" w:type="dxa"/>
+              <w:bottom w:w="75" w:type="dxa"/>
+              <w:right w:w="75" w:type="dxa"/>
+            </w:tcMar>
+            <w:shd w:fill="FFFFFF"/>
+          </w:tcPr>
+          <w:p>
+            <w:pPr>
+              <w:keepNext w:val="0"/>
+              <w:spacing w:line="252" w:lineRule="auto" w:after="60"/>
+              <w:jc w:val="left"/>
+            </w:pPr>
+            <w:r>
+              <w:rPr>
+                <w:rFonts w:ascii="Times New Roman" w:hAnsi="Times New Roman"/>
                 <w:sz w:val="18"/>
                 <w:szCs w:val="18"/>
               </w:rPr>
@@ -2582,21 +2866,24 @@
               <w:bottom w:val="single" w:sz="4" w:space="0" w:color="CCCCCC"/>
               <w:right w:val="single" w:sz="4" w:space="0" w:color="CCCCCC"/>
             </w:tcBorders>
-            <w:tcMar>
-              <w:top w:w="80" w:type="dxa"/>
-              <w:left w:w="120" w:type="dxa"/>
-              <w:bottom w:w="80" w:type="dxa"/>
-              <w:right w:w="120" w:type="dxa"/>
-            </w:tcMar>
-          </w:tcPr>
-          <w:p>
-            <w:pPr>
-              <w:bidi w:val="0"/>
-              <w:spacing w:line="360" w:lineRule="auto"/>
-              <w:jc w:val="left"/>
-            </w:pPr>
-            <w:r>
-              <w:rPr>
+            <w:vAlign w:val="center"/>
+            <w:tcMar>
+              <w:top w:w="75" w:type="dxa"/>
+              <w:left w:w="75" w:type="dxa"/>
+              <w:bottom w:w="75" w:type="dxa"/>
+              <w:right w:w="75" w:type="dxa"/>
+            </w:tcMar>
+            <w:shd w:fill="FFFFFF"/>
+          </w:tcPr>
+          <w:p>
+            <w:pPr>
+              <w:keepNext w:val="0"/>
+              <w:spacing w:line="252" w:lineRule="auto" w:after="60"/>
+              <w:jc w:val="left"/>
+            </w:pPr>
+            <w:r>
+              <w:rPr>
+                <w:rFonts w:ascii="Times New Roman" w:hAnsi="Times New Roman"/>
                 <w:sz w:val="18"/>
                 <w:szCs w:val="18"/>
               </w:rPr>
@@ -2606,6 +2893,9 @@
         </w:tc>
       </w:tr>
       <w:tr>
+        <w:trPr>
+          <w:cantSplit/>
+        </w:trPr>
         <w:tc>
           <w:tcPr>
             <w:tcW w:w="700" w:type="dxa"/>
@@ -2615,21 +2905,24 @@
               <w:bottom w:val="single" w:sz="4" w:space="0" w:color="CCCCCC"/>
               <w:right w:val="single" w:sz="4" w:space="0" w:color="CCCCCC"/>
             </w:tcBorders>
-            <w:tcMar>
-              <w:top w:w="80" w:type="dxa"/>
-              <w:left w:w="120" w:type="dxa"/>
-              <w:bottom w:w="80" w:type="dxa"/>
-              <w:right w:w="120" w:type="dxa"/>
-            </w:tcMar>
-          </w:tcPr>
-          <w:p>
-            <w:pPr>
-              <w:bidi w:val="0"/>
-              <w:spacing w:line="360" w:lineRule="auto"/>
-              <w:jc w:val="left"/>
-            </w:pPr>
-            <w:r>
-              <w:rPr>
+            <w:vAlign w:val="center"/>
+            <w:tcMar>
+              <w:top w:w="75" w:type="dxa"/>
+              <w:left w:w="75" w:type="dxa"/>
+              <w:bottom w:w="75" w:type="dxa"/>
+              <w:right w:w="75" w:type="dxa"/>
+            </w:tcMar>
+            <w:shd w:fill="FFFFFF"/>
+          </w:tcPr>
+          <w:p>
+            <w:pPr>
+              <w:keepNext w:val="0"/>
+              <w:spacing w:line="252" w:lineRule="auto" w:after="60"/>
+              <w:jc w:val="left"/>
+            </w:pPr>
+            <w:r>
+              <w:rPr>
+                <w:rFonts w:ascii="Times New Roman" w:hAnsi="Times New Roman"/>
                 <w:sz w:val="18"/>
                 <w:szCs w:val="18"/>
               </w:rPr>
@@ -2646,21 +2939,24 @@
               <w:bottom w:val="single" w:sz="4" w:space="0" w:color="CCCCCC"/>
               <w:right w:val="single" w:sz="4" w:space="0" w:color="CCCCCC"/>
             </w:tcBorders>
-            <w:tcMar>
-              <w:top w:w="80" w:type="dxa"/>
-              <w:left w:w="120" w:type="dxa"/>
-              <w:bottom w:w="80" w:type="dxa"/>
-              <w:right w:w="120" w:type="dxa"/>
-            </w:tcMar>
-          </w:tcPr>
-          <w:p>
-            <w:pPr>
-              <w:bidi w:val="0"/>
-              <w:spacing w:line="360" w:lineRule="auto"/>
-              <w:jc w:val="left"/>
-            </w:pPr>
-            <w:r>
-              <w:rPr>
+            <w:vAlign w:val="center"/>
+            <w:tcMar>
+              <w:top w:w="75" w:type="dxa"/>
+              <w:left w:w="75" w:type="dxa"/>
+              <w:bottom w:w="75" w:type="dxa"/>
+              <w:right w:w="75" w:type="dxa"/>
+            </w:tcMar>
+            <w:shd w:fill="FFFFFF"/>
+          </w:tcPr>
+          <w:p>
+            <w:pPr>
+              <w:keepNext w:val="0"/>
+              <w:spacing w:line="252" w:lineRule="auto" w:after="60"/>
+              <w:jc w:val="left"/>
+            </w:pPr>
+            <w:r>
+              <w:rPr>
+                <w:rFonts w:ascii="Times New Roman" w:hAnsi="Times New Roman"/>
                 <w:sz w:val="18"/>
                 <w:szCs w:val="18"/>
               </w:rPr>
@@ -2677,21 +2973,24 @@
               <w:bottom w:val="single" w:sz="4" w:space="0" w:color="CCCCCC"/>
               <w:right w:val="single" w:sz="4" w:space="0" w:color="CCCCCC"/>
             </w:tcBorders>
-            <w:tcMar>
-              <w:top w:w="80" w:type="dxa"/>
-              <w:left w:w="120" w:type="dxa"/>
-              <w:bottom w:w="80" w:type="dxa"/>
-              <w:right w:w="120" w:type="dxa"/>
-            </w:tcMar>
-          </w:tcPr>
-          <w:p>
-            <w:pPr>
-              <w:bidi w:val="0"/>
-              <w:spacing w:line="360" w:lineRule="auto"/>
-              <w:jc w:val="left"/>
-            </w:pPr>
-            <w:r>
-              <w:rPr>
+            <w:vAlign w:val="center"/>
+            <w:tcMar>
+              <w:top w:w="75" w:type="dxa"/>
+              <w:left w:w="75" w:type="dxa"/>
+              <w:bottom w:w="75" w:type="dxa"/>
+              <w:right w:w="75" w:type="dxa"/>
+            </w:tcMar>
+            <w:shd w:fill="FFFFFF"/>
+          </w:tcPr>
+          <w:p>
+            <w:pPr>
+              <w:keepNext w:val="0"/>
+              <w:spacing w:line="252" w:lineRule="auto" w:after="60"/>
+              <w:jc w:val="left"/>
+            </w:pPr>
+            <w:r>
+              <w:rPr>
+                <w:rFonts w:ascii="Times New Roman" w:hAnsi="Times New Roman"/>
                 <w:sz w:val="18"/>
                 <w:szCs w:val="18"/>
               </w:rPr>
@@ -2708,21 +3007,24 @@
               <w:bottom w:val="single" w:sz="4" w:space="0" w:color="CCCCCC"/>
               <w:right w:val="single" w:sz="4" w:space="0" w:color="CCCCCC"/>
             </w:tcBorders>
-            <w:tcMar>
-              <w:top w:w="80" w:type="dxa"/>
-              <w:left w:w="120" w:type="dxa"/>
-              <w:bottom w:w="80" w:type="dxa"/>
-              <w:right w:w="120" w:type="dxa"/>
-            </w:tcMar>
-          </w:tcPr>
-          <w:p>
-            <w:pPr>
-              <w:bidi w:val="0"/>
-              <w:spacing w:line="360" w:lineRule="auto"/>
-              <w:jc w:val="left"/>
-            </w:pPr>
-            <w:r>
-              <w:rPr>
+            <w:vAlign w:val="center"/>
+            <w:tcMar>
+              <w:top w:w="75" w:type="dxa"/>
+              <w:left w:w="75" w:type="dxa"/>
+              <w:bottom w:w="75" w:type="dxa"/>
+              <w:right w:w="75" w:type="dxa"/>
+            </w:tcMar>
+            <w:shd w:fill="FFFFFF"/>
+          </w:tcPr>
+          <w:p>
+            <w:pPr>
+              <w:keepNext w:val="0"/>
+              <w:spacing w:line="252" w:lineRule="auto" w:after="60"/>
+              <w:jc w:val="left"/>
+            </w:pPr>
+            <w:r>
+              <w:rPr>
+                <w:rFonts w:ascii="Times New Roman" w:hAnsi="Times New Roman"/>
                 <w:sz w:val="18"/>
                 <w:szCs w:val="18"/>
               </w:rPr>
@@ -2732,6 +3034,9 @@
         </w:tc>
       </w:tr>
       <w:tr>
+        <w:trPr>
+          <w:cantSplit/>
+        </w:trPr>
         <w:tc>
           <w:tcPr>
             <w:tcW w:w="700" w:type="dxa"/>
@@ -2741,21 +3046,24 @@
               <w:bottom w:val="single" w:sz="4" w:space="0" w:color="CCCCCC"/>
               <w:right w:val="single" w:sz="4" w:space="0" w:color="CCCCCC"/>
             </w:tcBorders>
-            <w:tcMar>
-              <w:top w:w="80" w:type="dxa"/>
-              <w:left w:w="120" w:type="dxa"/>
-              <w:bottom w:w="80" w:type="dxa"/>
-              <w:right w:w="120" w:type="dxa"/>
-            </w:tcMar>
-          </w:tcPr>
-          <w:p>
-            <w:pPr>
-              <w:bidi w:val="0"/>
-              <w:spacing w:line="360" w:lineRule="auto"/>
-              <w:jc w:val="left"/>
-            </w:pPr>
-            <w:r>
-              <w:rPr>
+            <w:vAlign w:val="center"/>
+            <w:tcMar>
+              <w:top w:w="75" w:type="dxa"/>
+              <w:left w:w="75" w:type="dxa"/>
+              <w:bottom w:w="75" w:type="dxa"/>
+              <w:right w:w="75" w:type="dxa"/>
+            </w:tcMar>
+            <w:shd w:fill="FFFFFF"/>
+          </w:tcPr>
+          <w:p>
+            <w:pPr>
+              <w:keepNext w:val="0"/>
+              <w:spacing w:line="252" w:lineRule="auto" w:after="60"/>
+              <w:jc w:val="left"/>
+            </w:pPr>
+            <w:r>
+              <w:rPr>
+                <w:rFonts w:ascii="Times New Roman" w:hAnsi="Times New Roman"/>
                 <w:sz w:val="18"/>
                 <w:szCs w:val="18"/>
               </w:rPr>
@@ -2772,21 +3080,24 @@
               <w:bottom w:val="single" w:sz="4" w:space="0" w:color="CCCCCC"/>
               <w:right w:val="single" w:sz="4" w:space="0" w:color="CCCCCC"/>
             </w:tcBorders>
-            <w:tcMar>
-              <w:top w:w="80" w:type="dxa"/>
-              <w:left w:w="120" w:type="dxa"/>
-              <w:bottom w:w="80" w:type="dxa"/>
-              <w:right w:w="120" w:type="dxa"/>
-            </w:tcMar>
-          </w:tcPr>
-          <w:p>
-            <w:pPr>
-              <w:bidi w:val="0"/>
-              <w:spacing w:line="360" w:lineRule="auto"/>
-              <w:jc w:val="left"/>
-            </w:pPr>
-            <w:r>
-              <w:rPr>
+            <w:vAlign w:val="center"/>
+            <w:tcMar>
+              <w:top w:w="75" w:type="dxa"/>
+              <w:left w:w="75" w:type="dxa"/>
+              <w:bottom w:w="75" w:type="dxa"/>
+              <w:right w:w="75" w:type="dxa"/>
+            </w:tcMar>
+            <w:shd w:fill="FFFFFF"/>
+          </w:tcPr>
+          <w:p>
+            <w:pPr>
+              <w:keepNext w:val="0"/>
+              <w:spacing w:line="252" w:lineRule="auto" w:after="60"/>
+              <w:jc w:val="left"/>
+            </w:pPr>
+            <w:r>
+              <w:rPr>
+                <w:rFonts w:ascii="Times New Roman" w:hAnsi="Times New Roman"/>
                 <w:sz w:val="18"/>
                 <w:szCs w:val="18"/>
               </w:rPr>
@@ -2803,21 +3114,24 @@
               <w:bottom w:val="single" w:sz="4" w:space="0" w:color="CCCCCC"/>
               <w:right w:val="single" w:sz="4" w:space="0" w:color="CCCCCC"/>
             </w:tcBorders>
-            <w:tcMar>
-              <w:top w:w="80" w:type="dxa"/>
-              <w:left w:w="120" w:type="dxa"/>
-              <w:bottom w:w="80" w:type="dxa"/>
-              <w:right w:w="120" w:type="dxa"/>
-            </w:tcMar>
-          </w:tcPr>
-          <w:p>
-            <w:pPr>
-              <w:bidi w:val="0"/>
-              <w:spacing w:line="360" w:lineRule="auto"/>
-              <w:jc w:val="left"/>
-            </w:pPr>
-            <w:r>
-              <w:rPr>
+            <w:vAlign w:val="center"/>
+            <w:tcMar>
+              <w:top w:w="75" w:type="dxa"/>
+              <w:left w:w="75" w:type="dxa"/>
+              <w:bottom w:w="75" w:type="dxa"/>
+              <w:right w:w="75" w:type="dxa"/>
+            </w:tcMar>
+            <w:shd w:fill="FFFFFF"/>
+          </w:tcPr>
+          <w:p>
+            <w:pPr>
+              <w:keepNext w:val="0"/>
+              <w:spacing w:line="252" w:lineRule="auto" w:after="60"/>
+              <w:jc w:val="left"/>
+            </w:pPr>
+            <w:r>
+              <w:rPr>
+                <w:rFonts w:ascii="Times New Roman" w:hAnsi="Times New Roman"/>
                 <w:sz w:val="18"/>
                 <w:szCs w:val="18"/>
               </w:rPr>
@@ -2834,21 +3148,24 @@
               <w:bottom w:val="single" w:sz="4" w:space="0" w:color="CCCCCC"/>
               <w:right w:val="single" w:sz="4" w:space="0" w:color="CCCCCC"/>
             </w:tcBorders>
-            <w:tcMar>
-              <w:top w:w="80" w:type="dxa"/>
-              <w:left w:w="120" w:type="dxa"/>
-              <w:bottom w:w="80" w:type="dxa"/>
-              <w:right w:w="120" w:type="dxa"/>
-            </w:tcMar>
-          </w:tcPr>
-          <w:p>
-            <w:pPr>
-              <w:bidi w:val="0"/>
-              <w:spacing w:line="360" w:lineRule="auto"/>
-              <w:jc w:val="left"/>
-            </w:pPr>
-            <w:r>
-              <w:rPr>
+            <w:vAlign w:val="center"/>
+            <w:tcMar>
+              <w:top w:w="75" w:type="dxa"/>
+              <w:left w:w="75" w:type="dxa"/>
+              <w:bottom w:w="75" w:type="dxa"/>
+              <w:right w:w="75" w:type="dxa"/>
+            </w:tcMar>
+            <w:shd w:fill="FFFFFF"/>
+          </w:tcPr>
+          <w:p>
+            <w:pPr>
+              <w:keepNext w:val="0"/>
+              <w:spacing w:line="252" w:lineRule="auto" w:after="60"/>
+              <w:jc w:val="left"/>
+            </w:pPr>
+            <w:r>
+              <w:rPr>
+                <w:rFonts w:ascii="Times New Roman" w:hAnsi="Times New Roman"/>
                 <w:sz w:val="18"/>
                 <w:szCs w:val="18"/>
               </w:rPr>
@@ -2858,6 +3175,9 @@
         </w:tc>
       </w:tr>
       <w:tr>
+        <w:trPr>
+          <w:cantSplit/>
+        </w:trPr>
         <w:tc>
           <w:tcPr>
             <w:tcW w:w="700" w:type="dxa"/>
@@ -2867,21 +3187,24 @@
               <w:bottom w:val="single" w:sz="4" w:space="0" w:color="CCCCCC"/>
               <w:right w:val="single" w:sz="4" w:space="0" w:color="CCCCCC"/>
             </w:tcBorders>
-            <w:tcMar>
-              <w:top w:w="80" w:type="dxa"/>
-              <w:left w:w="120" w:type="dxa"/>
-              <w:bottom w:w="80" w:type="dxa"/>
-              <w:right w:w="120" w:type="dxa"/>
-            </w:tcMar>
-          </w:tcPr>
-          <w:p>
-            <w:pPr>
-              <w:bidi w:val="0"/>
-              <w:spacing w:line="360" w:lineRule="auto"/>
-              <w:jc w:val="left"/>
-            </w:pPr>
-            <w:r>
-              <w:rPr>
+            <w:vAlign w:val="center"/>
+            <w:tcMar>
+              <w:top w:w="75" w:type="dxa"/>
+              <w:left w:w="75" w:type="dxa"/>
+              <w:bottom w:w="75" w:type="dxa"/>
+              <w:right w:w="75" w:type="dxa"/>
+            </w:tcMar>
+            <w:shd w:fill="FFFFFF"/>
+          </w:tcPr>
+          <w:p>
+            <w:pPr>
+              <w:keepNext w:val="0"/>
+              <w:spacing w:line="252" w:lineRule="auto" w:after="60"/>
+              <w:jc w:val="left"/>
+            </w:pPr>
+            <w:r>
+              <w:rPr>
+                <w:rFonts w:ascii="Times New Roman" w:hAnsi="Times New Roman"/>
                 <w:sz w:val="18"/>
                 <w:szCs w:val="18"/>
               </w:rPr>
@@ -2898,21 +3221,24 @@
               <w:bottom w:val="single" w:sz="4" w:space="0" w:color="CCCCCC"/>
               <w:right w:val="single" w:sz="4" w:space="0" w:color="CCCCCC"/>
             </w:tcBorders>
-            <w:tcMar>
-              <w:top w:w="80" w:type="dxa"/>
-              <w:left w:w="120" w:type="dxa"/>
-              <w:bottom w:w="80" w:type="dxa"/>
-              <w:right w:w="120" w:type="dxa"/>
-            </w:tcMar>
-          </w:tcPr>
-          <w:p>
-            <w:pPr>
-              <w:bidi w:val="0"/>
-              <w:spacing w:line="360" w:lineRule="auto"/>
-              <w:jc w:val="left"/>
-            </w:pPr>
-            <w:r>
-              <w:rPr>
+            <w:vAlign w:val="center"/>
+            <w:tcMar>
+              <w:top w:w="75" w:type="dxa"/>
+              <w:left w:w="75" w:type="dxa"/>
+              <w:bottom w:w="75" w:type="dxa"/>
+              <w:right w:w="75" w:type="dxa"/>
+            </w:tcMar>
+            <w:shd w:fill="FFFFFF"/>
+          </w:tcPr>
+          <w:p>
+            <w:pPr>
+              <w:keepNext w:val="0"/>
+              <w:spacing w:line="252" w:lineRule="auto" w:after="60"/>
+              <w:jc w:val="left"/>
+            </w:pPr>
+            <w:r>
+              <w:rPr>
+                <w:rFonts w:ascii="Times New Roman" w:hAnsi="Times New Roman"/>
                 <w:sz w:val="18"/>
                 <w:szCs w:val="18"/>
               </w:rPr>
@@ -2929,21 +3255,24 @@
               <w:bottom w:val="single" w:sz="4" w:space="0" w:color="CCCCCC"/>
               <w:right w:val="single" w:sz="4" w:space="0" w:color="CCCCCC"/>
             </w:tcBorders>
-            <w:tcMar>
-              <w:top w:w="80" w:type="dxa"/>
-              <w:left w:w="120" w:type="dxa"/>
-              <w:bottom w:w="80" w:type="dxa"/>
-              <w:right w:w="120" w:type="dxa"/>
-            </w:tcMar>
-          </w:tcPr>
-          <w:p>
-            <w:pPr>
-              <w:bidi w:val="0"/>
-              <w:spacing w:line="360" w:lineRule="auto"/>
-              <w:jc w:val="left"/>
-            </w:pPr>
-            <w:r>
-              <w:rPr>
+            <w:vAlign w:val="center"/>
+            <w:tcMar>
+              <w:top w:w="75" w:type="dxa"/>
+              <w:left w:w="75" w:type="dxa"/>
+              <w:bottom w:w="75" w:type="dxa"/>
+              <w:right w:w="75" w:type="dxa"/>
+            </w:tcMar>
+            <w:shd w:fill="FFFFFF"/>
+          </w:tcPr>
+          <w:p>
+            <w:pPr>
+              <w:keepNext w:val="0"/>
+              <w:spacing w:line="252" w:lineRule="auto" w:after="60"/>
+              <w:jc w:val="left"/>
+            </w:pPr>
+            <w:r>
+              <w:rPr>
+                <w:rFonts w:ascii="Times New Roman" w:hAnsi="Times New Roman"/>
                 <w:sz w:val="18"/>
                 <w:szCs w:val="18"/>
               </w:rPr>
@@ -2960,21 +3289,24 @@
               <w:bottom w:val="single" w:sz="4" w:space="0" w:color="CCCCCC"/>
               <w:right w:val="single" w:sz="4" w:space="0" w:color="CCCCCC"/>
             </w:tcBorders>
-            <w:tcMar>
-              <w:top w:w="80" w:type="dxa"/>
-              <w:left w:w="120" w:type="dxa"/>
-              <w:bottom w:w="80" w:type="dxa"/>
-              <w:right w:w="120" w:type="dxa"/>
-            </w:tcMar>
-          </w:tcPr>
-          <w:p>
-            <w:pPr>
-              <w:bidi w:val="0"/>
-              <w:spacing w:line="360" w:lineRule="auto"/>
-              <w:jc w:val="left"/>
-            </w:pPr>
-            <w:r>
-              <w:rPr>
+            <w:vAlign w:val="center"/>
+            <w:tcMar>
+              <w:top w:w="75" w:type="dxa"/>
+              <w:left w:w="75" w:type="dxa"/>
+              <w:bottom w:w="75" w:type="dxa"/>
+              <w:right w:w="75" w:type="dxa"/>
+            </w:tcMar>
+            <w:shd w:fill="FFFFFF"/>
+          </w:tcPr>
+          <w:p>
+            <w:pPr>
+              <w:keepNext w:val="0"/>
+              <w:spacing w:line="252" w:lineRule="auto" w:after="60"/>
+              <w:jc w:val="left"/>
+            </w:pPr>
+            <w:r>
+              <w:rPr>
+                <w:rFonts w:ascii="Times New Roman" w:hAnsi="Times New Roman"/>
                 <w:sz w:val="18"/>
                 <w:szCs w:val="18"/>
               </w:rPr>
@@ -2984,6 +3316,9 @@
         </w:tc>
       </w:tr>
       <w:tr>
+        <w:trPr>
+          <w:cantSplit/>
+        </w:trPr>
         <w:tc>
           <w:tcPr>
             <w:tcW w:w="700" w:type="dxa"/>
@@ -2993,21 +3328,24 @@
               <w:bottom w:val="single" w:sz="4" w:space="0" w:color="CCCCCC"/>
               <w:right w:val="single" w:sz="4" w:space="0" w:color="CCCCCC"/>
             </w:tcBorders>
-            <w:tcMar>
-              <w:top w:w="80" w:type="dxa"/>
-              <w:left w:w="120" w:type="dxa"/>
-              <w:bottom w:w="80" w:type="dxa"/>
-              <w:right w:w="120" w:type="dxa"/>
-            </w:tcMar>
-          </w:tcPr>
-          <w:p>
-            <w:pPr>
-              <w:bidi w:val="0"/>
-              <w:spacing w:line="360" w:lineRule="auto"/>
-              <w:jc w:val="left"/>
-            </w:pPr>
-            <w:r>
-              <w:rPr>
+            <w:vAlign w:val="center"/>
+            <w:tcMar>
+              <w:top w:w="75" w:type="dxa"/>
+              <w:left w:w="75" w:type="dxa"/>
+              <w:bottom w:w="75" w:type="dxa"/>
+              <w:right w:w="75" w:type="dxa"/>
+            </w:tcMar>
+            <w:shd w:fill="FFFFFF"/>
+          </w:tcPr>
+          <w:p>
+            <w:pPr>
+              <w:keepNext w:val="0"/>
+              <w:spacing w:line="252" w:lineRule="auto" w:after="60"/>
+              <w:jc w:val="left"/>
+            </w:pPr>
+            <w:r>
+              <w:rPr>
+                <w:rFonts w:ascii="Times New Roman" w:hAnsi="Times New Roman"/>
                 <w:sz w:val="18"/>
                 <w:szCs w:val="18"/>
               </w:rPr>
@@ -3024,21 +3362,24 @@
               <w:bottom w:val="single" w:sz="4" w:space="0" w:color="CCCCCC"/>
               <w:right w:val="single" w:sz="4" w:space="0" w:color="CCCCCC"/>
             </w:tcBorders>
-            <w:tcMar>
-              <w:top w:w="80" w:type="dxa"/>
-              <w:left w:w="120" w:type="dxa"/>
-              <w:bottom w:w="80" w:type="dxa"/>
-              <w:right w:w="120" w:type="dxa"/>
-            </w:tcMar>
-          </w:tcPr>
-          <w:p>
-            <w:pPr>
-              <w:bidi w:val="0"/>
-              <w:spacing w:line="360" w:lineRule="auto"/>
-              <w:jc w:val="left"/>
-            </w:pPr>
-            <w:r>
-              <w:rPr>
+            <w:vAlign w:val="center"/>
+            <w:tcMar>
+              <w:top w:w="75" w:type="dxa"/>
+              <w:left w:w="75" w:type="dxa"/>
+              <w:bottom w:w="75" w:type="dxa"/>
+              <w:right w:w="75" w:type="dxa"/>
+            </w:tcMar>
+            <w:shd w:fill="FFFFFF"/>
+          </w:tcPr>
+          <w:p>
+            <w:pPr>
+              <w:keepNext w:val="0"/>
+              <w:spacing w:line="252" w:lineRule="auto" w:after="60"/>
+              <w:jc w:val="left"/>
+            </w:pPr>
+            <w:r>
+              <w:rPr>
+                <w:rFonts w:ascii="Times New Roman" w:hAnsi="Times New Roman"/>
                 <w:sz w:val="18"/>
                 <w:szCs w:val="18"/>
               </w:rPr>
@@ -3055,21 +3396,24 @@
               <w:bottom w:val="single" w:sz="4" w:space="0" w:color="CCCCCC"/>
               <w:right w:val="single" w:sz="4" w:space="0" w:color="CCCCCC"/>
             </w:tcBorders>
-            <w:tcMar>
-              <w:top w:w="80" w:type="dxa"/>
-              <w:left w:w="120" w:type="dxa"/>
-              <w:bottom w:w="80" w:type="dxa"/>
-              <w:right w:w="120" w:type="dxa"/>
-            </w:tcMar>
-          </w:tcPr>
-          <w:p>
-            <w:pPr>
-              <w:bidi w:val="0"/>
-              <w:spacing w:line="360" w:lineRule="auto"/>
-              <w:jc w:val="left"/>
-            </w:pPr>
-            <w:r>
-              <w:rPr>
+            <w:vAlign w:val="center"/>
+            <w:tcMar>
+              <w:top w:w="75" w:type="dxa"/>
+              <w:left w:w="75" w:type="dxa"/>
+              <w:bottom w:w="75" w:type="dxa"/>
+              <w:right w:w="75" w:type="dxa"/>
+            </w:tcMar>
+            <w:shd w:fill="FFFFFF"/>
+          </w:tcPr>
+          <w:p>
+            <w:pPr>
+              <w:keepNext w:val="0"/>
+              <w:spacing w:line="252" w:lineRule="auto" w:after="60"/>
+              <w:jc w:val="left"/>
+            </w:pPr>
+            <w:r>
+              <w:rPr>
+                <w:rFonts w:ascii="Times New Roman" w:hAnsi="Times New Roman"/>
                 <w:sz w:val="18"/>
                 <w:szCs w:val="18"/>
               </w:rPr>
@@ -3086,21 +3430,24 @@
               <w:bottom w:val="single" w:sz="4" w:space="0" w:color="CCCCCC"/>
               <w:right w:val="single" w:sz="4" w:space="0" w:color="CCCCCC"/>
             </w:tcBorders>
-            <w:tcMar>
-              <w:top w:w="80" w:type="dxa"/>
-              <w:left w:w="120" w:type="dxa"/>
-              <w:bottom w:w="80" w:type="dxa"/>
-              <w:right w:w="120" w:type="dxa"/>
-            </w:tcMar>
-          </w:tcPr>
-          <w:p>
-            <w:pPr>
-              <w:bidi w:val="0"/>
-              <w:spacing w:line="360" w:lineRule="auto"/>
-              <w:jc w:val="left"/>
-            </w:pPr>
-            <w:r>
-              <w:rPr>
+            <w:vAlign w:val="center"/>
+            <w:tcMar>
+              <w:top w:w="75" w:type="dxa"/>
+              <w:left w:w="75" w:type="dxa"/>
+              <w:bottom w:w="75" w:type="dxa"/>
+              <w:right w:w="75" w:type="dxa"/>
+            </w:tcMar>
+            <w:shd w:fill="FFFFFF"/>
+          </w:tcPr>
+          <w:p>
+            <w:pPr>
+              <w:keepNext w:val="0"/>
+              <w:spacing w:line="252" w:lineRule="auto" w:after="60"/>
+              <w:jc w:val="left"/>
+            </w:pPr>
+            <w:r>
+              <w:rPr>
+                <w:rFonts w:ascii="Times New Roman" w:hAnsi="Times New Roman"/>
                 <w:sz w:val="18"/>
                 <w:szCs w:val="18"/>
               </w:rPr>
@@ -3110,6 +3457,9 @@
         </w:tc>
       </w:tr>
       <w:tr>
+        <w:trPr>
+          <w:cantSplit/>
+        </w:trPr>
         <w:tc>
           <w:tcPr>
             <w:tcW w:w="700" w:type="dxa"/>
@@ -3119,21 +3469,24 @@
               <w:bottom w:val="single" w:sz="4" w:space="0" w:color="CCCCCC"/>
               <w:right w:val="single" w:sz="4" w:space="0" w:color="CCCCCC"/>
             </w:tcBorders>
-            <w:tcMar>
-              <w:top w:w="80" w:type="dxa"/>
-              <w:left w:w="120" w:type="dxa"/>
-              <w:bottom w:w="80" w:type="dxa"/>
-              <w:right w:w="120" w:type="dxa"/>
-            </w:tcMar>
-          </w:tcPr>
-          <w:p>
-            <w:pPr>
-              <w:bidi w:val="0"/>
-              <w:spacing w:line="360" w:lineRule="auto"/>
-              <w:jc w:val="left"/>
-            </w:pPr>
-            <w:r>
-              <w:rPr>
+            <w:vAlign w:val="center"/>
+            <w:tcMar>
+              <w:top w:w="75" w:type="dxa"/>
+              <w:left w:w="75" w:type="dxa"/>
+              <w:bottom w:w="75" w:type="dxa"/>
+              <w:right w:w="75" w:type="dxa"/>
+            </w:tcMar>
+            <w:shd w:fill="FFFFFF"/>
+          </w:tcPr>
+          <w:p>
+            <w:pPr>
+              <w:keepNext w:val="0"/>
+              <w:spacing w:line="252" w:lineRule="auto" w:after="60"/>
+              <w:jc w:val="left"/>
+            </w:pPr>
+            <w:r>
+              <w:rPr>
+                <w:rFonts w:ascii="Times New Roman" w:hAnsi="Times New Roman"/>
                 <w:sz w:val="18"/>
                 <w:szCs w:val="18"/>
               </w:rPr>
@@ -3150,21 +3503,24 @@
               <w:bottom w:val="single" w:sz="4" w:space="0" w:color="CCCCCC"/>
               <w:right w:val="single" w:sz="4" w:space="0" w:color="CCCCCC"/>
             </w:tcBorders>
-            <w:tcMar>
-              <w:top w:w="80" w:type="dxa"/>
-              <w:left w:w="120" w:type="dxa"/>
-              <w:bottom w:w="80" w:type="dxa"/>
-              <w:right w:w="120" w:type="dxa"/>
-            </w:tcMar>
-          </w:tcPr>
-          <w:p>
-            <w:pPr>
-              <w:bidi w:val="0"/>
-              <w:spacing w:line="360" w:lineRule="auto"/>
-              <w:jc w:val="left"/>
-            </w:pPr>
-            <w:r>
-              <w:rPr>
+            <w:vAlign w:val="center"/>
+            <w:tcMar>
+              <w:top w:w="75" w:type="dxa"/>
+              <w:left w:w="75" w:type="dxa"/>
+              <w:bottom w:w="75" w:type="dxa"/>
+              <w:right w:w="75" w:type="dxa"/>
+            </w:tcMar>
+            <w:shd w:fill="FFFFFF"/>
+          </w:tcPr>
+          <w:p>
+            <w:pPr>
+              <w:keepNext w:val="0"/>
+              <w:spacing w:line="252" w:lineRule="auto" w:after="60"/>
+              <w:jc w:val="left"/>
+            </w:pPr>
+            <w:r>
+              <w:rPr>
+                <w:rFonts w:ascii="Times New Roman" w:hAnsi="Times New Roman"/>
                 <w:sz w:val="18"/>
                 <w:szCs w:val="18"/>
               </w:rPr>
@@ -3181,21 +3537,24 @@
               <w:bottom w:val="single" w:sz="4" w:space="0" w:color="CCCCCC"/>
               <w:right w:val="single" w:sz="4" w:space="0" w:color="CCCCCC"/>
             </w:tcBorders>
-            <w:tcMar>
-              <w:top w:w="80" w:type="dxa"/>
-              <w:left w:w="120" w:type="dxa"/>
-              <w:bottom w:w="80" w:type="dxa"/>
-              <w:right w:w="120" w:type="dxa"/>
-            </w:tcMar>
-          </w:tcPr>
-          <w:p>
-            <w:pPr>
-              <w:bidi w:val="0"/>
-              <w:spacing w:line="360" w:lineRule="auto"/>
-              <w:jc w:val="left"/>
-            </w:pPr>
-            <w:r>
-              <w:rPr>
+            <w:vAlign w:val="center"/>
+            <w:tcMar>
+              <w:top w:w="75" w:type="dxa"/>
+              <w:left w:w="75" w:type="dxa"/>
+              <w:bottom w:w="75" w:type="dxa"/>
+              <w:right w:w="75" w:type="dxa"/>
+            </w:tcMar>
+            <w:shd w:fill="FFFFFF"/>
+          </w:tcPr>
+          <w:p>
+            <w:pPr>
+              <w:keepNext w:val="0"/>
+              <w:spacing w:line="252" w:lineRule="auto" w:after="60"/>
+              <w:jc w:val="left"/>
+            </w:pPr>
+            <w:r>
+              <w:rPr>
+                <w:rFonts w:ascii="Times New Roman" w:hAnsi="Times New Roman"/>
                 <w:sz w:val="18"/>
                 <w:szCs w:val="18"/>
               </w:rPr>
@@ -3212,21 +3571,24 @@
               <w:bottom w:val="single" w:sz="4" w:space="0" w:color="CCCCCC"/>
               <w:right w:val="single" w:sz="4" w:space="0" w:color="CCCCCC"/>
             </w:tcBorders>
-            <w:tcMar>
-              <w:top w:w="80" w:type="dxa"/>
-              <w:left w:w="120" w:type="dxa"/>
-              <w:bottom w:w="80" w:type="dxa"/>
-              <w:right w:w="120" w:type="dxa"/>
-            </w:tcMar>
-          </w:tcPr>
-          <w:p>
-            <w:pPr>
-              <w:bidi w:val="0"/>
-              <w:spacing w:line="360" w:lineRule="auto"/>
-              <w:jc w:val="left"/>
-            </w:pPr>
-            <w:r>
-              <w:rPr>
+            <w:vAlign w:val="center"/>
+            <w:tcMar>
+              <w:top w:w="75" w:type="dxa"/>
+              <w:left w:w="75" w:type="dxa"/>
+              <w:bottom w:w="75" w:type="dxa"/>
+              <w:right w:w="75" w:type="dxa"/>
+            </w:tcMar>
+            <w:shd w:fill="FFFFFF"/>
+          </w:tcPr>
+          <w:p>
+            <w:pPr>
+              <w:keepNext w:val="0"/>
+              <w:spacing w:line="252" w:lineRule="auto" w:after="60"/>
+              <w:jc w:val="left"/>
+            </w:pPr>
+            <w:r>
+              <w:rPr>
+                <w:rFonts w:ascii="Times New Roman" w:hAnsi="Times New Roman"/>
                 <w:sz w:val="18"/>
                 <w:szCs w:val="18"/>
               </w:rPr>
@@ -3236,6 +3598,9 @@
         </w:tc>
       </w:tr>
       <w:tr>
+        <w:trPr>
+          <w:cantSplit/>
+        </w:trPr>
         <w:tc>
           <w:tcPr>
             <w:tcW w:w="700" w:type="dxa"/>
@@ -3245,21 +3610,24 @@
               <w:bottom w:val="single" w:sz="4" w:space="0" w:color="CCCCCC"/>
               <w:right w:val="single" w:sz="4" w:space="0" w:color="CCCCCC"/>
             </w:tcBorders>
-            <w:tcMar>
-              <w:top w:w="80" w:type="dxa"/>
-              <w:left w:w="120" w:type="dxa"/>
-              <w:bottom w:w="80" w:type="dxa"/>
-              <w:right w:w="120" w:type="dxa"/>
-            </w:tcMar>
-          </w:tcPr>
-          <w:p>
-            <w:pPr>
-              <w:bidi w:val="0"/>
-              <w:spacing w:line="360" w:lineRule="auto"/>
-              <w:jc w:val="left"/>
-            </w:pPr>
-            <w:r>
-              <w:rPr>
+            <w:vAlign w:val="center"/>
+            <w:tcMar>
+              <w:top w:w="75" w:type="dxa"/>
+              <w:left w:w="75" w:type="dxa"/>
+              <w:bottom w:w="75" w:type="dxa"/>
+              <w:right w:w="75" w:type="dxa"/>
+            </w:tcMar>
+            <w:shd w:fill="FFFFFF"/>
+          </w:tcPr>
+          <w:p>
+            <w:pPr>
+              <w:keepNext w:val="0"/>
+              <w:spacing w:line="252" w:lineRule="auto" w:after="60"/>
+              <w:jc w:val="left"/>
+            </w:pPr>
+            <w:r>
+              <w:rPr>
+                <w:rFonts w:ascii="Times New Roman" w:hAnsi="Times New Roman"/>
                 <w:sz w:val="18"/>
                 <w:szCs w:val="18"/>
               </w:rPr>
@@ -3276,21 +3644,24 @@
               <w:bottom w:val="single" w:sz="4" w:space="0" w:color="CCCCCC"/>
               <w:right w:val="single" w:sz="4" w:space="0" w:color="CCCCCC"/>
             </w:tcBorders>
-            <w:tcMar>
-              <w:top w:w="80" w:type="dxa"/>
-              <w:left w:w="120" w:type="dxa"/>
-              <w:bottom w:w="80" w:type="dxa"/>
-              <w:right w:w="120" w:type="dxa"/>
-            </w:tcMar>
-          </w:tcPr>
-          <w:p>
-            <w:pPr>
-              <w:bidi w:val="0"/>
-              <w:spacing w:line="360" w:lineRule="auto"/>
-              <w:jc w:val="left"/>
-            </w:pPr>
-            <w:r>
-              <w:rPr>
+            <w:vAlign w:val="center"/>
+            <w:tcMar>
+              <w:top w:w="75" w:type="dxa"/>
+              <w:left w:w="75" w:type="dxa"/>
+              <w:bottom w:w="75" w:type="dxa"/>
+              <w:right w:w="75" w:type="dxa"/>
+            </w:tcMar>
+            <w:shd w:fill="FFFFFF"/>
+          </w:tcPr>
+          <w:p>
+            <w:pPr>
+              <w:keepNext w:val="0"/>
+              <w:spacing w:line="252" w:lineRule="auto" w:after="60"/>
+              <w:jc w:val="left"/>
+            </w:pPr>
+            <w:r>
+              <w:rPr>
+                <w:rFonts w:ascii="Times New Roman" w:hAnsi="Times New Roman"/>
                 <w:sz w:val="18"/>
                 <w:szCs w:val="18"/>
               </w:rPr>
@@ -3307,21 +3678,24 @@
               <w:bottom w:val="single" w:sz="4" w:space="0" w:color="CCCCCC"/>
               <w:right w:val="single" w:sz="4" w:space="0" w:color="CCCCCC"/>
             </w:tcBorders>
-            <w:tcMar>
-              <w:top w:w="80" w:type="dxa"/>
-              <w:left w:w="120" w:type="dxa"/>
-              <w:bottom w:w="80" w:type="dxa"/>
-              <w:right w:w="120" w:type="dxa"/>
-            </w:tcMar>
-          </w:tcPr>
-          <w:p>
-            <w:pPr>
-              <w:bidi w:val="0"/>
-              <w:spacing w:line="360" w:lineRule="auto"/>
-              <w:jc w:val="left"/>
-            </w:pPr>
-            <w:r>
-              <w:rPr>
+            <w:vAlign w:val="center"/>
+            <w:tcMar>
+              <w:top w:w="75" w:type="dxa"/>
+              <w:left w:w="75" w:type="dxa"/>
+              <w:bottom w:w="75" w:type="dxa"/>
+              <w:right w:w="75" w:type="dxa"/>
+            </w:tcMar>
+            <w:shd w:fill="FFFFFF"/>
+          </w:tcPr>
+          <w:p>
+            <w:pPr>
+              <w:keepNext w:val="0"/>
+              <w:spacing w:line="252" w:lineRule="auto" w:after="60"/>
+              <w:jc w:val="left"/>
+            </w:pPr>
+            <w:r>
+              <w:rPr>
+                <w:rFonts w:ascii="Times New Roman" w:hAnsi="Times New Roman"/>
                 <w:sz w:val="18"/>
                 <w:szCs w:val="18"/>
               </w:rPr>
@@ -3338,21 +3712,24 @@
               <w:bottom w:val="single" w:sz="4" w:space="0" w:color="CCCCCC"/>
               <w:right w:val="single" w:sz="4" w:space="0" w:color="CCCCCC"/>
             </w:tcBorders>
-            <w:tcMar>
-              <w:top w:w="80" w:type="dxa"/>
-              <w:left w:w="120" w:type="dxa"/>
-              <w:bottom w:w="80" w:type="dxa"/>
-              <w:right w:w="120" w:type="dxa"/>
-            </w:tcMar>
-          </w:tcPr>
-          <w:p>
-            <w:pPr>
-              <w:bidi w:val="0"/>
-              <w:spacing w:line="360" w:lineRule="auto"/>
-              <w:jc w:val="left"/>
-            </w:pPr>
-            <w:r>
-              <w:rPr>
+            <w:vAlign w:val="center"/>
+            <w:tcMar>
+              <w:top w:w="75" w:type="dxa"/>
+              <w:left w:w="75" w:type="dxa"/>
+              <w:bottom w:w="75" w:type="dxa"/>
+              <w:right w:w="75" w:type="dxa"/>
+            </w:tcMar>
+            <w:shd w:fill="FFFFFF"/>
+          </w:tcPr>
+          <w:p>
+            <w:pPr>
+              <w:keepNext w:val="0"/>
+              <w:spacing w:line="252" w:lineRule="auto" w:after="60"/>
+              <w:jc w:val="left"/>
+            </w:pPr>
+            <w:r>
+              <w:rPr>
+                <w:rFonts w:ascii="Times New Roman" w:hAnsi="Times New Roman"/>
                 <w:sz w:val="18"/>
                 <w:szCs w:val="18"/>
               </w:rPr>
@@ -3362,6 +3739,9 @@
         </w:tc>
       </w:tr>
       <w:tr>
+        <w:trPr>
+          <w:cantSplit/>
+        </w:trPr>
         <w:tc>
           <w:tcPr>
             <w:tcW w:w="700" w:type="dxa"/>
@@ -3371,17 +3751,19 @@
               <w:bottom w:val="single" w:sz="4" w:space="0" w:color="CCCCCC"/>
               <w:right w:val="single" w:sz="4" w:space="0" w:color="CCCCCC"/>
             </w:tcBorders>
-            <w:tcMar>
-              <w:top w:w="80" w:type="dxa"/>
-              <w:left w:w="120" w:type="dxa"/>
-              <w:bottom w:w="80" w:type="dxa"/>
-              <w:right w:w="120" w:type="dxa"/>
-            </w:tcMar>
-          </w:tcPr>
-          <w:p>
-            <w:pPr>
-              <w:bidi w:val="0"/>
-              <w:spacing w:line="360" w:lineRule="auto"/>
+            <w:vAlign w:val="center"/>
+            <w:tcMar>
+              <w:top w:w="75" w:type="dxa"/>
+              <w:left w:w="75" w:type="dxa"/>
+              <w:bottom w:w="75" w:type="dxa"/>
+              <w:right w:w="75" w:type="dxa"/>
+            </w:tcMar>
+            <w:shd w:fill="FFFFFF"/>
+          </w:tcPr>
+          <w:p>
+            <w:pPr>
+              <w:keepNext w:val="0"/>
+              <w:spacing w:line="252" w:lineRule="auto" w:after="60"/>
               <w:jc w:val="left"/>
             </w:pPr>
           </w:p>
@@ -3395,21 +3777,24 @@
               <w:bottom w:val="single" w:sz="4" w:space="0" w:color="CCCCCC"/>
               <w:right w:val="single" w:sz="4" w:space="0" w:color="CCCCCC"/>
             </w:tcBorders>
-            <w:tcMar>
-              <w:top w:w="80" w:type="dxa"/>
-              <w:left w:w="120" w:type="dxa"/>
-              <w:bottom w:w="80" w:type="dxa"/>
-              <w:right w:w="120" w:type="dxa"/>
-            </w:tcMar>
-          </w:tcPr>
-          <w:p>
-            <w:pPr>
-              <w:bidi w:val="0"/>
-              <w:spacing w:line="360" w:lineRule="auto"/>
-              <w:jc w:val="left"/>
-            </w:pPr>
-            <w:r>
-              <w:rPr>
+            <w:vAlign w:val="center"/>
+            <w:tcMar>
+              <w:top w:w="75" w:type="dxa"/>
+              <w:left w:w="75" w:type="dxa"/>
+              <w:bottom w:w="75" w:type="dxa"/>
+              <w:right w:w="75" w:type="dxa"/>
+            </w:tcMar>
+            <w:shd w:fill="FFFFFF"/>
+          </w:tcPr>
+          <w:p>
+            <w:pPr>
+              <w:keepNext w:val="0"/>
+              <w:spacing w:line="252" w:lineRule="auto" w:after="60"/>
+              <w:jc w:val="left"/>
+            </w:pPr>
+            <w:r>
+              <w:rPr>
+                <w:rFonts w:ascii="Times New Roman" w:hAnsi="Times New Roman"/>
                 <w:b/>
                 <w:bCs/>
                 <w:sz w:val="18"/>
@@ -3428,17 +3813,19 @@
               <w:bottom w:val="single" w:sz="4" w:space="0" w:color="CCCCCC"/>
               <w:right w:val="single" w:sz="4" w:space="0" w:color="CCCCCC"/>
             </w:tcBorders>
-            <w:tcMar>
-              <w:top w:w="80" w:type="dxa"/>
-              <w:left w:w="120" w:type="dxa"/>
-              <w:bottom w:w="80" w:type="dxa"/>
-              <w:right w:w="120" w:type="dxa"/>
-            </w:tcMar>
-          </w:tcPr>
-          <w:p>
-            <w:pPr>
-              <w:bidi w:val="0"/>
-              <w:spacing w:line="360" w:lineRule="auto"/>
+            <w:vAlign w:val="center"/>
+            <w:tcMar>
+              <w:top w:w="75" w:type="dxa"/>
+              <w:left w:w="75" w:type="dxa"/>
+              <w:bottom w:w="75" w:type="dxa"/>
+              <w:right w:w="75" w:type="dxa"/>
+            </w:tcMar>
+            <w:shd w:fill="FFFFFF"/>
+          </w:tcPr>
+          <w:p>
+            <w:pPr>
+              <w:keepNext w:val="0"/>
+              <w:spacing w:line="252" w:lineRule="auto" w:after="60"/>
               <w:jc w:val="left"/>
             </w:pPr>
           </w:p>
@@ -3452,23 +3839,28 @@
               <w:bottom w:val="single" w:sz="4" w:space="0" w:color="CCCCCC"/>
               <w:right w:val="single" w:sz="4" w:space="0" w:color="CCCCCC"/>
             </w:tcBorders>
-            <w:tcMar>
-              <w:top w:w="80" w:type="dxa"/>
-              <w:left w:w="120" w:type="dxa"/>
-              <w:bottom w:w="80" w:type="dxa"/>
-              <w:right w:w="120" w:type="dxa"/>
-            </w:tcMar>
-          </w:tcPr>
-          <w:p>
-            <w:pPr>
-              <w:bidi w:val="0"/>
-              <w:spacing w:line="360" w:lineRule="auto"/>
+            <w:vAlign w:val="center"/>
+            <w:tcMar>
+              <w:top w:w="75" w:type="dxa"/>
+              <w:left w:w="75" w:type="dxa"/>
+              <w:bottom w:w="75" w:type="dxa"/>
+              <w:right w:w="75" w:type="dxa"/>
+            </w:tcMar>
+            <w:shd w:fill="FFFFFF"/>
+          </w:tcPr>
+          <w:p>
+            <w:pPr>
+              <w:keepNext w:val="0"/>
+              <w:spacing w:line="252" w:lineRule="auto" w:after="60"/>
               <w:jc w:val="left"/>
             </w:pPr>
           </w:p>
         </w:tc>
       </w:tr>
       <w:tr>
+        <w:trPr>
+          <w:cantSplit/>
+        </w:trPr>
         <w:tc>
           <w:tcPr>
             <w:tcW w:w="700" w:type="dxa"/>
@@ -3478,21 +3870,24 @@
               <w:bottom w:val="single" w:sz="4" w:space="0" w:color="CCCCCC"/>
               <w:right w:val="single" w:sz="4" w:space="0" w:color="CCCCCC"/>
             </w:tcBorders>
-            <w:tcMar>
-              <w:top w:w="80" w:type="dxa"/>
-              <w:left w:w="120" w:type="dxa"/>
-              <w:bottom w:w="80" w:type="dxa"/>
-              <w:right w:w="120" w:type="dxa"/>
-            </w:tcMar>
-          </w:tcPr>
-          <w:p>
-            <w:pPr>
-              <w:bidi w:val="0"/>
-              <w:spacing w:line="360" w:lineRule="auto"/>
-              <w:jc w:val="left"/>
-            </w:pPr>
-            <w:r>
-              <w:rPr>
+            <w:vAlign w:val="center"/>
+            <w:tcMar>
+              <w:top w:w="75" w:type="dxa"/>
+              <w:left w:w="75" w:type="dxa"/>
+              <w:bottom w:w="75" w:type="dxa"/>
+              <w:right w:w="75" w:type="dxa"/>
+            </w:tcMar>
+            <w:shd w:fill="FFFFFF"/>
+          </w:tcPr>
+          <w:p>
+            <w:pPr>
+              <w:keepNext w:val="0"/>
+              <w:spacing w:line="252" w:lineRule="auto" w:after="60"/>
+              <w:jc w:val="left"/>
+            </w:pPr>
+            <w:r>
+              <w:rPr>
+                <w:rFonts w:ascii="Times New Roman" w:hAnsi="Times New Roman"/>
                 <w:sz w:val="18"/>
                 <w:szCs w:val="18"/>
               </w:rPr>
@@ -3509,21 +3904,24 @@
               <w:bottom w:val="single" w:sz="4" w:space="0" w:color="CCCCCC"/>
               <w:right w:val="single" w:sz="4" w:space="0" w:color="CCCCCC"/>
             </w:tcBorders>
-            <w:tcMar>
-              <w:top w:w="80" w:type="dxa"/>
-              <w:left w:w="120" w:type="dxa"/>
-              <w:bottom w:w="80" w:type="dxa"/>
-              <w:right w:w="120" w:type="dxa"/>
-            </w:tcMar>
-          </w:tcPr>
-          <w:p>
-            <w:pPr>
-              <w:bidi w:val="0"/>
-              <w:spacing w:line="360" w:lineRule="auto"/>
-              <w:jc w:val="left"/>
-            </w:pPr>
-            <w:r>
-              <w:rPr>
+            <w:vAlign w:val="center"/>
+            <w:tcMar>
+              <w:top w:w="75" w:type="dxa"/>
+              <w:left w:w="75" w:type="dxa"/>
+              <w:bottom w:w="75" w:type="dxa"/>
+              <w:right w:w="75" w:type="dxa"/>
+            </w:tcMar>
+            <w:shd w:fill="FFFFFF"/>
+          </w:tcPr>
+          <w:p>
+            <w:pPr>
+              <w:keepNext w:val="0"/>
+              <w:spacing w:line="252" w:lineRule="auto" w:after="60"/>
+              <w:jc w:val="left"/>
+            </w:pPr>
+            <w:r>
+              <w:rPr>
+                <w:rFonts w:ascii="Times New Roman" w:hAnsi="Times New Roman"/>
                 <w:sz w:val="18"/>
                 <w:szCs w:val="18"/>
               </w:rPr>
@@ -3540,21 +3938,24 @@
               <w:bottom w:val="single" w:sz="4" w:space="0" w:color="CCCCCC"/>
               <w:right w:val="single" w:sz="4" w:space="0" w:color="CCCCCC"/>
             </w:tcBorders>
-            <w:tcMar>
-              <w:top w:w="80" w:type="dxa"/>
-              <w:left w:w="120" w:type="dxa"/>
-              <w:bottom w:w="80" w:type="dxa"/>
-              <w:right w:w="120" w:type="dxa"/>
-            </w:tcMar>
-          </w:tcPr>
-          <w:p>
-            <w:pPr>
-              <w:bidi w:val="0"/>
-              <w:spacing w:line="360" w:lineRule="auto"/>
-              <w:jc w:val="left"/>
-            </w:pPr>
-            <w:r>
-              <w:rPr>
+            <w:vAlign w:val="center"/>
+            <w:tcMar>
+              <w:top w:w="75" w:type="dxa"/>
+              <w:left w:w="75" w:type="dxa"/>
+              <w:bottom w:w="75" w:type="dxa"/>
+              <w:right w:w="75" w:type="dxa"/>
+            </w:tcMar>
+            <w:shd w:fill="FFFFFF"/>
+          </w:tcPr>
+          <w:p>
+            <w:pPr>
+              <w:keepNext w:val="0"/>
+              <w:spacing w:line="252" w:lineRule="auto" w:after="60"/>
+              <w:jc w:val="left"/>
+            </w:pPr>
+            <w:r>
+              <w:rPr>
+                <w:rFonts w:ascii="Times New Roman" w:hAnsi="Times New Roman"/>
                 <w:sz w:val="18"/>
                 <w:szCs w:val="18"/>
               </w:rPr>
@@ -3571,21 +3972,24 @@
               <w:bottom w:val="single" w:sz="4" w:space="0" w:color="CCCCCC"/>
               <w:right w:val="single" w:sz="4" w:space="0" w:color="CCCCCC"/>
             </w:tcBorders>
-            <w:tcMar>
-              <w:top w:w="80" w:type="dxa"/>
-              <w:left w:w="120" w:type="dxa"/>
-              <w:bottom w:w="80" w:type="dxa"/>
-              <w:right w:w="120" w:type="dxa"/>
-            </w:tcMar>
-          </w:tcPr>
-          <w:p>
-            <w:pPr>
-              <w:bidi w:val="0"/>
-              <w:spacing w:line="360" w:lineRule="auto"/>
-              <w:jc w:val="left"/>
-            </w:pPr>
-            <w:r>
-              <w:rPr>
+            <w:vAlign w:val="center"/>
+            <w:tcMar>
+              <w:top w:w="75" w:type="dxa"/>
+              <w:left w:w="75" w:type="dxa"/>
+              <w:bottom w:w="75" w:type="dxa"/>
+              <w:right w:w="75" w:type="dxa"/>
+            </w:tcMar>
+            <w:shd w:fill="FFFFFF"/>
+          </w:tcPr>
+          <w:p>
+            <w:pPr>
+              <w:keepNext w:val="0"/>
+              <w:spacing w:line="252" w:lineRule="auto" w:after="60"/>
+              <w:jc w:val="left"/>
+            </w:pPr>
+            <w:r>
+              <w:rPr>
+                <w:rFonts w:ascii="Times New Roman" w:hAnsi="Times New Roman"/>
                 <w:sz w:val="18"/>
                 <w:szCs w:val="18"/>
               </w:rPr>
@@ -3595,6 +3999,9 @@
         </w:tc>
       </w:tr>
       <w:tr>
+        <w:trPr>
+          <w:cantSplit/>
+        </w:trPr>
         <w:tc>
           <w:tcPr>
             <w:tcW w:w="700" w:type="dxa"/>
@@ -3604,21 +4011,24 @@
               <w:bottom w:val="single" w:sz="4" w:space="0" w:color="CCCCCC"/>
               <w:right w:val="single" w:sz="4" w:space="0" w:color="CCCCCC"/>
             </w:tcBorders>
-            <w:tcMar>
-              <w:top w:w="80" w:type="dxa"/>
-              <w:left w:w="120" w:type="dxa"/>
-              <w:bottom w:w="80" w:type="dxa"/>
-              <w:right w:w="120" w:type="dxa"/>
-            </w:tcMar>
-          </w:tcPr>
-          <w:p>
-            <w:pPr>
-              <w:bidi w:val="0"/>
-              <w:spacing w:line="360" w:lineRule="auto"/>
-              <w:jc w:val="left"/>
-            </w:pPr>
-            <w:r>
-              <w:rPr>
+            <w:vAlign w:val="center"/>
+            <w:tcMar>
+              <w:top w:w="75" w:type="dxa"/>
+              <w:left w:w="75" w:type="dxa"/>
+              <w:bottom w:w="75" w:type="dxa"/>
+              <w:right w:w="75" w:type="dxa"/>
+            </w:tcMar>
+            <w:shd w:fill="FFFFFF"/>
+          </w:tcPr>
+          <w:p>
+            <w:pPr>
+              <w:keepNext w:val="0"/>
+              <w:spacing w:line="252" w:lineRule="auto" w:after="60"/>
+              <w:jc w:val="left"/>
+            </w:pPr>
+            <w:r>
+              <w:rPr>
+                <w:rFonts w:ascii="Times New Roman" w:hAnsi="Times New Roman"/>
                 <w:sz w:val="18"/>
                 <w:szCs w:val="18"/>
               </w:rPr>
@@ -3635,21 +4045,24 @@
               <w:bottom w:val="single" w:sz="4" w:space="0" w:color="CCCCCC"/>
               <w:right w:val="single" w:sz="4" w:space="0" w:color="CCCCCC"/>
             </w:tcBorders>
-            <w:tcMar>
-              <w:top w:w="80" w:type="dxa"/>
-              <w:left w:w="120" w:type="dxa"/>
-              <w:bottom w:w="80" w:type="dxa"/>
-              <w:right w:w="120" w:type="dxa"/>
-            </w:tcMar>
-          </w:tcPr>
-          <w:p>
-            <w:pPr>
-              <w:bidi w:val="0"/>
-              <w:spacing w:line="360" w:lineRule="auto"/>
-              <w:jc w:val="left"/>
-            </w:pPr>
-            <w:r>
-              <w:rPr>
+            <w:vAlign w:val="center"/>
+            <w:tcMar>
+              <w:top w:w="75" w:type="dxa"/>
+              <w:left w:w="75" w:type="dxa"/>
+              <w:bottom w:w="75" w:type="dxa"/>
+              <w:right w:w="75" w:type="dxa"/>
+            </w:tcMar>
+            <w:shd w:fill="FFFFFF"/>
+          </w:tcPr>
+          <w:p>
+            <w:pPr>
+              <w:keepNext w:val="0"/>
+              <w:spacing w:line="252" w:lineRule="auto" w:after="60"/>
+              <w:jc w:val="left"/>
+            </w:pPr>
+            <w:r>
+              <w:rPr>
+                <w:rFonts w:ascii="Times New Roman" w:hAnsi="Times New Roman"/>
                 <w:sz w:val="18"/>
                 <w:szCs w:val="18"/>
               </w:rPr>
@@ -3666,21 +4079,24 @@
               <w:bottom w:val="single" w:sz="4" w:space="0" w:color="CCCCCC"/>
               <w:right w:val="single" w:sz="4" w:space="0" w:color="CCCCCC"/>
             </w:tcBorders>
-            <w:tcMar>
-              <w:top w:w="80" w:type="dxa"/>
-              <w:left w:w="120" w:type="dxa"/>
-              <w:bottom w:w="80" w:type="dxa"/>
-              <w:right w:w="120" w:type="dxa"/>
-            </w:tcMar>
-          </w:tcPr>
-          <w:p>
-            <w:pPr>
-              <w:bidi w:val="0"/>
-              <w:spacing w:line="360" w:lineRule="auto"/>
-              <w:jc w:val="left"/>
-            </w:pPr>
-            <w:r>
-              <w:rPr>
+            <w:vAlign w:val="center"/>
+            <w:tcMar>
+              <w:top w:w="75" w:type="dxa"/>
+              <w:left w:w="75" w:type="dxa"/>
+              <w:bottom w:w="75" w:type="dxa"/>
+              <w:right w:w="75" w:type="dxa"/>
+            </w:tcMar>
+            <w:shd w:fill="FFFFFF"/>
+          </w:tcPr>
+          <w:p>
+            <w:pPr>
+              <w:keepNext w:val="0"/>
+              <w:spacing w:line="252" w:lineRule="auto" w:after="60"/>
+              <w:jc w:val="left"/>
+            </w:pPr>
+            <w:r>
+              <w:rPr>
+                <w:rFonts w:ascii="Times New Roman" w:hAnsi="Times New Roman"/>
                 <w:sz w:val="18"/>
                 <w:szCs w:val="18"/>
               </w:rPr>
@@ -3697,30 +4113,35 @@
               <w:bottom w:val="single" w:sz="4" w:space="0" w:color="CCCCCC"/>
               <w:right w:val="single" w:sz="4" w:space="0" w:color="CCCCCC"/>
             </w:tcBorders>
-            <w:tcMar>
-              <w:top w:w="80" w:type="dxa"/>
-              <w:left w:w="120" w:type="dxa"/>
-              <w:bottom w:w="80" w:type="dxa"/>
-              <w:right w:w="120" w:type="dxa"/>
-            </w:tcMar>
-          </w:tcPr>
-          <w:p>
-            <w:pPr>
-              <w:bidi w:val="0"/>
-              <w:spacing w:line="360" w:lineRule="auto"/>
-              <w:jc w:val="left"/>
-            </w:pPr>
-            <w:r>
-              <w:rPr>
-                <w:sz w:val="18"/>
-                <w:szCs w:val="18"/>
-              </w:rPr>
-              <w:t xml:space="preserve">Themes and subthemes in Table 3; analytic trail from framework to themes in Supplementary File S2.</w:t>
+            <w:vAlign w:val="center"/>
+            <w:tcMar>
+              <w:top w:w="75" w:type="dxa"/>
+              <w:left w:w="75" w:type="dxa"/>
+              <w:bottom w:w="75" w:type="dxa"/>
+              <w:right w:w="75" w:type="dxa"/>
+            </w:tcMar>
+            <w:shd w:fill="FFFFFF"/>
+          </w:tcPr>
+          <w:p>
+            <w:pPr>
+              <w:keepNext w:val="0"/>
+              <w:spacing w:line="252" w:lineRule="auto" w:after="60"/>
+              <w:jc w:val="left"/>
+            </w:pPr>
+            <w:r>
+              <w:rPr>
+                <w:rFonts w:ascii="Times New Roman" w:hAnsi="Times New Roman"/>
+                <w:sz w:val="18"/>
+              </w:rPr>
+              <w:t>Themes and subthemes in Table 3; mapping of framework concepts, areas of inquiry, illustrative codes, and final themes in Supplementary File S2.</w:t>
             </w:r>
           </w:p>
         </w:tc>
       </w:tr>
       <w:tr>
+        <w:trPr>
+          <w:cantSplit/>
+        </w:trPr>
         <w:tc>
           <w:tcPr>
             <w:tcW w:w="700" w:type="dxa"/>
@@ -3730,21 +4151,24 @@
               <w:bottom w:val="single" w:sz="4" w:space="0" w:color="CCCCCC"/>
               <w:right w:val="single" w:sz="4" w:space="0" w:color="CCCCCC"/>
             </w:tcBorders>
-            <w:tcMar>
-              <w:top w:w="80" w:type="dxa"/>
-              <w:left w:w="120" w:type="dxa"/>
-              <w:bottom w:w="80" w:type="dxa"/>
-              <w:right w:w="120" w:type="dxa"/>
-            </w:tcMar>
-          </w:tcPr>
-          <w:p>
-            <w:pPr>
-              <w:bidi w:val="0"/>
-              <w:spacing w:line="360" w:lineRule="auto"/>
-              <w:jc w:val="left"/>
-            </w:pPr>
-            <w:r>
-              <w:rPr>
+            <w:vAlign w:val="center"/>
+            <w:tcMar>
+              <w:top w:w="75" w:type="dxa"/>
+              <w:left w:w="75" w:type="dxa"/>
+              <w:bottom w:w="75" w:type="dxa"/>
+              <w:right w:w="75" w:type="dxa"/>
+            </w:tcMar>
+            <w:shd w:fill="FFFFFF"/>
+          </w:tcPr>
+          <w:p>
+            <w:pPr>
+              <w:keepNext w:val="0"/>
+              <w:spacing w:line="252" w:lineRule="auto" w:after="60"/>
+              <w:jc w:val="left"/>
+            </w:pPr>
+            <w:r>
+              <w:rPr>
+                <w:rFonts w:ascii="Times New Roman" w:hAnsi="Times New Roman"/>
                 <w:sz w:val="18"/>
                 <w:szCs w:val="18"/>
               </w:rPr>
@@ -3761,21 +4185,24 @@
               <w:bottom w:val="single" w:sz="4" w:space="0" w:color="CCCCCC"/>
               <w:right w:val="single" w:sz="4" w:space="0" w:color="CCCCCC"/>
             </w:tcBorders>
-            <w:tcMar>
-              <w:top w:w="80" w:type="dxa"/>
-              <w:left w:w="120" w:type="dxa"/>
-              <w:bottom w:w="80" w:type="dxa"/>
-              <w:right w:w="120" w:type="dxa"/>
-            </w:tcMar>
-          </w:tcPr>
-          <w:p>
-            <w:pPr>
-              <w:bidi w:val="0"/>
-              <w:spacing w:line="360" w:lineRule="auto"/>
-              <w:jc w:val="left"/>
-            </w:pPr>
-            <w:r>
-              <w:rPr>
+            <w:vAlign w:val="center"/>
+            <w:tcMar>
+              <w:top w:w="75" w:type="dxa"/>
+              <w:left w:w="75" w:type="dxa"/>
+              <w:bottom w:w="75" w:type="dxa"/>
+              <w:right w:w="75" w:type="dxa"/>
+            </w:tcMar>
+            <w:shd w:fill="FFFFFF"/>
+          </w:tcPr>
+          <w:p>
+            <w:pPr>
+              <w:keepNext w:val="0"/>
+              <w:spacing w:line="252" w:lineRule="auto" w:after="60"/>
+              <w:jc w:val="left"/>
+            </w:pPr>
+            <w:r>
+              <w:rPr>
+                <w:rFonts w:ascii="Times New Roman" w:hAnsi="Times New Roman"/>
                 <w:sz w:val="18"/>
                 <w:szCs w:val="18"/>
               </w:rPr>
@@ -3792,21 +4219,24 @@
               <w:bottom w:val="single" w:sz="4" w:space="0" w:color="CCCCCC"/>
               <w:right w:val="single" w:sz="4" w:space="0" w:color="CCCCCC"/>
             </w:tcBorders>
-            <w:tcMar>
-              <w:top w:w="80" w:type="dxa"/>
-              <w:left w:w="120" w:type="dxa"/>
-              <w:bottom w:w="80" w:type="dxa"/>
-              <w:right w:w="120" w:type="dxa"/>
-            </w:tcMar>
-          </w:tcPr>
-          <w:p>
-            <w:pPr>
-              <w:bidi w:val="0"/>
-              <w:spacing w:line="360" w:lineRule="auto"/>
-              <w:jc w:val="left"/>
-            </w:pPr>
-            <w:r>
-              <w:rPr>
+            <w:vAlign w:val="center"/>
+            <w:tcMar>
+              <w:top w:w="75" w:type="dxa"/>
+              <w:left w:w="75" w:type="dxa"/>
+              <w:bottom w:w="75" w:type="dxa"/>
+              <w:right w:w="75" w:type="dxa"/>
+            </w:tcMar>
+            <w:shd w:fill="FFFFFF"/>
+          </w:tcPr>
+          <w:p>
+            <w:pPr>
+              <w:keepNext w:val="0"/>
+              <w:spacing w:line="252" w:lineRule="auto" w:after="60"/>
+              <w:jc w:val="left"/>
+            </w:pPr>
+            <w:r>
+              <w:rPr>
+                <w:rFonts w:ascii="Times New Roman" w:hAnsi="Times New Roman"/>
                 <w:sz w:val="18"/>
                 <w:szCs w:val="18"/>
               </w:rPr>
@@ -3823,30 +4253,35 @@
               <w:bottom w:val="single" w:sz="4" w:space="0" w:color="CCCCCC"/>
               <w:right w:val="single" w:sz="4" w:space="0" w:color="CCCCCC"/>
             </w:tcBorders>
-            <w:tcMar>
-              <w:top w:w="80" w:type="dxa"/>
-              <w:left w:w="120" w:type="dxa"/>
-              <w:bottom w:w="80" w:type="dxa"/>
-              <w:right w:w="120" w:type="dxa"/>
-            </w:tcMar>
-          </w:tcPr>
-          <w:p>
-            <w:pPr>
-              <w:bidi w:val="0"/>
-              <w:spacing w:line="360" w:lineRule="auto"/>
-              <w:jc w:val="left"/>
-            </w:pPr>
-            <w:r>
-              <w:rPr>
-                <w:sz w:val="18"/>
-                <w:szCs w:val="18"/>
-              </w:rPr>
-              <w:t xml:space="preserve">Combined approach: predefined areas of inquiry; codes and themes developed inductively.</w:t>
+            <w:vAlign w:val="center"/>
+            <w:tcMar>
+              <w:top w:w="75" w:type="dxa"/>
+              <w:left w:w="75" w:type="dxa"/>
+              <w:bottom w:w="75" w:type="dxa"/>
+              <w:right w:w="75" w:type="dxa"/>
+            </w:tcMar>
+            <w:shd w:fill="FFFFFF"/>
+          </w:tcPr>
+          <w:p>
+            <w:pPr>
+              <w:keepNext w:val="0"/>
+              <w:spacing w:line="252" w:lineRule="auto" w:after="60"/>
+              <w:jc w:val="left"/>
+            </w:pPr>
+            <w:r>
+              <w:rPr>
+                <w:rFonts w:ascii="Times New Roman" w:hAnsi="Times New Roman"/>
+                <w:sz w:val="18"/>
+              </w:rPr>
+              <w:t>Combined approach: framework-informed areas of inquiry; initial codes generated inductively and themes developed through reflexive analysis.</w:t>
             </w:r>
           </w:p>
         </w:tc>
       </w:tr>
       <w:tr>
+        <w:trPr>
+          <w:cantSplit/>
+        </w:trPr>
         <w:tc>
           <w:tcPr>
             <w:tcW w:w="700" w:type="dxa"/>
@@ -3856,21 +4291,24 @@
               <w:bottom w:val="single" w:sz="4" w:space="0" w:color="CCCCCC"/>
               <w:right w:val="single" w:sz="4" w:space="0" w:color="CCCCCC"/>
             </w:tcBorders>
-            <w:tcMar>
-              <w:top w:w="80" w:type="dxa"/>
-              <w:left w:w="120" w:type="dxa"/>
-              <w:bottom w:w="80" w:type="dxa"/>
-              <w:right w:w="120" w:type="dxa"/>
-            </w:tcMar>
-          </w:tcPr>
-          <w:p>
-            <w:pPr>
-              <w:bidi w:val="0"/>
-              <w:spacing w:line="360" w:lineRule="auto"/>
-              <w:jc w:val="left"/>
-            </w:pPr>
-            <w:r>
-              <w:rPr>
+            <w:vAlign w:val="center"/>
+            <w:tcMar>
+              <w:top w:w="75" w:type="dxa"/>
+              <w:left w:w="75" w:type="dxa"/>
+              <w:bottom w:w="75" w:type="dxa"/>
+              <w:right w:w="75" w:type="dxa"/>
+            </w:tcMar>
+            <w:shd w:fill="FFFFFF"/>
+          </w:tcPr>
+          <w:p>
+            <w:pPr>
+              <w:keepNext w:val="0"/>
+              <w:spacing w:line="252" w:lineRule="auto" w:after="60"/>
+              <w:jc w:val="left"/>
+            </w:pPr>
+            <w:r>
+              <w:rPr>
+                <w:rFonts w:ascii="Times New Roman" w:hAnsi="Times New Roman"/>
                 <w:sz w:val="18"/>
                 <w:szCs w:val="18"/>
               </w:rPr>
@@ -3887,21 +4325,24 @@
               <w:bottom w:val="single" w:sz="4" w:space="0" w:color="CCCCCC"/>
               <w:right w:val="single" w:sz="4" w:space="0" w:color="CCCCCC"/>
             </w:tcBorders>
-            <w:tcMar>
-              <w:top w:w="80" w:type="dxa"/>
-              <w:left w:w="120" w:type="dxa"/>
-              <w:bottom w:w="80" w:type="dxa"/>
-              <w:right w:w="120" w:type="dxa"/>
-            </w:tcMar>
-          </w:tcPr>
-          <w:p>
-            <w:pPr>
-              <w:bidi w:val="0"/>
-              <w:spacing w:line="360" w:lineRule="auto"/>
-              <w:jc w:val="left"/>
-            </w:pPr>
-            <w:r>
-              <w:rPr>
+            <w:vAlign w:val="center"/>
+            <w:tcMar>
+              <w:top w:w="75" w:type="dxa"/>
+              <w:left w:w="75" w:type="dxa"/>
+              <w:bottom w:w="75" w:type="dxa"/>
+              <w:right w:w="75" w:type="dxa"/>
+            </w:tcMar>
+            <w:shd w:fill="FFFFFF"/>
+          </w:tcPr>
+          <w:p>
+            <w:pPr>
+              <w:keepNext w:val="0"/>
+              <w:spacing w:line="252" w:lineRule="auto" w:after="60"/>
+              <w:jc w:val="left"/>
+            </w:pPr>
+            <w:r>
+              <w:rPr>
+                <w:rFonts w:ascii="Times New Roman" w:hAnsi="Times New Roman"/>
                 <w:sz w:val="18"/>
                 <w:szCs w:val="18"/>
               </w:rPr>
@@ -3918,21 +4359,24 @@
               <w:bottom w:val="single" w:sz="4" w:space="0" w:color="CCCCCC"/>
               <w:right w:val="single" w:sz="4" w:space="0" w:color="CCCCCC"/>
             </w:tcBorders>
-            <w:tcMar>
-              <w:top w:w="80" w:type="dxa"/>
-              <w:left w:w="120" w:type="dxa"/>
-              <w:bottom w:w="80" w:type="dxa"/>
-              <w:right w:w="120" w:type="dxa"/>
-            </w:tcMar>
-          </w:tcPr>
-          <w:p>
-            <w:pPr>
-              <w:bidi w:val="0"/>
-              <w:spacing w:line="360" w:lineRule="auto"/>
-              <w:jc w:val="left"/>
-            </w:pPr>
-            <w:r>
-              <w:rPr>
+            <w:vAlign w:val="center"/>
+            <w:tcMar>
+              <w:top w:w="75" w:type="dxa"/>
+              <w:left w:w="75" w:type="dxa"/>
+              <w:bottom w:w="75" w:type="dxa"/>
+              <w:right w:w="75" w:type="dxa"/>
+            </w:tcMar>
+            <w:shd w:fill="FFFFFF"/>
+          </w:tcPr>
+          <w:p>
+            <w:pPr>
+              <w:keepNext w:val="0"/>
+              <w:spacing w:line="252" w:lineRule="auto" w:after="60"/>
+              <w:jc w:val="left"/>
+            </w:pPr>
+            <w:r>
+              <w:rPr>
+                <w:rFonts w:ascii="Times New Roman" w:hAnsi="Times New Roman"/>
                 <w:sz w:val="18"/>
                 <w:szCs w:val="18"/>
               </w:rPr>
@@ -3949,21 +4393,24 @@
               <w:bottom w:val="single" w:sz="4" w:space="0" w:color="CCCCCC"/>
               <w:right w:val="single" w:sz="4" w:space="0" w:color="CCCCCC"/>
             </w:tcBorders>
-            <w:tcMar>
-              <w:top w:w="80" w:type="dxa"/>
-              <w:left w:w="120" w:type="dxa"/>
-              <w:bottom w:w="80" w:type="dxa"/>
-              <w:right w:w="120" w:type="dxa"/>
-            </w:tcMar>
-          </w:tcPr>
-          <w:p>
-            <w:pPr>
-              <w:bidi w:val="0"/>
-              <w:spacing w:line="360" w:lineRule="auto"/>
-              <w:jc w:val="left"/>
-            </w:pPr>
-            <w:r>
-              <w:rPr>
+            <w:vAlign w:val="center"/>
+            <w:tcMar>
+              <w:top w:w="75" w:type="dxa"/>
+              <w:left w:w="75" w:type="dxa"/>
+              <w:bottom w:w="75" w:type="dxa"/>
+              <w:right w:w="75" w:type="dxa"/>
+            </w:tcMar>
+            <w:shd w:fill="FFFFFF"/>
+          </w:tcPr>
+          <w:p>
+            <w:pPr>
+              <w:keepNext w:val="0"/>
+              <w:spacing w:line="252" w:lineRule="auto" w:after="60"/>
+              <w:jc w:val="left"/>
+            </w:pPr>
+            <w:r>
+              <w:rPr>
+                <w:rFonts w:ascii="Times New Roman" w:hAnsi="Times New Roman"/>
                 <w:sz w:val="18"/>
                 <w:szCs w:val="18"/>
               </w:rPr>
@@ -3973,6 +4420,9 @@
         </w:tc>
       </w:tr>
       <w:tr>
+        <w:trPr>
+          <w:cantSplit/>
+        </w:trPr>
         <w:tc>
           <w:tcPr>
             <w:tcW w:w="700" w:type="dxa"/>
@@ -3982,21 +4432,24 @@
               <w:bottom w:val="single" w:sz="4" w:space="0" w:color="CCCCCC"/>
               <w:right w:val="single" w:sz="4" w:space="0" w:color="CCCCCC"/>
             </w:tcBorders>
-            <w:tcMar>
-              <w:top w:w="80" w:type="dxa"/>
-              <w:left w:w="120" w:type="dxa"/>
-              <w:bottom w:w="80" w:type="dxa"/>
-              <w:right w:w="120" w:type="dxa"/>
-            </w:tcMar>
-          </w:tcPr>
-          <w:p>
-            <w:pPr>
-              <w:bidi w:val="0"/>
-              <w:spacing w:line="360" w:lineRule="auto"/>
-              <w:jc w:val="left"/>
-            </w:pPr>
-            <w:r>
-              <w:rPr>
+            <w:vAlign w:val="center"/>
+            <w:tcMar>
+              <w:top w:w="75" w:type="dxa"/>
+              <w:left w:w="75" w:type="dxa"/>
+              <w:bottom w:w="75" w:type="dxa"/>
+              <w:right w:w="75" w:type="dxa"/>
+            </w:tcMar>
+            <w:shd w:fill="FFFFFF"/>
+          </w:tcPr>
+          <w:p>
+            <w:pPr>
+              <w:keepNext w:val="0"/>
+              <w:spacing w:line="252" w:lineRule="auto" w:after="60"/>
+              <w:jc w:val="left"/>
+            </w:pPr>
+            <w:r>
+              <w:rPr>
+                <w:rFonts w:ascii="Times New Roman" w:hAnsi="Times New Roman"/>
                 <w:sz w:val="18"/>
                 <w:szCs w:val="18"/>
               </w:rPr>
@@ -4013,21 +4466,24 @@
               <w:bottom w:val="single" w:sz="4" w:space="0" w:color="CCCCCC"/>
               <w:right w:val="single" w:sz="4" w:space="0" w:color="CCCCCC"/>
             </w:tcBorders>
-            <w:tcMar>
-              <w:top w:w="80" w:type="dxa"/>
-              <w:left w:w="120" w:type="dxa"/>
-              <w:bottom w:w="80" w:type="dxa"/>
-              <w:right w:w="120" w:type="dxa"/>
-            </w:tcMar>
-          </w:tcPr>
-          <w:p>
-            <w:pPr>
-              <w:bidi w:val="0"/>
-              <w:spacing w:line="360" w:lineRule="auto"/>
-              <w:jc w:val="left"/>
-            </w:pPr>
-            <w:r>
-              <w:rPr>
+            <w:vAlign w:val="center"/>
+            <w:tcMar>
+              <w:top w:w="75" w:type="dxa"/>
+              <w:left w:w="75" w:type="dxa"/>
+              <w:bottom w:w="75" w:type="dxa"/>
+              <w:right w:w="75" w:type="dxa"/>
+            </w:tcMar>
+            <w:shd w:fill="FFFFFF"/>
+          </w:tcPr>
+          <w:p>
+            <w:pPr>
+              <w:keepNext w:val="0"/>
+              <w:spacing w:line="252" w:lineRule="auto" w:after="60"/>
+              <w:jc w:val="left"/>
+            </w:pPr>
+            <w:r>
+              <w:rPr>
+                <w:rFonts w:ascii="Times New Roman" w:hAnsi="Times New Roman"/>
                 <w:sz w:val="18"/>
                 <w:szCs w:val="18"/>
               </w:rPr>
@@ -4044,21 +4500,24 @@
               <w:bottom w:val="single" w:sz="4" w:space="0" w:color="CCCCCC"/>
               <w:right w:val="single" w:sz="4" w:space="0" w:color="CCCCCC"/>
             </w:tcBorders>
-            <w:tcMar>
-              <w:top w:w="80" w:type="dxa"/>
-              <w:left w:w="120" w:type="dxa"/>
-              <w:bottom w:w="80" w:type="dxa"/>
-              <w:right w:w="120" w:type="dxa"/>
-            </w:tcMar>
-          </w:tcPr>
-          <w:p>
-            <w:pPr>
-              <w:bidi w:val="0"/>
-              <w:spacing w:line="360" w:lineRule="auto"/>
-              <w:jc w:val="left"/>
-            </w:pPr>
-            <w:r>
-              <w:rPr>
+            <w:vAlign w:val="center"/>
+            <w:tcMar>
+              <w:top w:w="75" w:type="dxa"/>
+              <w:left w:w="75" w:type="dxa"/>
+              <w:bottom w:w="75" w:type="dxa"/>
+              <w:right w:w="75" w:type="dxa"/>
+            </w:tcMar>
+            <w:shd w:fill="FFFFFF"/>
+          </w:tcPr>
+          <w:p>
+            <w:pPr>
+              <w:keepNext w:val="0"/>
+              <w:spacing w:line="252" w:lineRule="auto" w:after="60"/>
+              <w:jc w:val="left"/>
+            </w:pPr>
+            <w:r>
+              <w:rPr>
+                <w:rFonts w:ascii="Times New Roman" w:hAnsi="Times New Roman"/>
                 <w:sz w:val="18"/>
                 <w:szCs w:val="18"/>
               </w:rPr>
@@ -4075,30 +4534,36 @@
               <w:bottom w:val="single" w:sz="4" w:space="0" w:color="CCCCCC"/>
               <w:right w:val="single" w:sz="4" w:space="0" w:color="CCCCCC"/>
             </w:tcBorders>
-            <w:tcMar>
-              <w:top w:w="80" w:type="dxa"/>
-              <w:left w:w="120" w:type="dxa"/>
-              <w:bottom w:w="80" w:type="dxa"/>
-              <w:right w:w="120" w:type="dxa"/>
-            </w:tcMar>
-          </w:tcPr>
-          <w:p>
-            <w:pPr>
-              <w:bidi w:val="0"/>
-              <w:spacing w:line="360" w:lineRule="auto"/>
-              <w:jc w:val="left"/>
-            </w:pPr>
-            <w:r>
-              <w:rPr>
-                <w:sz w:val="18"/>
-                <w:szCs w:val="18"/>
-              </w:rPr>
-              <w:t xml:space="preserve">Member checking with six purposively selected participants.</w:t>
+            <w:vAlign w:val="center"/>
+            <w:tcMar>
+              <w:top w:w="75" w:type="dxa"/>
+              <w:left w:w="75" w:type="dxa"/>
+              <w:bottom w:w="75" w:type="dxa"/>
+              <w:right w:w="75" w:type="dxa"/>
+            </w:tcMar>
+            <w:shd w:fill="FFFFFF"/>
+          </w:tcPr>
+          <w:p>
+            <w:pPr>
+              <w:keepNext w:val="0"/>
+              <w:spacing w:line="252" w:lineRule="auto" w:after="60"/>
+              <w:jc w:val="left"/>
+            </w:pPr>
+            <w:r>
+              <w:rPr>
+                <w:rFonts w:ascii="Times New Roman" w:hAnsi="Times New Roman"/>
+                <w:sz w:val="18"/>
+                <w:szCs w:val="18"/>
+              </w:rPr>
+              <w:t xml:space="preserve">Participant reflection: six purposively selected participants reviewed summary accounts of the emerging themes.</w:t>
             </w:r>
           </w:p>
         </w:tc>
       </w:tr>
       <w:tr>
+        <w:trPr>
+          <w:cantSplit/>
+        </w:trPr>
         <w:tc>
           <w:tcPr>
             <w:tcW w:w="700" w:type="dxa"/>
@@ -4108,21 +4573,24 @@
               <w:bottom w:val="single" w:sz="4" w:space="0" w:color="CCCCCC"/>
               <w:right w:val="single" w:sz="4" w:space="0" w:color="CCCCCC"/>
             </w:tcBorders>
-            <w:tcMar>
-              <w:top w:w="80" w:type="dxa"/>
-              <w:left w:w="120" w:type="dxa"/>
-              <w:bottom w:w="80" w:type="dxa"/>
-              <w:right w:w="120" w:type="dxa"/>
-            </w:tcMar>
-          </w:tcPr>
-          <w:p>
-            <w:pPr>
-              <w:bidi w:val="0"/>
-              <w:spacing w:line="360" w:lineRule="auto"/>
-              <w:jc w:val="left"/>
-            </w:pPr>
-            <w:r>
-              <w:rPr>
+            <w:vAlign w:val="center"/>
+            <w:tcMar>
+              <w:top w:w="75" w:type="dxa"/>
+              <w:left w:w="75" w:type="dxa"/>
+              <w:bottom w:w="75" w:type="dxa"/>
+              <w:right w:w="75" w:type="dxa"/>
+            </w:tcMar>
+            <w:shd w:fill="FFFFFF"/>
+          </w:tcPr>
+          <w:p>
+            <w:pPr>
+              <w:keepNext w:val="0"/>
+              <w:spacing w:line="252" w:lineRule="auto" w:after="60"/>
+              <w:jc w:val="left"/>
+            </w:pPr>
+            <w:r>
+              <w:rPr>
+                <w:rFonts w:ascii="Times New Roman" w:hAnsi="Times New Roman"/>
                 <w:sz w:val="18"/>
                 <w:szCs w:val="18"/>
               </w:rPr>
@@ -4139,21 +4607,24 @@
               <w:bottom w:val="single" w:sz="4" w:space="0" w:color="CCCCCC"/>
               <w:right w:val="single" w:sz="4" w:space="0" w:color="CCCCCC"/>
             </w:tcBorders>
-            <w:tcMar>
-              <w:top w:w="80" w:type="dxa"/>
-              <w:left w:w="120" w:type="dxa"/>
-              <w:bottom w:w="80" w:type="dxa"/>
-              <w:right w:w="120" w:type="dxa"/>
-            </w:tcMar>
-          </w:tcPr>
-          <w:p>
-            <w:pPr>
-              <w:bidi w:val="0"/>
-              <w:spacing w:line="360" w:lineRule="auto"/>
-              <w:jc w:val="left"/>
-            </w:pPr>
-            <w:r>
-              <w:rPr>
+            <w:vAlign w:val="center"/>
+            <w:tcMar>
+              <w:top w:w="75" w:type="dxa"/>
+              <w:left w:w="75" w:type="dxa"/>
+              <w:bottom w:w="75" w:type="dxa"/>
+              <w:right w:w="75" w:type="dxa"/>
+            </w:tcMar>
+            <w:shd w:fill="FFFFFF"/>
+          </w:tcPr>
+          <w:p>
+            <w:pPr>
+              <w:keepNext w:val="0"/>
+              <w:spacing w:line="252" w:lineRule="auto" w:after="60"/>
+              <w:jc w:val="left"/>
+            </w:pPr>
+            <w:r>
+              <w:rPr>
+                <w:rFonts w:ascii="Times New Roman" w:hAnsi="Times New Roman"/>
                 <w:sz w:val="18"/>
                 <w:szCs w:val="18"/>
               </w:rPr>
@@ -4170,21 +4641,24 @@
               <w:bottom w:val="single" w:sz="4" w:space="0" w:color="CCCCCC"/>
               <w:right w:val="single" w:sz="4" w:space="0" w:color="CCCCCC"/>
             </w:tcBorders>
-            <w:tcMar>
-              <w:top w:w="80" w:type="dxa"/>
-              <w:left w:w="120" w:type="dxa"/>
-              <w:bottom w:w="80" w:type="dxa"/>
-              <w:right w:w="120" w:type="dxa"/>
-            </w:tcMar>
-          </w:tcPr>
-          <w:p>
-            <w:pPr>
-              <w:bidi w:val="0"/>
-              <w:spacing w:line="360" w:lineRule="auto"/>
-              <w:jc w:val="left"/>
-            </w:pPr>
-            <w:r>
-              <w:rPr>
+            <w:vAlign w:val="center"/>
+            <w:tcMar>
+              <w:top w:w="75" w:type="dxa"/>
+              <w:left w:w="75" w:type="dxa"/>
+              <w:bottom w:w="75" w:type="dxa"/>
+              <w:right w:w="75" w:type="dxa"/>
+            </w:tcMar>
+            <w:shd w:fill="FFFFFF"/>
+          </w:tcPr>
+          <w:p>
+            <w:pPr>
+              <w:keepNext w:val="0"/>
+              <w:spacing w:line="252" w:lineRule="auto" w:after="60"/>
+              <w:jc w:val="left"/>
+            </w:pPr>
+            <w:r>
+              <w:rPr>
+                <w:rFonts w:ascii="Times New Roman" w:hAnsi="Times New Roman"/>
                 <w:sz w:val="18"/>
                 <w:szCs w:val="18"/>
               </w:rPr>
@@ -4201,30 +4675,35 @@
               <w:bottom w:val="single" w:sz="4" w:space="0" w:color="CCCCCC"/>
               <w:right w:val="single" w:sz="4" w:space="0" w:color="CCCCCC"/>
             </w:tcBorders>
-            <w:tcMar>
-              <w:top w:w="80" w:type="dxa"/>
-              <w:left w:w="120" w:type="dxa"/>
-              <w:bottom w:w="80" w:type="dxa"/>
-              <w:right w:w="120" w:type="dxa"/>
-            </w:tcMar>
-          </w:tcPr>
-          <w:p>
-            <w:pPr>
-              <w:bidi w:val="0"/>
-              <w:spacing w:line="360" w:lineRule="auto"/>
-              <w:jc w:val="left"/>
-            </w:pPr>
-            <w:r>
-              <w:rPr>
-                <w:sz w:val="18"/>
-                <w:szCs w:val="18"/>
-              </w:rPr>
-              <w:t xml:space="preserve">Quotations identified by participant code, sex, banded experience, and site.</w:t>
+            <w:vAlign w:val="center"/>
+            <w:tcMar>
+              <w:top w:w="75" w:type="dxa"/>
+              <w:left w:w="75" w:type="dxa"/>
+              <w:bottom w:w="75" w:type="dxa"/>
+              <w:right w:w="75" w:type="dxa"/>
+            </w:tcMar>
+            <w:shd w:fill="FFFFFF"/>
+          </w:tcPr>
+          <w:p>
+            <w:pPr>
+              <w:keepNext w:val="0"/>
+              <w:spacing w:line="252" w:lineRule="auto" w:after="60"/>
+              <w:jc w:val="left"/>
+            </w:pPr>
+            <w:r>
+              <w:rPr>
+                <w:rFonts w:ascii="Times New Roman" w:hAnsi="Times New Roman"/>
+                <w:sz w:val="18"/>
+              </w:rPr>
+              <w:t>Quotations identified by participant code and hospital site; demographic characteristics are reported in aggregate.</w:t>
             </w:r>
           </w:p>
         </w:tc>
       </w:tr>
       <w:tr>
+        <w:trPr>
+          <w:cantSplit/>
+        </w:trPr>
         <w:tc>
           <w:tcPr>
             <w:tcW w:w="700" w:type="dxa"/>
@@ -4234,21 +4713,24 @@
               <w:bottom w:val="single" w:sz="4" w:space="0" w:color="CCCCCC"/>
               <w:right w:val="single" w:sz="4" w:space="0" w:color="CCCCCC"/>
             </w:tcBorders>
-            <w:tcMar>
-              <w:top w:w="80" w:type="dxa"/>
-              <w:left w:w="120" w:type="dxa"/>
-              <w:bottom w:w="80" w:type="dxa"/>
-              <w:right w:w="120" w:type="dxa"/>
-            </w:tcMar>
-          </w:tcPr>
-          <w:p>
-            <w:pPr>
-              <w:bidi w:val="0"/>
-              <w:spacing w:line="360" w:lineRule="auto"/>
-              <w:jc w:val="left"/>
-            </w:pPr>
-            <w:r>
-              <w:rPr>
+            <w:vAlign w:val="center"/>
+            <w:tcMar>
+              <w:top w:w="75" w:type="dxa"/>
+              <w:left w:w="75" w:type="dxa"/>
+              <w:bottom w:w="75" w:type="dxa"/>
+              <w:right w:w="75" w:type="dxa"/>
+            </w:tcMar>
+            <w:shd w:fill="FFFFFF"/>
+          </w:tcPr>
+          <w:p>
+            <w:pPr>
+              <w:keepNext w:val="0"/>
+              <w:spacing w:line="252" w:lineRule="auto" w:after="60"/>
+              <w:jc w:val="left"/>
+            </w:pPr>
+            <w:r>
+              <w:rPr>
+                <w:rFonts w:ascii="Times New Roman" w:hAnsi="Times New Roman"/>
                 <w:sz w:val="18"/>
                 <w:szCs w:val="18"/>
               </w:rPr>
@@ -4265,21 +4747,24 @@
               <w:bottom w:val="single" w:sz="4" w:space="0" w:color="CCCCCC"/>
               <w:right w:val="single" w:sz="4" w:space="0" w:color="CCCCCC"/>
             </w:tcBorders>
-            <w:tcMar>
-              <w:top w:w="80" w:type="dxa"/>
-              <w:left w:w="120" w:type="dxa"/>
-              <w:bottom w:w="80" w:type="dxa"/>
-              <w:right w:w="120" w:type="dxa"/>
-            </w:tcMar>
-          </w:tcPr>
-          <w:p>
-            <w:pPr>
-              <w:bidi w:val="0"/>
-              <w:spacing w:line="360" w:lineRule="auto"/>
-              <w:jc w:val="left"/>
-            </w:pPr>
-            <w:r>
-              <w:rPr>
+            <w:vAlign w:val="center"/>
+            <w:tcMar>
+              <w:top w:w="75" w:type="dxa"/>
+              <w:left w:w="75" w:type="dxa"/>
+              <w:bottom w:w="75" w:type="dxa"/>
+              <w:right w:w="75" w:type="dxa"/>
+            </w:tcMar>
+            <w:shd w:fill="FFFFFF"/>
+          </w:tcPr>
+          <w:p>
+            <w:pPr>
+              <w:keepNext w:val="0"/>
+              <w:spacing w:line="252" w:lineRule="auto" w:after="60"/>
+              <w:jc w:val="left"/>
+            </w:pPr>
+            <w:r>
+              <w:rPr>
+                <w:rFonts w:ascii="Times New Roman" w:hAnsi="Times New Roman"/>
                 <w:sz w:val="18"/>
                 <w:szCs w:val="18"/>
               </w:rPr>
@@ -4296,21 +4781,24 @@
               <w:bottom w:val="single" w:sz="4" w:space="0" w:color="CCCCCC"/>
               <w:right w:val="single" w:sz="4" w:space="0" w:color="CCCCCC"/>
             </w:tcBorders>
-            <w:tcMar>
-              <w:top w:w="80" w:type="dxa"/>
-              <w:left w:w="120" w:type="dxa"/>
-              <w:bottom w:w="80" w:type="dxa"/>
-              <w:right w:w="120" w:type="dxa"/>
-            </w:tcMar>
-          </w:tcPr>
-          <w:p>
-            <w:pPr>
-              <w:bidi w:val="0"/>
-              <w:spacing w:line="360" w:lineRule="auto"/>
-              <w:jc w:val="left"/>
-            </w:pPr>
-            <w:r>
-              <w:rPr>
+            <w:vAlign w:val="center"/>
+            <w:tcMar>
+              <w:top w:w="75" w:type="dxa"/>
+              <w:left w:w="75" w:type="dxa"/>
+              <w:bottom w:w="75" w:type="dxa"/>
+              <w:right w:w="75" w:type="dxa"/>
+            </w:tcMar>
+            <w:shd w:fill="FFFFFF"/>
+          </w:tcPr>
+          <w:p>
+            <w:pPr>
+              <w:keepNext w:val="0"/>
+              <w:spacing w:line="252" w:lineRule="auto" w:after="60"/>
+              <w:jc w:val="left"/>
+            </w:pPr>
+            <w:r>
+              <w:rPr>
+                <w:rFonts w:ascii="Times New Roman" w:hAnsi="Times New Roman"/>
                 <w:sz w:val="18"/>
                 <w:szCs w:val="18"/>
               </w:rPr>
@@ -4327,21 +4815,24 @@
               <w:bottom w:val="single" w:sz="4" w:space="0" w:color="CCCCCC"/>
               <w:right w:val="single" w:sz="4" w:space="0" w:color="CCCCCC"/>
             </w:tcBorders>
-            <w:tcMar>
-              <w:top w:w="80" w:type="dxa"/>
-              <w:left w:w="120" w:type="dxa"/>
-              <w:bottom w:w="80" w:type="dxa"/>
-              <w:right w:w="120" w:type="dxa"/>
-            </w:tcMar>
-          </w:tcPr>
-          <w:p>
-            <w:pPr>
-              <w:bidi w:val="0"/>
-              <w:spacing w:line="360" w:lineRule="auto"/>
-              <w:jc w:val="left"/>
-            </w:pPr>
-            <w:r>
-              <w:rPr>
+            <w:vAlign w:val="center"/>
+            <w:tcMar>
+              <w:top w:w="75" w:type="dxa"/>
+              <w:left w:w="75" w:type="dxa"/>
+              <w:bottom w:w="75" w:type="dxa"/>
+              <w:right w:w="75" w:type="dxa"/>
+            </w:tcMar>
+            <w:shd w:fill="FFFFFF"/>
+          </w:tcPr>
+          <w:p>
+            <w:pPr>
+              <w:keepNext w:val="0"/>
+              <w:spacing w:line="252" w:lineRule="auto" w:after="60"/>
+              <w:jc w:val="left"/>
+            </w:pPr>
+            <w:r>
+              <w:rPr>
+                <w:rFonts w:ascii="Times New Roman" w:hAnsi="Times New Roman"/>
                 <w:sz w:val="18"/>
                 <w:szCs w:val="18"/>
               </w:rPr>
@@ -4351,6 +4842,9 @@
         </w:tc>
       </w:tr>
       <w:tr>
+        <w:trPr>
+          <w:cantSplit/>
+        </w:trPr>
         <w:tc>
           <w:tcPr>
             <w:tcW w:w="700" w:type="dxa"/>
@@ -4360,21 +4854,24 @@
               <w:bottom w:val="single" w:sz="4" w:space="0" w:color="CCCCCC"/>
               <w:right w:val="single" w:sz="4" w:space="0" w:color="CCCCCC"/>
             </w:tcBorders>
-            <w:tcMar>
-              <w:top w:w="80" w:type="dxa"/>
-              <w:left w:w="120" w:type="dxa"/>
-              <w:bottom w:w="80" w:type="dxa"/>
-              <w:right w:w="120" w:type="dxa"/>
-            </w:tcMar>
-          </w:tcPr>
-          <w:p>
-            <w:pPr>
-              <w:bidi w:val="0"/>
-              <w:spacing w:line="360" w:lineRule="auto"/>
-              <w:jc w:val="left"/>
-            </w:pPr>
-            <w:r>
-              <w:rPr>
+            <w:vAlign w:val="center"/>
+            <w:tcMar>
+              <w:top w:w="75" w:type="dxa"/>
+              <w:left w:w="75" w:type="dxa"/>
+              <w:bottom w:w="75" w:type="dxa"/>
+              <w:right w:w="75" w:type="dxa"/>
+            </w:tcMar>
+            <w:shd w:fill="FFFFFF"/>
+          </w:tcPr>
+          <w:p>
+            <w:pPr>
+              <w:keepNext w:val="0"/>
+              <w:spacing w:line="252" w:lineRule="auto" w:after="60"/>
+              <w:jc w:val="left"/>
+            </w:pPr>
+            <w:r>
+              <w:rPr>
+                <w:rFonts w:ascii="Times New Roman" w:hAnsi="Times New Roman"/>
                 <w:sz w:val="18"/>
                 <w:szCs w:val="18"/>
               </w:rPr>
@@ -4391,21 +4888,24 @@
               <w:bottom w:val="single" w:sz="4" w:space="0" w:color="CCCCCC"/>
               <w:right w:val="single" w:sz="4" w:space="0" w:color="CCCCCC"/>
             </w:tcBorders>
-            <w:tcMar>
-              <w:top w:w="80" w:type="dxa"/>
-              <w:left w:w="120" w:type="dxa"/>
-              <w:bottom w:w="80" w:type="dxa"/>
-              <w:right w:w="120" w:type="dxa"/>
-            </w:tcMar>
-          </w:tcPr>
-          <w:p>
-            <w:pPr>
-              <w:bidi w:val="0"/>
-              <w:spacing w:line="360" w:lineRule="auto"/>
-              <w:jc w:val="left"/>
-            </w:pPr>
-            <w:r>
-              <w:rPr>
+            <w:vAlign w:val="center"/>
+            <w:tcMar>
+              <w:top w:w="75" w:type="dxa"/>
+              <w:left w:w="75" w:type="dxa"/>
+              <w:bottom w:w="75" w:type="dxa"/>
+              <w:right w:w="75" w:type="dxa"/>
+            </w:tcMar>
+            <w:shd w:fill="FFFFFF"/>
+          </w:tcPr>
+          <w:p>
+            <w:pPr>
+              <w:keepNext w:val="0"/>
+              <w:spacing w:line="252" w:lineRule="auto" w:after="60"/>
+              <w:jc w:val="left"/>
+            </w:pPr>
+            <w:r>
+              <w:rPr>
+                <w:rFonts w:ascii="Times New Roman" w:hAnsi="Times New Roman"/>
                 <w:sz w:val="18"/>
                 <w:szCs w:val="18"/>
               </w:rPr>
@@ -4422,21 +4922,24 @@
               <w:bottom w:val="single" w:sz="4" w:space="0" w:color="CCCCCC"/>
               <w:right w:val="single" w:sz="4" w:space="0" w:color="CCCCCC"/>
             </w:tcBorders>
-            <w:tcMar>
-              <w:top w:w="80" w:type="dxa"/>
-              <w:left w:w="120" w:type="dxa"/>
-              <w:bottom w:w="80" w:type="dxa"/>
-              <w:right w:w="120" w:type="dxa"/>
-            </w:tcMar>
-          </w:tcPr>
-          <w:p>
-            <w:pPr>
-              <w:bidi w:val="0"/>
-              <w:spacing w:line="360" w:lineRule="auto"/>
-              <w:jc w:val="left"/>
-            </w:pPr>
-            <w:r>
-              <w:rPr>
+            <w:vAlign w:val="center"/>
+            <w:tcMar>
+              <w:top w:w="75" w:type="dxa"/>
+              <w:left w:w="75" w:type="dxa"/>
+              <w:bottom w:w="75" w:type="dxa"/>
+              <w:right w:w="75" w:type="dxa"/>
+            </w:tcMar>
+            <w:shd w:fill="FFFFFF"/>
+          </w:tcPr>
+          <w:p>
+            <w:pPr>
+              <w:keepNext w:val="0"/>
+              <w:spacing w:line="252" w:lineRule="auto" w:after="60"/>
+              <w:jc w:val="left"/>
+            </w:pPr>
+            <w:r>
+              <w:rPr>
+                <w:rFonts w:ascii="Times New Roman" w:hAnsi="Times New Roman"/>
                 <w:sz w:val="18"/>
                 <w:szCs w:val="18"/>
               </w:rPr>
@@ -4453,21 +4956,24 @@
               <w:bottom w:val="single" w:sz="4" w:space="0" w:color="CCCCCC"/>
               <w:right w:val="single" w:sz="4" w:space="0" w:color="CCCCCC"/>
             </w:tcBorders>
-            <w:tcMar>
-              <w:top w:w="80" w:type="dxa"/>
-              <w:left w:w="120" w:type="dxa"/>
-              <w:bottom w:w="80" w:type="dxa"/>
-              <w:right w:w="120" w:type="dxa"/>
-            </w:tcMar>
-          </w:tcPr>
-          <w:p>
-            <w:pPr>
-              <w:bidi w:val="0"/>
-              <w:spacing w:line="360" w:lineRule="auto"/>
-              <w:jc w:val="left"/>
-            </w:pPr>
-            <w:r>
-              <w:rPr>
+            <w:vAlign w:val="center"/>
+            <w:tcMar>
+              <w:top w:w="75" w:type="dxa"/>
+              <w:left w:w="75" w:type="dxa"/>
+              <w:bottom w:w="75" w:type="dxa"/>
+              <w:right w:w="75" w:type="dxa"/>
+            </w:tcMar>
+            <w:shd w:fill="FFFFFF"/>
+          </w:tcPr>
+          <w:p>
+            <w:pPr>
+              <w:keepNext w:val="0"/>
+              <w:spacing w:line="252" w:lineRule="auto" w:after="60"/>
+              <w:jc w:val="left"/>
+            </w:pPr>
+            <w:r>
+              <w:rPr>
+                <w:rFonts w:ascii="Times New Roman" w:hAnsi="Times New Roman"/>
                 <w:sz w:val="18"/>
                 <w:szCs w:val="18"/>
               </w:rPr>
@@ -4477,6 +4983,9 @@
         </w:tc>
       </w:tr>
       <w:tr>
+        <w:trPr>
+          <w:cantSplit/>
+        </w:trPr>
         <w:tc>
           <w:tcPr>
             <w:tcW w:w="700" w:type="dxa"/>
@@ -4486,21 +4995,24 @@
               <w:bottom w:val="single" w:sz="4" w:space="0" w:color="CCCCCC"/>
               <w:right w:val="single" w:sz="4" w:space="0" w:color="CCCCCC"/>
             </w:tcBorders>
-            <w:tcMar>
-              <w:top w:w="80" w:type="dxa"/>
-              <w:left w:w="120" w:type="dxa"/>
-              <w:bottom w:w="80" w:type="dxa"/>
-              <w:right w:w="120" w:type="dxa"/>
-            </w:tcMar>
-          </w:tcPr>
-          <w:p>
-            <w:pPr>
-              <w:bidi w:val="0"/>
-              <w:spacing w:line="360" w:lineRule="auto"/>
-              <w:jc w:val="left"/>
-            </w:pPr>
-            <w:r>
-              <w:rPr>
+            <w:vAlign w:val="center"/>
+            <w:tcMar>
+              <w:top w:w="75" w:type="dxa"/>
+              <w:left w:w="75" w:type="dxa"/>
+              <w:bottom w:w="75" w:type="dxa"/>
+              <w:right w:w="75" w:type="dxa"/>
+            </w:tcMar>
+            <w:shd w:fill="FFFFFF"/>
+          </w:tcPr>
+          <w:p>
+            <w:pPr>
+              <w:keepNext w:val="0"/>
+              <w:spacing w:line="252" w:lineRule="auto" w:after="60"/>
+              <w:jc w:val="left"/>
+            </w:pPr>
+            <w:r>
+              <w:rPr>
+                <w:rFonts w:ascii="Times New Roman" w:hAnsi="Times New Roman"/>
                 <w:sz w:val="18"/>
                 <w:szCs w:val="18"/>
               </w:rPr>
@@ -4517,21 +5029,24 @@
               <w:bottom w:val="single" w:sz="4" w:space="0" w:color="CCCCCC"/>
               <w:right w:val="single" w:sz="4" w:space="0" w:color="CCCCCC"/>
             </w:tcBorders>
-            <w:tcMar>
-              <w:top w:w="80" w:type="dxa"/>
-              <w:left w:w="120" w:type="dxa"/>
-              <w:bottom w:w="80" w:type="dxa"/>
-              <w:right w:w="120" w:type="dxa"/>
-            </w:tcMar>
-          </w:tcPr>
-          <w:p>
-            <w:pPr>
-              <w:bidi w:val="0"/>
-              <w:spacing w:line="360" w:lineRule="auto"/>
-              <w:jc w:val="left"/>
-            </w:pPr>
-            <w:r>
-              <w:rPr>
+            <w:vAlign w:val="center"/>
+            <w:tcMar>
+              <w:top w:w="75" w:type="dxa"/>
+              <w:left w:w="75" w:type="dxa"/>
+              <w:bottom w:w="75" w:type="dxa"/>
+              <w:right w:w="75" w:type="dxa"/>
+            </w:tcMar>
+            <w:shd w:fill="FFFFFF"/>
+          </w:tcPr>
+          <w:p>
+            <w:pPr>
+              <w:keepNext w:val="0"/>
+              <w:spacing w:line="252" w:lineRule="auto" w:after="60"/>
+              <w:jc w:val="left"/>
+            </w:pPr>
+            <w:r>
+              <w:rPr>
+                <w:rFonts w:ascii="Times New Roman" w:hAnsi="Times New Roman"/>
                 <w:sz w:val="18"/>
                 <w:szCs w:val="18"/>
               </w:rPr>
@@ -4548,21 +5063,24 @@
               <w:bottom w:val="single" w:sz="4" w:space="0" w:color="CCCCCC"/>
               <w:right w:val="single" w:sz="4" w:space="0" w:color="CCCCCC"/>
             </w:tcBorders>
-            <w:tcMar>
-              <w:top w:w="80" w:type="dxa"/>
-              <w:left w:w="120" w:type="dxa"/>
-              <w:bottom w:w="80" w:type="dxa"/>
-              <w:right w:w="120" w:type="dxa"/>
-            </w:tcMar>
-          </w:tcPr>
-          <w:p>
-            <w:pPr>
-              <w:bidi w:val="0"/>
-              <w:spacing w:line="360" w:lineRule="auto"/>
-              <w:jc w:val="left"/>
-            </w:pPr>
-            <w:r>
-              <w:rPr>
+            <w:vAlign w:val="center"/>
+            <w:tcMar>
+              <w:top w:w="75" w:type="dxa"/>
+              <w:left w:w="75" w:type="dxa"/>
+              <w:bottom w:w="75" w:type="dxa"/>
+              <w:right w:w="75" w:type="dxa"/>
+            </w:tcMar>
+            <w:shd w:fill="FFFFFF"/>
+          </w:tcPr>
+          <w:p>
+            <w:pPr>
+              <w:keepNext w:val="0"/>
+              <w:spacing w:line="252" w:lineRule="auto" w:after="60"/>
+              <w:jc w:val="left"/>
+            </w:pPr>
+            <w:r>
+              <w:rPr>
+                <w:rFonts w:ascii="Times New Roman" w:hAnsi="Times New Roman"/>
                 <w:sz w:val="18"/>
                 <w:szCs w:val="18"/>
               </w:rPr>
@@ -4579,21 +5097,24 @@
               <w:bottom w:val="single" w:sz="4" w:space="0" w:color="CCCCCC"/>
               <w:right w:val="single" w:sz="4" w:space="0" w:color="CCCCCC"/>
             </w:tcBorders>
-            <w:tcMar>
-              <w:top w:w="80" w:type="dxa"/>
-              <w:left w:w="120" w:type="dxa"/>
-              <w:bottom w:w="80" w:type="dxa"/>
-              <w:right w:w="120" w:type="dxa"/>
-            </w:tcMar>
-          </w:tcPr>
-          <w:p>
-            <w:pPr>
-              <w:bidi w:val="0"/>
-              <w:spacing w:line="360" w:lineRule="auto"/>
-              <w:jc w:val="left"/>
-            </w:pPr>
-            <w:r>
-              <w:rPr>
+            <w:vAlign w:val="center"/>
+            <w:tcMar>
+              <w:top w:w="75" w:type="dxa"/>
+              <w:left w:w="75" w:type="dxa"/>
+              <w:bottom w:w="75" w:type="dxa"/>
+              <w:right w:w="75" w:type="dxa"/>
+            </w:tcMar>
+            <w:shd w:fill="FFFFFF"/>
+          </w:tcPr>
+          <w:p>
+            <w:pPr>
+              <w:keepNext w:val="0"/>
+              <w:spacing w:line="252" w:lineRule="auto" w:after="60"/>
+              <w:jc w:val="left"/>
+            </w:pPr>
+            <w:r>
+              <w:rPr>
+                <w:rFonts w:ascii="Times New Roman" w:hAnsi="Times New Roman"/>
                 <w:sz w:val="18"/>
                 <w:szCs w:val="18"/>
               </w:rPr>
@@ -4605,9 +5126,8 @@
     </w:tbl>
     <w:p>
       <w:pPr>
-        <w:bidi w:val="0"/>
         <w:spacing w:before="80" w:after="80" w:line="360" w:lineRule="auto"/>
-        <w:jc w:val="both"/>
+        <w:jc w:val="left"/>
       </w:pPr>
       <w:r>
         <w:rPr>
@@ -4655,108 +5175,22 @@
       <w:pBdr>
         <w:top w:val="single" w:sz="6" w:space="1" w:color="2E75B6"/>
       </w:pBdr>
-      <w:jc w:val="right"/>
+      <w:jc w:val="center"/>
     </w:pPr>
     <w:r>
       <w:rPr>
-        <w:color w:val="555555"/>
         <w:sz w:val="18"/>
-        <w:szCs w:val="18"/>
       </w:rPr>
       <w:t xml:space="preserve">Page </w:t>
     </w:r>
+    <w:fldSimple w:instr="PAGE"/>
     <w:r>
       <w:rPr>
-        <w:color w:val="555555"/>
         <w:sz w:val="18"/>
-        <w:szCs w:val="18"/>
-      </w:rPr>
-      <w:fldChar w:fldCharType="begin"/>
-    </w:r>
-    <w:r>
-      <w:rPr>
-        <w:color w:val="555555"/>
-        <w:sz w:val="18"/>
-        <w:szCs w:val="18"/>
-      </w:rPr>
-      <w:instrText>PAGE</w:instrText>
-    </w:r>
-    <w:r>
-      <w:rPr>
-        <w:color w:val="555555"/>
-        <w:sz w:val="18"/>
-        <w:szCs w:val="18"/>
-      </w:rPr>
-      <w:fldChar w:fldCharType="separate"/>
-    </w:r>
-    <w:r>
-      <w:rPr>
-        <w:noProof/>
-        <w:color w:val="555555"/>
-        <w:sz w:val="18"/>
-        <w:szCs w:val="18"/>
-        <w:rtl/>
-      </w:rPr>
-      <w:t>1</w:t>
-    </w:r>
-    <w:r>
-      <w:rPr>
-        <w:color w:val="555555"/>
-        <w:sz w:val="18"/>
-        <w:szCs w:val="18"/>
-      </w:rPr>
-      <w:fldChar w:fldCharType="end"/>
-    </w:r>
-    <w:r>
-      <w:rPr>
-        <w:color w:val="555555"/>
-        <w:sz w:val="18"/>
-        <w:szCs w:val="18"/>
       </w:rPr>
       <w:t xml:space="preserve"> of </w:t>
     </w:r>
-    <w:r>
-      <w:rPr>
-        <w:color w:val="555555"/>
-        <w:sz w:val="18"/>
-        <w:szCs w:val="18"/>
-      </w:rPr>
-      <w:fldChar w:fldCharType="begin"/>
-    </w:r>
-    <w:r>
-      <w:rPr>
-        <w:color w:val="555555"/>
-        <w:sz w:val="18"/>
-        <w:szCs w:val="18"/>
-      </w:rPr>
-      <w:instrText>NUMPAGES</w:instrText>
-    </w:r>
-    <w:r>
-      <w:rPr>
-        <w:color w:val="555555"/>
-        <w:sz w:val="18"/>
-        <w:szCs w:val="18"/>
-      </w:rPr>
-      <w:fldChar w:fldCharType="separate"/>
-    </w:r>
-    <w:r>
-      <w:rPr>
-        <w:noProof/>
-        <w:color w:val="555555"/>
-        <w:sz w:val="18"/>
-        <w:szCs w:val="18"/>
-        <w:rtl/>
-      </w:rPr>
-      <w:t>2</w:t>
-    </w:r>
-    <w:r>
-      <w:rPr>
-        <w:color w:val="555555"/>
-        <w:sz w:val="18"/>
-        <w:szCs w:val="18"/>
-      </w:rPr>
-      <w:fldChar w:fldCharType="end"/>
-    </w:r>
+    <w:fldSimple w:instr="NUMPAGES"/>
   </w:p>
 </w:ftr>
 </file>
@@ -5480,9 +5914,7 @@
   <w:style w:type="paragraph" w:default="1" w:styleId="Normal">
     <w:name w:val="Normal"/>
     <w:qFormat/>
-    <w:pPr>
-      <w:bidi/>
-    </w:pPr>
+    <w:pPr/>
   </w:style>
   <w:style w:type="paragraph" w:styleId="Heading1">
     <w:name w:val="heading 1"/>
@@ -5495,7 +5927,7 @@
     <w:rPr>
       <w:b/>
       <w:bCs/>
-      <w:color w:val="1F3864"/>
+      <w:color w:val="000000"/>
       <w:sz w:val="28"/>
       <w:szCs w:val="28"/>
     </w:rPr>
@@ -5512,7 +5944,7 @@
     <w:rPr>
       <w:b/>
       <w:bCs/>
-      <w:color w:val="2E75B6"/>
+      <w:color w:val="000000"/>
       <w:sz w:val="24"/>
       <w:szCs w:val="24"/>
     </w:rPr>
@@ -5527,7 +5959,7 @@
       <w:outlineLvl w:val="2"/>
     </w:pPr>
     <w:rPr>
-      <w:color w:val="1F4D78"/>
+      <w:color w:val="000000"/>
       <w:sz w:val="24"/>
       <w:szCs w:val="24"/>
     </w:rPr>
@@ -5605,6 +6037,7 @@
     <w:uiPriority w:val="10"/>
     <w:qFormat/>
     <w:rPr>
+      <w:color w:val="000000"/>
       <w:sz w:val="56"/>
       <w:szCs w:val="56"/>
     </w:rPr>
